--- a/downloads/teacher/ai-2-week-06.docx
+++ b/downloads/teacher/ai-2-week-06.docx
@@ -2836,6 +2836,396 @@
         <w:t>Test the recommender’s helper functions with normal, zero and boundary inputs before debugging the whole application.</w:t>
       </w:r>
     </w:p>
+    <w:p>
+      <w:pPr>
+        <w:pStyle w:val="Heading1"/>
+      </w:pPr>
+      <w:r>
+        <w:t>07. Prepare, teach and assess</w:t>
+      </w:r>
+    </w:p>
+    <w:p>
+      <w:r>
+        <w:t>Teaching target: Design revealing tests for a function</w:t>
+      </w:r>
+    </w:p>
+    <w:p>
+      <w:r>
+        <w:t>Prepare the labelled worked-case picture, the matching workbook, fictional input cards and a place for individual responses. No paid AI account is required for the paper reasoning activities.</w:t>
+      </w:r>
+    </w:p>
+    <w:tbl>
+      <w:tblPr>
+        <w:tblStyle w:val="LightShading-Accent1"/>
+        <w:tblW w:type="auto" w:w="0"/>
+        <w:tblLook w:firstColumn="1" w:firstRow="1" w:lastColumn="0" w:lastRow="0" w:noHBand="0" w:noVBand="1" w:val="04A0"/>
+      </w:tblPr>
+      <w:tblGrid>
+        <w:gridCol w:w="3408"/>
+        <w:gridCol w:w="3408"/>
+        <w:gridCol w:w="3408"/>
+      </w:tblGrid>
+      <w:tr>
+        <w:trPr>
+          <w:tblHeader/>
+        </w:trPr>
+        <w:tc>
+          <w:tcPr>
+            <w:tcW w:type="dxa" w:w="3408"/>
+          </w:tcPr>
+          <w:p>
+            <w:r>
+              <w:t>Session</w:t>
+            </w:r>
+          </w:p>
+        </w:tc>
+        <w:tc>
+          <w:tcPr>
+            <w:tcW w:type="dxa" w:w="3408"/>
+          </w:tcPr>
+          <w:p>
+            <w:r>
+              <w:t>Plan</w:t>
+            </w:r>
+          </w:p>
+        </w:tc>
+        <w:tc>
+          <w:tcPr>
+            <w:tcW w:type="dxa" w:w="3408"/>
+          </w:tcPr>
+          <w:p>
+            <w:r>
+              <w:t>Resources</w:t>
+            </w:r>
+          </w:p>
+        </w:tc>
+      </w:tr>
+      <w:tr>
+        <w:tc>
+          <w:tcPr>
+            <w:tcW w:type="dxa" w:w="3408"/>
+          </w:tcPr>
+          <w:p>
+            <w:r>
+              <w:t>Session 1 · Understand · 45 min</w:t>
+            </w:r>
+          </w:p>
+        </w:tc>
+        <w:tc>
+          <w:tcPr>
+            <w:tcW w:type="dxa" w:w="3408"/>
+          </w:tcPr>
+          <w:p>
+            <w:r>
+              <w:t>0–7: recall and prerequisite; 7–15: inspect the concrete case and predict; 15–30: teacher models the worked trace; 30–40: learners explain a step using the text and visual; 40–45: check the core idea.</w:t>
+            </w:r>
+          </w:p>
+        </w:tc>
+        <w:tc>
+          <w:tcPr>
+            <w:tcW w:type="dxa" w:w="3408"/>
+          </w:tcPr>
+          <w:p>
+            <w:r>
+              <w:t>Sections 1–6; record the brief recall in the workbook.</w:t>
+            </w:r>
+          </w:p>
+        </w:tc>
+      </w:tr>
+      <w:tr>
+        <w:tc>
+          <w:tcPr>
+            <w:tcW w:type="dxa" w:w="3408"/>
+          </w:tcPr>
+          <w:p>
+            <w:r>
+              <w:t>Session 2 · Practise · 45 min</w:t>
+            </w:r>
+          </w:p>
+        </w:tc>
+        <w:tc>
+          <w:tcPr>
+            <w:tcW w:type="dxa" w:w="3408"/>
+          </w:tcPr>
+          <w:p>
+            <w:r>
+              <w:t>0–5: retrieve the procedure; 5–15: W2 completion practice; 15–23: explain and check with a partner; 23–30: each learner answers the misconception check; 30–40: targeted reteaching or a harder variation; 40–45: prepare the investigation.</w:t>
+            </w:r>
+          </w:p>
+        </w:tc>
+        <w:tc>
+          <w:tcPr>
+            <w:tcW w:type="dxa" w:w="3408"/>
+          </w:tcPr>
+          <w:p>
+            <w:r>
+              <w:t>Sections 7–10; use the matching workbook W2 and misconception check.</w:t>
+            </w:r>
+          </w:p>
+        </w:tc>
+      </w:tr>
+      <w:tr>
+        <w:tc>
+          <w:tcPr>
+            <w:tcW w:type="dxa" w:w="3408"/>
+          </w:tcPr>
+          <w:p>
+            <w:r>
+              <w:t>Session 3 · Investigate and transfer · 45 min</w:t>
+            </w:r>
+          </w:p>
+        </w:tc>
+        <w:tc>
+          <w:tcPr>
+            <w:tcW w:type="dxa" w:w="3408"/>
+          </w:tcPr>
+          <w:p>
+            <w:r>
+              <w:t>0–5: retrieve the decision rule; 5–20: investigate or trace; 20–30: start the independent case; 30–38: connect the project; 38–43: act on feedback; 43–45: plan the return check.</w:t>
+            </w:r>
+          </w:p>
+        </w:tc>
+        <w:tc>
+          <w:tcPr>
+            <w:tcW w:type="dxa" w:w="3408"/>
+          </w:tcPr>
+          <w:p>
+            <w:r>
+              <w:t>Sections 9 and 11–14. Give extra time to finish the full task set; use Section 15 when the week includes a coding lab.</w:t>
+            </w:r>
+          </w:p>
+        </w:tc>
+      </w:tr>
+    </w:tbl>
+    <w:p>
+      <w:r>
+        <w:t>Before class, solve the supported practice: A faulty function always returns 4. Which of your three cases pass and fail?</w:t>
+      </w:r>
+    </w:p>
+    <w:p>
+      <w:r>
+        <w:t>Reasoned practice answer: Only (6, 2) passes. The full and unused cases fail.</w:t>
+      </w:r>
+    </w:p>
+    <w:p>
+      <w:r>
+        <w:t>Check every learner before discussion: Use the worked case for Testing and debugging functions. Proposed explanation: “A successful run proves the conclusion”. Decide whether this explanation is supported. Point to the step or supplied fact that decides; explain your repair if needed.</w:t>
+      </w:r>
+    </w:p>
+    <w:p>
+      <w:r>
+        <w:t>Misconception repair: Passing this small suite supports these particular cases. It neither proves every allowed input correct nor checks invalid input handling. A test outside the contract needs a separately specified expected behavior.</w:t>
+      </w:r>
+    </w:p>
+    <w:p>
+      <w:r>
+        <w:t>Support: read the exact case aloud, enlarge the labelled picture, supply input cards and model only the first deciding step. Accept a spoken explanation or drawing; retain the reasoning goal.</w:t>
+      </w:r>
+    </w:p>
+    <w:p>
+      <w:r>
+        <w:t>Extension: Repair the body to bundle_count*6+loose. Require a prediction and a reason before comparing. Expected result: Expected results for (2,1),(0,3),(2,0) are 13,3,12. Reason: Only bundles are groups of six; loose books are counted individually.</w:t>
+      </w:r>
+    </w:p>
+    <w:p>
+      <w:r>
+        <w:t>Independent assessment: withhold the reserved answer until the learner has attempted the new case. Record support separately from correctness.</w:t>
+      </w:r>
+    </w:p>
+    <w:tbl>
+      <w:tblPr>
+        <w:tblStyle w:val="LightShading-Accent1"/>
+        <w:tblW w:type="auto" w:w="0"/>
+        <w:tblLook w:firstColumn="1" w:firstRow="1" w:lastColumn="0" w:lastRow="0" w:noHBand="0" w:noVBand="1" w:val="04A0"/>
+      </w:tblPr>
+      <w:tblGrid>
+        <w:gridCol w:w="2556"/>
+        <w:gridCol w:w="2556"/>
+        <w:gridCol w:w="2556"/>
+        <w:gridCol w:w="2556"/>
+      </w:tblGrid>
+      <w:tr>
+        <w:trPr>
+          <w:tblHeader/>
+        </w:trPr>
+        <w:tc>
+          <w:tcPr>
+            <w:tcW w:type="dxa" w:w="2556"/>
+          </w:tcPr>
+          <w:p>
+            <w:r>
+              <w:t>Criterion</w:t>
+            </w:r>
+          </w:p>
+        </w:tc>
+        <w:tc>
+          <w:tcPr>
+            <w:tcW w:type="dxa" w:w="2556"/>
+          </w:tcPr>
+          <w:p>
+            <w:r>
+              <w:t>Not yet</w:t>
+            </w:r>
+          </w:p>
+        </w:tc>
+        <w:tc>
+          <w:tcPr>
+            <w:tcW w:type="dxa" w:w="2556"/>
+          </w:tcPr>
+          <w:p>
+            <w:r>
+              <w:t>With support</w:t>
+            </w:r>
+          </w:p>
+        </w:tc>
+        <w:tc>
+          <w:tcPr>
+            <w:tcW w:type="dxa" w:w="2556"/>
+          </w:tcPr>
+          <w:p>
+            <w:r>
+              <w:t>Independent</w:t>
+            </w:r>
+          </w:p>
+        </w:tc>
+      </w:tr>
+      <w:tr>
+        <w:tc>
+          <w:tcPr>
+            <w:tcW w:type="dxa" w:w="2556"/>
+          </w:tcPr>
+          <w:p>
+            <w:r>
+              <w:t>Explanation</w:t>
+            </w:r>
+          </w:p>
+        </w:tc>
+        <w:tc>
+          <w:tcPr>
+            <w:tcW w:type="dxa" w:w="2556"/>
+          </w:tcPr>
+          <w:p>
+            <w:r>
+              <w:t>Names an answer without a deciding fact</w:t>
+            </w:r>
+          </w:p>
+        </w:tc>
+        <w:tc>
+          <w:tcPr>
+            <w:tcW w:type="dxa" w:w="2556"/>
+          </w:tcPr>
+          <w:p>
+            <w:r>
+              <w:t>Uses a hint to link fact and decision</w:t>
+            </w:r>
+          </w:p>
+        </w:tc>
+        <w:tc>
+          <w:tcPr>
+            <w:tcW w:type="dxa" w:w="2556"/>
+          </w:tcPr>
+          <w:p>
+            <w:r>
+              <w:t>Explains the deciding fact in own words</w:t>
+            </w:r>
+          </w:p>
+        </w:tc>
+      </w:tr>
+      <w:tr>
+        <w:tc>
+          <w:tcPr>
+            <w:tcW w:type="dxa" w:w="2556"/>
+          </w:tcPr>
+          <w:p>
+            <w:r>
+              <w:t>Trace or test</w:t>
+            </w:r>
+          </w:p>
+        </w:tc>
+        <w:tc>
+          <w:tcPr>
+            <w:tcW w:type="dxa" w:w="2556"/>
+          </w:tcPr>
+          <w:p>
+            <w:r>
+              <w:t>Cannot connect input and result</w:t>
+            </w:r>
+          </w:p>
+        </w:tc>
+        <w:tc>
+          <w:tcPr>
+            <w:tcW w:type="dxa" w:w="2556"/>
+          </w:tcPr>
+          <w:p>
+            <w:r>
+              <w:t>Completes steps with prompts</w:t>
+            </w:r>
+          </w:p>
+        </w:tc>
+        <w:tc>
+          <w:tcPr>
+            <w:tcW w:type="dxa" w:w="2556"/>
+          </w:tcPr>
+          <w:p>
+            <w:r>
+              <w:t>Traces or tests a changed case accurately</w:t>
+            </w:r>
+          </w:p>
+        </w:tc>
+      </w:tr>
+      <w:tr>
+        <w:tc>
+          <w:tcPr>
+            <w:tcW w:type="dxa" w:w="2556"/>
+          </w:tcPr>
+          <w:p>
+            <w:r>
+              <w:t>Limits and revision</w:t>
+            </w:r>
+          </w:p>
+        </w:tc>
+        <w:tc>
+          <w:tcPr>
+            <w:tcW w:type="dxa" w:w="2556"/>
+          </w:tcPr>
+          <w:p>
+            <w:r>
+              <w:t>Claims more than evidence supports</w:t>
+            </w:r>
+          </w:p>
+        </w:tc>
+        <w:tc>
+          <w:tcPr>
+            <w:tcW w:type="dxa" w:w="2556"/>
+          </w:tcPr>
+          <w:p>
+            <w:r>
+              <w:t>Names a limit after a prompt</w:t>
+            </w:r>
+          </w:p>
+        </w:tc>
+        <w:tc>
+          <w:tcPr>
+            <w:tcW w:type="dxa" w:w="2556"/>
+          </w:tcPr>
+          <w:p>
+            <w:r>
+              <w:t>States a defensible limit and useful next test</w:t>
+            </w:r>
+          </w:p>
+        </w:tc>
+      </w:tr>
+    </w:tbl>
+    <w:p>
+      <w:r>
+        <w:t>Project checkpoint: Frame the need. Name the user, the problem, allowed inputs and a safe simple starting method.</w:t>
+      </w:r>
+    </w:p>
+    <w:p>
+      <w:r>
+        <w:t>Use the weekly teacher answer for topic-specific reasoning. A saved progress tick is an activity record; judge mastery from the learner’s explanation and evidence.</w:t>
+      </w:r>
+    </w:p>
     <w:sectPr>
       <w:pgSz w:w="12240" w:h="15840"/>
       <w:pgMar w:top="936" w:right="1008" w:bottom="936" w:left="1008" w:header="720" w:footer="720" w:gutter="0"/>

--- a/downloads/teacher/ai-2-week-06.docx
+++ b/downloads/teacher/ai-2-week-06.docx
@@ -3226,6 +3226,39 @@
         <w:t>Use the weekly teacher answer for topic-specific reasoning. A saved progress tick is an activity record; judge mastery from the learner’s explanation and evidence.</w:t>
       </w:r>
     </w:p>
+    <w:p>
+      <w:pPr>
+        <w:pStyle w:val="Heading1"/>
+      </w:pPr>
+      <w:r>
+        <w:t>08. Use feedback, labs and repair paths</w:t>
+      </w:r>
+    </w:p>
+    <w:p>
+      <w:r>
+        <w:t>Use the two formative questions as supported practice, not as independent mastery scores. Discuss the deciding evidence rather than accepting a guessed selection.</w:t>
+      </w:r>
+    </w:p>
+    <w:p>
+      <w:r>
+        <w:t>The feedback comes from the reviewed public worked case. Do not reveal the separately reserved independent teacher answer until the learner has attempted that case.</w:t>
+      </w:r>
+    </w:p>
+    <w:p>
+      <w:r>
+        <w:t>Ask students to predict before running code. Preserve errors and actual outputs; collect a changed test and an explanation. The branch-boundary and indexing lessons deliberately include failure cases.</w:t>
+      </w:r>
+    </w:p>
+    <w:p>
+      <w:r>
+        <w:t>Use the earlier worked-explanation links to address a specific missing building block, then return to the current question. Adapt this suggestion after observing the learner; it is not an automatic diagnosis.</w:t>
+      </w:r>
+    </w:p>
+    <w:p>
+      <w:r>
+        <w:t>Collect the completed-work portfolio as evidence. Record support separately from correctness, and assess explanation, trace/test and limitations. Progress ticks and quiz selections alone do not establish mastery.</w:t>
+      </w:r>
+    </w:p>
     <w:sectPr>
       <w:pgSz w:w="12240" w:h="15840"/>
       <w:pgMar w:top="936" w:right="1008" w:bottom="936" w:left="1008" w:header="720" w:footer="720" w:gutter="0"/>

--- a/downloads/teacher/ai-2-week-06.docx
+++ b/downloads/teacher/ai-2-week-06.docx
@@ -29,6 +29,11 @@
       </w:r>
     </w:p>
     <w:p>
+      <w:r>
+        <w:t>Prepare Debugging Strategies: check the target, prerequisites, resources and adaptable teaching schedule.</w:t>
+      </w:r>
+    </w:p>
+    <w:p>
       <w:pPr>
         <w:pStyle w:val="Heading3"/>
       </w:pPr>
@@ -37,7 +42,13 @@
       </w:r>
     </w:p>
     <w:p>
-      <w:r>
+      <w:pPr>
+        <w:spacing w:line="336" w:lineRule="auto" w:after="180"/>
+      </w:pPr>
+      <w:r>
+        <w:rPr>
+          <w:b w:val="0"/>
+        </w:rPr>
         <w:t>Primary target: Design revealing tests for a function</w:t>
       </w:r>
     </w:p>
@@ -185,12 +196,47 @@
       </w:tr>
     </w:tbl>
     <w:p>
-      <w:r>
-        <w:t>This is a starting allocation of 135 minutes, not a validated duration. Preserve all named topics. Schedule extra time for connected examples, the full investigation, independent cases and project building. Repeated copies of a case share one recorded attempt; they are not new evidence.</w:t>
-      </w:r>
-    </w:p>
-    <w:p>
-      <w:r>
+      <w:pPr>
+        <w:spacing w:line="336" w:lineRule="auto" w:after="180"/>
+      </w:pPr>
+      <w:r>
+        <w:rPr>
+          <w:b w:val="0"/>
+        </w:rPr>
+        <w:t>This is a starting allocation of 135 minutes, not a validated duration. Preserve all named topics. Schedule extra time for connected examples, the full investigation, independent cases and project building.</w:t>
+      </w:r>
+    </w:p>
+    <w:p>
+      <w:pPr>
+        <w:spacing w:line="336" w:lineRule="auto" w:after="180"/>
+      </w:pPr>
+      <w:r>
+        <w:rPr>
+          <w:b w:val="0"/>
+        </w:rPr>
+        <w:t xml:space="preserve">Repeated copies of a case share one recorded attempt; they are not new </w:t>
+      </w:r>
+      <w:r>
+        <w:rPr>
+          <w:b/>
+        </w:rPr>
+        <w:t>evidence</w:t>
+      </w:r>
+      <w:r>
+        <w:rPr>
+          <w:b w:val="0"/>
+        </w:rPr>
+        <w:t>.</w:t>
+      </w:r>
+    </w:p>
+    <w:p>
+      <w:pPr>
+        <w:spacing w:line="336" w:lineRule="auto" w:after="180"/>
+      </w:pPr>
+      <w:r>
+        <w:rPr>
+          <w:b w:val="0"/>
+        </w:rPr>
         <w:t>Case exposure check: this source example appears in ai-2/6, python-bridge/12. Reuse a familiar case for recall or modelling; verify that the case used to assess transfer has not already received feedback.</w:t>
       </w:r>
     </w:p>
@@ -211,17 +257,35 @@
       </w:r>
     </w:p>
     <w:p>
-      <w:r>
+      <w:pPr>
+        <w:spacing w:line="336" w:lineRule="auto" w:after="180"/>
+      </w:pPr>
+      <w:r>
+        <w:rPr>
+          <w:b w:val="0"/>
+        </w:rPr>
         <w:t>Without opening the old lesson, explain one key idea from Loops and Stopping. Give an example and a mistake that the idea helps you avoid.</w:t>
       </w:r>
     </w:p>
     <w:p>
-      <w:r>
+      <w:pPr>
+        <w:spacing w:line="336" w:lineRule="auto" w:after="180"/>
+      </w:pPr>
+      <w:r>
+        <w:rPr>
+          <w:b w:val="0"/>
+        </w:rPr>
         <w:t>Look for: Trace variable values before and after each loop iteration</w:t>
       </w:r>
     </w:p>
     <w:p>
-      <w:r>
+      <w:pPr>
+        <w:spacing w:line="336" w:lineRule="auto" w:after="180"/>
+      </w:pPr>
+      <w:r>
+        <w:rPr>
+          <w:b w:val="0"/>
+        </w:rPr>
         <w:t>Reference example, not the only acceptable wording: 2, 3 and 4; the stop value is excluded. The body runs three times.</w:t>
       </w:r>
     </w:p>
@@ -234,22 +298,57 @@
       </w:r>
     </w:p>
     <w:p>
-      <w:r>
+      <w:pPr>
+        <w:spacing w:line="336" w:lineRule="auto" w:after="180"/>
+      </w:pPr>
+      <w:r>
+        <w:rPr>
+          <w:b w:val="0"/>
+        </w:rPr>
         <w:t>Without opening the old lesson, explain one key idea from Branching Logic. Give an example and a mistake that the idea helps you avoid.</w:t>
       </w:r>
     </w:p>
     <w:p>
-      <w:r>
+      <w:pPr>
+        <w:spacing w:line="336" w:lineRule="auto" w:after="180"/>
+      </w:pPr>
+      <w:r>
+        <w:rPr>
+          <w:b w:val="0"/>
+        </w:rPr>
         <w:t>Look for: Trace the selected branch in an if elif else chain</w:t>
       </w:r>
     </w:p>
     <w:p>
-      <w:r>
-        <w:t>Reference example, not the only acceptable wording: if tests negative first; elif checks &lt;= 12 only after that fails; else handles the rest. Unindented print runs after any selected branch, whose assignment gives label a value.</w:t>
-      </w:r>
-    </w:p>
-    <w:p>
-      <w:r>
+      <w:pPr>
+        <w:spacing w:line="336" w:lineRule="auto" w:after="180"/>
+      </w:pPr>
+      <w:r>
+        <w:rPr>
+          <w:b w:val="0"/>
+        </w:rPr>
+        <w:t>Reference example, not the only acceptable wording: if tests negative first; elif checks &lt;= 12 only after that fails; else handles the rest.</w:t>
+      </w:r>
+    </w:p>
+    <w:p>
+      <w:pPr>
+        <w:spacing w:line="336" w:lineRule="auto" w:after="180"/>
+      </w:pPr>
+      <w:r>
+        <w:rPr>
+          <w:b w:val="0"/>
+        </w:rPr>
+        <w:t>Unindented print runs after any selected branch, whose assignment gives label a value.</w:t>
+      </w:r>
+    </w:p>
+    <w:p>
+      <w:pPr>
+        <w:spacing w:line="336" w:lineRule="auto" w:after="180"/>
+      </w:pPr>
+      <w:r>
+        <w:rPr>
+          <w:b w:val="0"/>
+        </w:rPr>
         <w:t>Use the student module and workbook section with this exact week title. The worked case, independent question and answers below form one aligned lesson sequence.</w:t>
       </w:r>
     </w:p>
@@ -262,7 +361,13 @@
       </w:r>
     </w:p>
     <w:p>
-      <w:r>
+      <w:pPr>
+        <w:spacing w:line="336" w:lineRule="auto" w:after="180"/>
+      </w:pPr>
+      <w:r>
+        <w:rPr>
+          <w:b w:val="0"/>
+        </w:rPr>
         <w:t>Intended score is 3 per matching trait. Bug: score starts at 3 and adds 3 for each match. Give expected and actual results for 0,1,2 matches and repair the cause.</w:t>
       </w:r>
     </w:p>
@@ -275,8 +380,38 @@
       </w:r>
     </w:p>
     <w:p>
-      <w:r>
-        <w:t>Good debugging isolates a cause with controlled tests.</w:t>
+      <w:pPr>
+        <w:spacing w:line="336" w:lineRule="auto" w:after="180"/>
+      </w:pPr>
+      <w:r>
+        <w:rPr>
+          <w:b w:val="0"/>
+        </w:rPr>
+        <w:t xml:space="preserve">Good </w:t>
+      </w:r>
+      <w:r>
+        <w:rPr>
+          <w:b/>
+        </w:rPr>
+        <w:t>debug</w:t>
+      </w:r>
+      <w:r>
+        <w:rPr>
+          <w:b w:val="0"/>
+        </w:rPr>
+        <w:t xml:space="preserve">ging isolates a cause with </w:t>
+      </w:r>
+      <w:r>
+        <w:rPr>
+          <w:b/>
+        </w:rPr>
+        <w:t>controlled test</w:t>
+      </w:r>
+      <w:r>
+        <w:rPr>
+          <w:b w:val="0"/>
+        </w:rPr>
+        <w:t>s.</w:t>
       </w:r>
     </w:p>
     <w:tbl>
@@ -412,12 +547,38 @@
       </w:r>
     </w:p>
     <w:p>
-      <w:r>
+      <w:pPr>
+        <w:spacing w:line="336" w:lineRule="auto" w:after="180"/>
+      </w:pPr>
+      <w:r>
+        <w:rPr>
+          <w:b w:val="0"/>
+        </w:rPr>
         <w:t>Use the supplied scenario, student illustrations and blank paper. For numeric work, offer counters or a calculator after learners show the setup. Fictional records are supplied; personal data and paid accounts are unnecessary.</w:t>
       </w:r>
     </w:p>
     <w:p>
-      <w:r>
+      <w:pPr>
+        <w:pStyle w:val="Heading3"/>
+      </w:pPr>
+      <w:r>
+        <w:t>Alternative compact allocation</w:t>
+      </w:r>
+    </w:p>
+    <w:p>
+      <w:r>
+        <w:t>This compact option is not the full-week schedule. Use the main teaching cycle and allow extra sessions for the investigation, independent work and project.</w:t>
+      </w:r>
+    </w:p>
+    <w:p>
+      <w:pPr>
+        <w:spacing w:line="336" w:lineRule="auto" w:after="180"/>
+        <w:shd w:fill="F1F6F8"/>
+      </w:pPr>
+      <w:r>
+        <w:rPr>
+          <w:b w:val="0"/>
+        </w:rPr>
         <w:t>Allow 80 minutes: recall 8; explanation 12; worked demonstration 15; guided practice 20; independent assessment 15; project and reflection 10. Extend the lab into a second session when needed.</w:t>
       </w:r>
     </w:p>
@@ -430,8 +591,60 @@
       </w:r>
     </w:p>
     <w:p>
-      <w:r>
-        <w:t>Teach Week 12 as a two-session investigation using fictional data. A function can pass one example by coincidence. Start with a written rule, calculate expected results independently, and include ordinary, zero and boundary cases. We will test a subtraction function under the contract 0 &lt;= used &lt;= capacity. Assess the three stated outcomes through the independent task, not by copying the worked result.</w:t>
+      <w:pPr>
+        <w:spacing w:line="336" w:lineRule="auto" w:after="180"/>
+      </w:pPr>
+      <w:r>
+        <w:rPr>
+          <w:b w:val="0"/>
+        </w:rPr>
+        <w:t>Teach Week 12 as a two-session investigation using fictional data. A function can pass one example by coincidence.</w:t>
+      </w:r>
+    </w:p>
+    <w:p>
+      <w:pPr>
+        <w:spacing w:line="336" w:lineRule="auto" w:after="180"/>
+      </w:pPr>
+      <w:r>
+        <w:rPr>
+          <w:b w:val="0"/>
+        </w:rPr>
+        <w:t xml:space="preserve">Start with a </w:t>
+      </w:r>
+      <w:r>
+        <w:rPr>
+          <w:b/>
+        </w:rPr>
+        <w:t>written rule</w:t>
+      </w:r>
+      <w:r>
+        <w:rPr>
+          <w:b w:val="0"/>
+        </w:rPr>
+        <w:t xml:space="preserve">, calculate expected results independently, and include ordinary, zero and </w:t>
+      </w:r>
+      <w:r>
+        <w:rPr>
+          <w:b/>
+        </w:rPr>
+        <w:t>boundary</w:t>
+      </w:r>
+      <w:r>
+        <w:rPr>
+          <w:b w:val="0"/>
+        </w:rPr>
+        <w:t xml:space="preserve"> cases. We will test a subtraction function under the contract 0 &lt;= used &lt;= capacity.</w:t>
+      </w:r>
+    </w:p>
+    <w:p>
+      <w:pPr>
+        <w:spacing w:line="336" w:lineRule="auto" w:after="180"/>
+      </w:pPr>
+      <w:r>
+        <w:rPr>
+          <w:b w:val="0"/>
+        </w:rPr>
+        <w:t>Assess the three stated outcomes through the independent task, not by copying the worked result.</w:t>
       </w:r>
     </w:p>
     <w:p>
@@ -443,23 +656,59 @@
       </w:r>
     </w:p>
     <w:p>
-      <w:r>
+      <w:pPr>
+        <w:spacing w:line="336" w:lineRule="auto" w:after="180"/>
+      </w:pPr>
+      <w:r>
+        <w:rPr>
+          <w:b w:val="0"/>
+        </w:rPr>
         <w:t>7.</w:t>
       </w:r>
     </w:p>
     <w:p>
-      <w:r>
+      <w:pPr>
+        <w:spacing w:line="336" w:lineRule="auto" w:after="180"/>
+      </w:pPr>
+      <w:r>
+        <w:rPr>
+          <w:b w:val="0"/>
+        </w:rPr>
         <w:t>Python 3 editor with a fresh local practice file</w:t>
       </w:r>
     </w:p>
     <w:p>
-      <w:r>
+      <w:pPr>
+        <w:spacing w:line="336" w:lineRule="auto" w:after="180"/>
+      </w:pPr>
+      <w:r>
+        <w:rPr>
+          <w:b w:val="0"/>
+        </w:rPr>
         <w:t>Paper trace table and the student workbook</w:t>
       </w:r>
     </w:p>
     <w:p>
-      <w:r>
-        <w:t>Fictional input records from this lesson; no real student identifiers</w:t>
+      <w:pPr>
+        <w:spacing w:line="336" w:lineRule="auto" w:after="180"/>
+      </w:pPr>
+      <w:r>
+        <w:rPr>
+          <w:b w:val="0"/>
+        </w:rPr>
+        <w:t xml:space="preserve">Fictional </w:t>
+      </w:r>
+      <w:r>
+        <w:rPr>
+          <w:b/>
+        </w:rPr>
+        <w:t>input</w:t>
+      </w:r>
+      <w:r>
+        <w:rPr>
+          <w:b w:val="0"/>
+        </w:rPr>
+        <w:t xml:space="preserve"> records from this lesson; no real student identifiers</w:t>
       </w:r>
     </w:p>
     <w:p>
@@ -471,12 +720,24 @@
       </w:r>
     </w:p>
     <w:p>
-      <w:r>
+      <w:pPr>
+        <w:spacing w:line="336" w:lineRule="auto" w:after="180"/>
+      </w:pPr>
+      <w:r>
+        <w:rPr>
+          <w:b w:val="0"/>
+        </w:rPr>
         <w:t>By the end, I can test a function with expected values that distinguish a particular bug.</w:t>
       </w:r>
     </w:p>
     <w:p>
-      <w:r>
+      <w:pPr>
+        <w:spacing w:line="336" w:lineRule="auto" w:after="180"/>
+      </w:pPr>
+      <w:r>
+        <w:rPr>
+          <w:b w:val="0"/>
+        </w:rPr>
         <w:t>This added worked case illustrates the week’s main idea. Retain all original and connected topics; schedule its practice within the teaching cycle.</w:t>
       </w:r>
     </w:p>
@@ -489,61 +750,191 @@
       </w:r>
     </w:p>
     <w:p>
+      <w:r>
+        <w:t>Model Debugging Strategies using the supplied case, labelled mechanism and reasoning. Make the scope of each conclusion explicit.</w:t>
+      </w:r>
+    </w:p>
+    <w:p>
+      <w:pPr>
+        <w:spacing w:line="336" w:lineRule="auto" w:after="180"/>
+      </w:pPr>
+      <w:r>
+        <w:rPr>
+          <w:b/>
+        </w:rPr>
+        <w:t>Input</w:t>
+      </w:r>
+      <w:r>
+        <w:rPr>
+          <w:b w:val="0"/>
+        </w:rPr>
+        <w:t xml:space="preserve"> → </w:t>
+      </w:r>
+      <w:r>
+        <w:rPr>
+          <w:b/>
+        </w:rPr>
+        <w:t>Process</w:t>
+      </w:r>
+      <w:r>
+        <w:rPr>
+          <w:b w:val="0"/>
+        </w:rPr>
+        <w:t xml:space="preserve"> → </w:t>
+      </w:r>
+      <w:r>
+        <w:rPr>
+          <w:b/>
+        </w:rPr>
+        <w:t>Output</w:t>
+      </w:r>
+    </w:p>
+    <w:p>
+      <w:pPr>
+        <w:spacing w:line="336" w:lineRule="auto" w:after="180"/>
+      </w:pPr>
+      <w:r>
+        <w:rPr>
+          <w:b w:val="0"/>
+        </w:rPr>
+        <w:t>Trace the information. At each stage, ask what changed and how you could test it.</w:t>
+      </w:r>
+    </w:p>
+    <w:p>
+      <w:pPr>
+        <w:spacing w:line="336" w:lineRule="auto" w:after="180"/>
+      </w:pPr>
+      <w:r>
+        <w:rPr>
+          <w:b w:val="0"/>
+        </w:rPr>
+        <w:t>Which stage could fail even when the other two are correct? Explain:</w:t>
+      </w:r>
+    </w:p>
+    <w:p>
+      <w:pPr>
+        <w:spacing w:line="336" w:lineRule="auto" w:after="180"/>
+      </w:pPr>
+      <w:r>
+        <w:rPr>
+          <w:b w:val="0"/>
+        </w:rPr>
+        <w:t xml:space="preserve">Predict first. Then check each step. A correct answer without visible reasoning is incomplete </w:t>
+      </w:r>
+      <w:r>
+        <w:rPr>
+          <w:b/>
+        </w:rPr>
+        <w:t>evidence</w:t>
+      </w:r>
+      <w:r>
+        <w:rPr>
+          <w:b w:val="0"/>
+        </w:rPr>
+        <w:t>.</w:t>
+      </w:r>
+    </w:p>
+    <w:p>
+      <w:pPr>
+        <w:spacing w:line="336" w:lineRule="auto" w:after="180"/>
+        <w:shd w:fill="F4F9FC"/>
+      </w:pPr>
+      <w:r>
+        <w:rPr>
+          <w:b w:val="0"/>
+        </w:rPr>
+        <w:t>1. Observed: wet-weather case recommends sandals.</w:t>
+      </w:r>
+    </w:p>
+    <w:p>
+      <w:pPr>
+        <w:spacing w:line="336" w:lineRule="auto" w:after="180"/>
+        <w:shd w:fill="F4F9FC"/>
+      </w:pPr>
+      <w:r>
+        <w:rPr>
+          <w:b w:val="0"/>
+        </w:rPr>
+        <w:t xml:space="preserve">2. Divide: </w:t>
+      </w:r>
+      <w:r>
+        <w:rPr>
+          <w:b/>
+        </w:rPr>
+        <w:t>input</w:t>
+      </w:r>
+      <w:r>
+        <w:rPr>
+          <w:b w:val="0"/>
+        </w:rPr>
+        <w:t xml:space="preserve"> correct? yes. rain branch reached? no.</w:t>
+      </w:r>
+    </w:p>
+    <w:p>
+      <w:pPr>
+        <w:spacing w:line="336" w:lineRule="auto" w:after="180"/>
+        <w:shd w:fill="F4F9FC"/>
+      </w:pPr>
+      <w:r>
+        <w:rPr>
+          <w:b w:val="0"/>
+        </w:rPr>
+        <w:t>3. Cause: condition says rain = false instead of true.</w:t>
+      </w:r>
+    </w:p>
+    <w:p>
+      <w:pPr>
+        <w:spacing w:line="336" w:lineRule="auto" w:after="180"/>
+        <w:shd w:fill="F4F9FC"/>
+      </w:pPr>
+      <w:r>
+        <w:rPr>
+          <w:b w:val="0"/>
+        </w:rPr>
+        <w:t>4. Fix that condition only; rerun the original case and a dry-weather case.</w:t>
+      </w:r>
+    </w:p>
+    <w:p>
+      <w:pPr>
+        <w:spacing w:line="336" w:lineRule="auto" w:after="180"/>
+      </w:pPr>
+      <w:r>
+        <w:rPr>
+          <w:b w:val="0"/>
+        </w:rPr>
+        <w:t>Recalculate, retrace, or restate the reasoning in your own representation:</w:t>
+      </w:r>
+    </w:p>
+    <w:p>
+      <w:pPr>
+        <w:spacing w:line="336" w:lineRule="auto" w:after="180"/>
+        <w:shd w:fill="F5F1FB"/>
+      </w:pPr>
+      <w:r>
+        <w:rPr>
+          <w:b w:val="0"/>
+        </w:rPr>
+        <w:t xml:space="preserve">CHECK Did the </w:t>
+      </w:r>
+      <w:r>
+        <w:rPr>
+          <w:b/>
+        </w:rPr>
+        <w:t>evidence</w:t>
+      </w:r>
+      <w:r>
+        <w:rPr>
+          <w:b w:val="0"/>
+        </w:rPr>
+        <w:t xml:space="preserve"> answer the exact question? Did the total, path, or source record stay consistent?</w:t>
+      </w:r>
+    </w:p>
+    <w:p>
       <w:pPr>
         <w:pStyle w:val="Heading3"/>
       </w:pPr>
       <w:r>
-        <w:t>Explain the mechanism</w:t>
-      </w:r>
-    </w:p>
-    <w:p>
-      <w:r>
-        <w:t>Input → Process → Output</w:t>
-      </w:r>
-    </w:p>
-    <w:p>
-      <w:r>
-        <w:t>Trace the information. At each stage, ask what changed and how you could test it.</w:t>
-      </w:r>
-    </w:p>
-    <w:p>
-      <w:r>
-        <w:t>Which stage could fail even when the other two are correct? Explain:</w:t>
-      </w:r>
-    </w:p>
-    <w:p>
-      <w:r>
-        <w:t>Predict first. Then check each step. A correct answer without visible reasoning is incomplete evidence.</w:t>
-      </w:r>
-    </w:p>
-    <w:p>
-      <w:r>
-        <w:t>1. Observed: wet-weather case recommends sandals.</w:t>
-      </w:r>
-    </w:p>
-    <w:p>
-      <w:r>
-        <w:t>2. Divide: input correct? yes. rain branch reached? no.</w:t>
-      </w:r>
-    </w:p>
-    <w:p>
-      <w:r>
-        <w:t>3. Cause: condition says rain = false instead of true.</w:t>
-      </w:r>
-    </w:p>
-    <w:p>
-      <w:r>
-        <w:t>4. Fix that condition only; rerun the original case and a dry-weather case.</w:t>
-      </w:r>
-    </w:p>
-    <w:p>
-      <w:r>
-        <w:t>Recalculate, retrace, or restate the reasoning in your own representation:</w:t>
-      </w:r>
-    </w:p>
-    <w:p>
-      <w:r>
-        <w:t>CHECK Did the evidence answer the exact question? Did the total, path, or source record stay consistent?</w:t>
+        <w:t>Concrete teaching case</w:t>
       </w:r>
     </w:p>
     <w:p>
@@ -551,16 +942,38 @@
         <w:pStyle w:val="Heading3"/>
       </w:pPr>
       <w:r>
-        <w:t>Concrete teaching case</w:t>
-      </w:r>
-    </w:p>
-    <w:p>
-      <w:r>
+        <w:t>The teaching case</w:t>
+      </w:r>
+    </w:p>
+    <w:p>
+      <w:pPr>
+        <w:spacing w:line="336" w:lineRule="auto" w:after="180"/>
+        <w:shd w:fill="F1F6FC"/>
+      </w:pPr>
+      <w:r>
+        <w:rPr>
+          <w:b w:val="0"/>
+        </w:rPr>
         <w:t>Award two points per matching trait. A bug awards two for every trait.</w:t>
       </w:r>
     </w:p>
     <w:p>
-      <w:r>
+      <w:pPr>
+        <w:pStyle w:val="Heading3"/>
+      </w:pPr>
+      <w:r>
+        <w:t>The teaching case</w:t>
+      </w:r>
+    </w:p>
+    <w:p>
+      <w:pPr>
+        <w:spacing w:line="336" w:lineRule="auto" w:after="180"/>
+        <w:shd w:fill="F1F6FC"/>
+      </w:pPr>
+      <w:r>
+        <w:rPr>
+          <w:b w:val="0"/>
+        </w:rPr>
         <w:t>Test one match and one nonmatch.</w:t>
       </w:r>
     </w:p>
@@ -573,7 +986,22 @@
       </w:r>
     </w:p>
     <w:p>
-      <w:r>
+      <w:pPr>
+        <w:pStyle w:val="Heading3"/>
+      </w:pPr>
+      <w:r>
+        <w:t>Why the result follows</w:t>
+      </w:r>
+    </w:p>
+    <w:p>
+      <w:pPr>
+        <w:spacing w:line="336" w:lineRule="auto" w:after="180"/>
+        <w:shd w:fill="F1F6FC"/>
+      </w:pPr>
+      <w:r>
+        <w:rPr>
+          <w:b w:val="0"/>
+        </w:rPr>
         <w:t>Expected 2; buggy result 4. Put the addition inside the match condition. Test zero, one and two matches for 0,2,4.</w:t>
       </w:r>
     </w:p>
@@ -586,13 +1014,91 @@
       </w:r>
     </w:p>
     <w:p>
-      <w:r>
-        <w:t>A function can pass one example by coincidence. Start with a written rule, calculate expected results independently, and include ordinary, zero and boundary cases. We will test a subtraction function under the contract 0 &lt;= used &lt;= capacity.</w:t>
-      </w:r>
-    </w:p>
-    <w:p>
-      <w:r>
-        <w:t>Each parenthesized group is a tuple, an ordered group of values. The loop unpacks each group into three names. Equality compares the actual result to the independently calculated expected result. The worked script prints True three times. An assert actual == expected could instead stop at the first mismatch with AssertionError.</w:t>
+      <w:pPr>
+        <w:spacing w:line="336" w:lineRule="auto" w:after="180"/>
+      </w:pPr>
+      <w:r>
+        <w:rPr>
+          <w:b w:val="0"/>
+        </w:rPr>
+        <w:t xml:space="preserve">A function can pass one example by coincidence. Start with a </w:t>
+      </w:r>
+      <w:r>
+        <w:rPr>
+          <w:b/>
+        </w:rPr>
+        <w:t>written rule</w:t>
+      </w:r>
+      <w:r>
+        <w:rPr>
+          <w:b w:val="0"/>
+        </w:rPr>
+        <w:t xml:space="preserve">, calculate expected results independently, and include ordinary, zero and </w:t>
+      </w:r>
+      <w:r>
+        <w:rPr>
+          <w:b/>
+        </w:rPr>
+        <w:t>boundary</w:t>
+      </w:r>
+      <w:r>
+        <w:rPr>
+          <w:b w:val="0"/>
+        </w:rPr>
+        <w:t xml:space="preserve"> cases.</w:t>
+      </w:r>
+    </w:p>
+    <w:p>
+      <w:pPr>
+        <w:spacing w:line="336" w:lineRule="auto" w:after="180"/>
+      </w:pPr>
+      <w:r>
+        <w:rPr>
+          <w:b w:val="0"/>
+        </w:rPr>
+        <w:t>We will test a subtraction function under the contract 0 &lt;= used &lt;= capacity.</w:t>
+      </w:r>
+    </w:p>
+    <w:p>
+      <w:pPr>
+        <w:pStyle w:val="Heading3"/>
+      </w:pPr>
+      <w:r>
+        <w:t>Explain the added worked example · 1</w:t>
+      </w:r>
+    </w:p>
+    <w:p>
+      <w:pPr>
+        <w:spacing w:line="336" w:lineRule="auto" w:after="180"/>
+      </w:pPr>
+      <w:r>
+        <w:rPr>
+          <w:b w:val="0"/>
+        </w:rPr>
+        <w:t>Each parenthesized group is a tuple, an ordered group of values. The loop unpacks each group into three names. Equality compares the actual result to the independently calculated expected result.</w:t>
+      </w:r>
+    </w:p>
+    <w:p>
+      <w:pPr>
+        <w:spacing w:line="336" w:lineRule="auto" w:after="180"/>
+      </w:pPr>
+      <w:r>
+        <w:rPr>
+          <w:b w:val="0"/>
+        </w:rPr>
+        <w:t xml:space="preserve">The worked script prints True three times. An assert actual == expected could instead stop at the first mismatch with </w:t>
+      </w:r>
+      <w:r>
+        <w:rPr>
+          <w:b/>
+        </w:rPr>
+        <w:t>Assertion</w:t>
+      </w:r>
+      <w:r>
+        <w:rPr>
+          <w:b w:val="0"/>
+        </w:rPr>
+        <w:t>Error.</w:t>
       </w:r>
     </w:p>
     <w:p>
@@ -736,8 +1242,37 @@
       </w:r>
     </w:p>
     <w:p>
-      <w:r>
-        <w:t>Use the complete worked example below before asking learners to complete W2. Reveal a small part, invite a prediction, then explain the deciding step. These teacher notes contain solutions; do not reveal the independent case answer during modelling.</w:t>
+      <w:pPr>
+        <w:spacing w:line="336" w:lineRule="auto" w:after="180"/>
+      </w:pPr>
+      <w:r>
+        <w:rPr>
+          <w:b w:val="0"/>
+        </w:rPr>
+        <w:t xml:space="preserve">Use the complete worked example below before asking learners to complete W2. Reveal a small part, invite a </w:t>
+      </w:r>
+      <w:r>
+        <w:rPr>
+          <w:b/>
+        </w:rPr>
+        <w:t>prediction</w:t>
+      </w:r>
+      <w:r>
+        <w:rPr>
+          <w:b w:val="0"/>
+        </w:rPr>
+        <w:t>, then explain the deciding step.</w:t>
+      </w:r>
+    </w:p>
+    <w:p>
+      <w:pPr>
+        <w:spacing w:line="336" w:lineRule="auto" w:after="180"/>
+      </w:pPr>
+      <w:r>
+        <w:rPr>
+          <w:b w:val="0"/>
+        </w:rPr>
+        <w:t>These teacher notes contain solutions; do not reveal the independent case answer during modelling.</w:t>
       </w:r>
     </w:p>
     <w:p>
@@ -881,7 +1416,13 @@
       </w:tr>
     </w:tbl>
     <w:p>
-      <w:r>
+      <w:pPr>
+        <w:spacing w:line="336" w:lineRule="auto" w:after="180"/>
+      </w:pPr>
+      <w:r>
+        <w:rPr>
+          <w:b w:val="0"/>
+        </w:rPr>
         <w:t>Use the diagram and verbal explanation together. Ask learners to match a sentence to a specific visual step; do not assign learners fixed visual or auditory learning styles.</w:t>
       </w:r>
     </w:p>
@@ -894,7 +1435,13 @@
       </w:r>
     </w:p>
     <w:p>
-      <w:r>
+      <w:pPr>
+        <w:spacing w:line="336" w:lineRule="auto" w:after="180"/>
+      </w:pPr>
+      <w:r>
+        <w:rPr>
+          <w:b w:val="0"/>
+        </w:rPr>
         <w:t>A fictional shelf function should count books in complete bundles plus loose books.</w:t>
       </w:r>
     </w:p>
@@ -907,12 +1454,42 @@
       </w:r>
     </w:p>
     <w:p>
-      <w:r>
+      <w:pPr>
+        <w:pStyle w:val="Heading3"/>
+      </w:pPr>
+      <w:r>
+        <w:t>Supplied facts</w:t>
+      </w:r>
+    </w:p>
+    <w:p>
+      <w:pPr>
+        <w:spacing w:line="336" w:lineRule="auto" w:after="180"/>
+        <w:shd w:fill="F1F6FC"/>
+      </w:pPr>
+      <w:r>
+        <w:rPr>
+          <w:b w:val="0"/>
+        </w:rPr>
         <w:t>Correct definition: shelf(bundle_count,loose) returns bundle_count*6+loose.</w:t>
       </w:r>
     </w:p>
     <w:p>
-      <w:r>
+      <w:pPr>
+        <w:pStyle w:val="Heading3"/>
+      </w:pPr>
+      <w:r>
+        <w:t>Supplied facts</w:t>
+      </w:r>
+    </w:p>
+    <w:p>
+      <w:pPr>
+        <w:spacing w:line="336" w:lineRule="auto" w:after="180"/>
+        <w:shd w:fill="F1F6FC"/>
+      </w:pPr>
+      <w:r>
+        <w:rPr>
+          <w:b w:val="0"/>
+        </w:rPr>
         <w:t>Faulty copied body returns (bundle_count+loose)*6. Predict tests before running.</w:t>
       </w:r>
     </w:p>
@@ -1134,20 +1711,80 @@
       </w:r>
     </w:p>
     <w:p>
-      <w:r>
-        <w:t>Test cases need not all expose the same error. Here loose books must be added after multiplying bundles. A zero-loose case cannot distinguish the two formulas because multiplying zero loose books changes nothing. Keep expected and actual columns so an observed output does not quietly become its own expected answer.</w:t>
-      </w:r>
-    </w:p>
-    <w:p>
       <w:pPr>
         <w:pStyle w:val="Heading3"/>
       </w:pPr>
       <w:r>
+        <w:t>Why the result follows</w:t>
+      </w:r>
+    </w:p>
+    <w:p>
+      <w:pPr>
+        <w:spacing w:line="336" w:lineRule="auto" w:after="180"/>
+        <w:shd w:fill="F1F6FC"/>
+      </w:pPr>
+      <w:r>
+        <w:rPr>
+          <w:b/>
+        </w:rPr>
+        <w:t>Test case</w:t>
+      </w:r>
+      <w:r>
+        <w:rPr>
+          <w:b w:val="0"/>
+        </w:rPr>
+        <w:t>s need not all expose the same error. Here loose books must be added after multiplying bundles. A zero-loose case cannot distinguish the two formulas because multiplying zero loose books changes nothing.</w:t>
+      </w:r>
+    </w:p>
+    <w:p>
+      <w:pPr>
+        <w:spacing w:line="336" w:lineRule="auto" w:after="180"/>
+        <w:shd w:fill="F1F6FC"/>
+      </w:pPr>
+      <w:r>
+        <w:rPr>
+          <w:b w:val="0"/>
+        </w:rPr>
+        <w:t xml:space="preserve">Keep expected and actual columns so an observed </w:t>
+      </w:r>
+      <w:r>
+        <w:rPr>
+          <w:b/>
+        </w:rPr>
+        <w:t>output</w:t>
+      </w:r>
+      <w:r>
+        <w:rPr>
+          <w:b w:val="0"/>
+        </w:rPr>
+        <w:t xml:space="preserve"> does not quietly become its own expected answer.</w:t>
+      </w:r>
+    </w:p>
+    <w:p>
+      <w:pPr>
+        <w:pStyle w:val="Heading3"/>
+      </w:pPr>
+      <w:r>
         <w:t>What this example does not establish</w:t>
       </w:r>
     </w:p>
     <w:p>
-      <w:r>
+      <w:pPr>
+        <w:pStyle w:val="Heading3"/>
+      </w:pPr>
+      <w:r>
+        <w:t>Keep the stated limit</w:t>
+      </w:r>
+    </w:p>
+    <w:p>
+      <w:pPr>
+        <w:spacing w:line="336" w:lineRule="auto" w:after="180"/>
+        <w:shd w:fill="FFF5E6"/>
+      </w:pPr>
+      <w:r>
+        <w:rPr>
+          <w:b w:val="0"/>
+        </w:rPr>
         <w:t>These three tests check a specified formula and bug; they do not prove correct handling of every type or invalid request.</w:t>
       </w:r>
     </w:p>
@@ -1160,17 +1797,68 @@
       </w:r>
     </w:p>
     <w:p>
-      <w:r>
+      <w:pPr>
+        <w:pStyle w:val="Heading3"/>
+      </w:pPr>
+      <w:r>
+        <w:t>Change one thing</w:t>
+      </w:r>
+    </w:p>
+    <w:p>
+      <w:pPr>
+        <w:spacing w:line="336" w:lineRule="auto" w:after="180"/>
+        <w:shd w:fill="F5F1FB"/>
+      </w:pPr>
+      <w:r>
+        <w:rPr>
+          <w:b w:val="0"/>
+        </w:rPr>
         <w:t>Change: Repair the body to bundle_count*6+loose.</w:t>
       </w:r>
     </w:p>
     <w:p>
-      <w:r>
-        <w:t>Prediction: Expected results for (2,1),(0,3),(2,0) are 13,3,12.</w:t>
-      </w:r>
-    </w:p>
-    <w:p>
-      <w:r>
+      <w:pPr>
+        <w:pStyle w:val="Heading3"/>
+      </w:pPr>
+      <w:r>
+        <w:t>Predicted result</w:t>
+      </w:r>
+    </w:p>
+    <w:p>
+      <w:pPr>
+        <w:spacing w:line="336" w:lineRule="auto" w:after="180"/>
+        <w:shd w:fill="F1F6FC"/>
+      </w:pPr>
+      <w:r>
+        <w:rPr>
+          <w:b/>
+        </w:rPr>
+        <w:t>Prediction</w:t>
+      </w:r>
+      <w:r>
+        <w:rPr>
+          <w:b w:val="0"/>
+        </w:rPr>
+        <w:t>: Expected results for (2,1),(0,3),(2,0) are 13,3,12.</w:t>
+      </w:r>
+    </w:p>
+    <w:p>
+      <w:pPr>
+        <w:pStyle w:val="Heading3"/>
+      </w:pPr>
+      <w:r>
+        <w:t>Why the result follows</w:t>
+      </w:r>
+    </w:p>
+    <w:p>
+      <w:pPr>
+        <w:spacing w:line="336" w:lineRule="auto" w:after="180"/>
+        <w:shd w:fill="F1F6FC"/>
+      </w:pPr>
+      <w:r>
+        <w:rPr>
+          <w:b w:val="0"/>
+        </w:rPr>
         <w:t>Reason: Only bundles are groups of six; loose books are counted individually.</w:t>
       </w:r>
     </w:p>
@@ -1183,8 +1871,57 @@
       </w:r>
     </w:p>
     <w:p>
-      <w:r>
-        <w:t>Cover the result. Ask learners to name the inputs and predict the next step. Uncover one step, connect the icon to the actual procedure, and explain its evidence. Then change the supplied condition and compare. The picture is a representation; it does not document execution of a real AI model.</w:t>
+      <w:pPr>
+        <w:pStyle w:val="Heading3"/>
+      </w:pPr>
+      <w:r>
+        <w:t>Ask while showing the picture · 2</w:t>
+      </w:r>
+    </w:p>
+    <w:p>
+      <w:pPr>
+        <w:spacing w:line="336" w:lineRule="auto" w:after="180"/>
+      </w:pPr>
+      <w:r>
+        <w:rPr>
+          <w:b w:val="0"/>
+        </w:rPr>
+        <w:t xml:space="preserve">Cover the result. Ask learners to name the </w:t>
+      </w:r>
+      <w:r>
+        <w:rPr>
+          <w:b/>
+        </w:rPr>
+        <w:t>input</w:t>
+      </w:r>
+      <w:r>
+        <w:rPr>
+          <w:b w:val="0"/>
+        </w:rPr>
+        <w:t xml:space="preserve">s and predict the next step. Uncover one step, connect the icon to the actual procedure, and explain its </w:t>
+      </w:r>
+      <w:r>
+        <w:rPr>
+          <w:b/>
+        </w:rPr>
+        <w:t>evidence</w:t>
+      </w:r>
+      <w:r>
+        <w:rPr>
+          <w:b w:val="0"/>
+        </w:rPr>
+        <w:t>. Then change the supplied condition and compare.</w:t>
+      </w:r>
+    </w:p>
+    <w:p>
+      <w:pPr>
+        <w:spacing w:line="336" w:lineRule="auto" w:after="180"/>
+      </w:pPr>
+      <w:r>
+        <w:rPr>
+          <w:b w:val="0"/>
+        </w:rPr>
+        <w:t>The picture is a representation; it does not document execution of a real AI model.</w:t>
       </w:r>
     </w:p>
     <w:p>
@@ -1196,11 +1933,16 @@
       </w:r>
     </w:p>
     <w:p>
+      <w:r>
+        <w:t>Demonstrate Debugging Strategies, reduce support deliberately and check individual reasoning before discussing answers.</w:t>
+      </w:r>
+    </w:p>
+    <w:p>
       <w:pPr>
         <w:pStyle w:val="Heading3"/>
       </w:pPr>
       <w:r>
-        <w:t>Demonstrate and guide practice</w:t>
+        <w:t>Board sequence</w:t>
       </w:r>
     </w:p>
     <w:p>
@@ -1208,26 +1950,90 @@
         <w:pStyle w:val="Heading3"/>
       </w:pPr>
       <w:r>
-        <w:t>Board sequence</w:t>
-      </w:r>
-    </w:p>
-    <w:p>
-      <w:r>
+        <w:t>1. Put the facts on the board</w:t>
+      </w:r>
+    </w:p>
+    <w:p>
+      <w:pPr>
+        <w:spacing w:line="336" w:lineRule="auto" w:after="180"/>
+        <w:shd w:fill="F4F9FC"/>
+      </w:pPr>
+      <w:r>
+        <w:rPr>
+          <w:b w:val="0"/>
+        </w:rPr>
         <w:t>Write the given facts: Award two points per matching trait. A bug awards two for every trait.</w:t>
       </w:r>
     </w:p>
     <w:p>
-      <w:r>
+      <w:pPr>
+        <w:pStyle w:val="Heading3"/>
+      </w:pPr>
+      <w:r>
+        <w:t>2. State the decision to explain</w:t>
+      </w:r>
+    </w:p>
+    <w:p>
+      <w:pPr>
+        <w:spacing w:line="336" w:lineRule="auto" w:after="180"/>
+        <w:shd w:fill="F4F9FC"/>
+      </w:pPr>
+      <w:r>
+        <w:rPr>
+          <w:b w:val="0"/>
+        </w:rPr>
         <w:t>Write the question to explain: Test one match and one nonmatch.</w:t>
       </w:r>
     </w:p>
     <w:p>
-      <w:r>
-        <w:t>Reveal after predictions: Expected 2; buggy result 4. Put the addition inside the match condition. Test zero, one and two matches for 0,2,4.</w:t>
-      </w:r>
-    </w:p>
-    <w:p>
-      <w:r>
+      <w:pPr>
+        <w:pStyle w:val="Heading3"/>
+      </w:pPr>
+      <w:r>
+        <w:t>3. Reveal the worked reasoning</w:t>
+      </w:r>
+    </w:p>
+    <w:p>
+      <w:pPr>
+        <w:spacing w:line="336" w:lineRule="auto" w:after="180"/>
+        <w:shd w:fill="F1F6FC"/>
+      </w:pPr>
+      <w:r>
+        <w:rPr>
+          <w:b w:val="0"/>
+        </w:rPr>
+        <w:t xml:space="preserve">Reveal after </w:t>
+      </w:r>
+      <w:r>
+        <w:rPr>
+          <w:b/>
+        </w:rPr>
+        <w:t>prediction</w:t>
+      </w:r>
+      <w:r>
+        <w:rPr>
+          <w:b w:val="0"/>
+        </w:rPr>
+        <w:t>s: Expected 2; buggy result 4. Put the addition inside the match condition. Test zero, one and two matches for 0,2,4.</w:t>
+      </w:r>
+    </w:p>
+    <w:p>
+      <w:pPr>
+        <w:pStyle w:val="Heading3"/>
+      </w:pPr>
+      <w:r>
+        <w:t>Hold back the independent task</w:t>
+      </w:r>
+    </w:p>
+    <w:p>
+      <w:pPr>
+        <w:spacing w:line="336" w:lineRule="auto" w:after="180"/>
+        <w:shd w:fill="F5F1FB"/>
+      </w:pPr>
+      <w:r>
+        <w:rPr>
+          <w:b w:val="0"/>
+        </w:rPr>
         <w:t>Keep for an independent attempt: A loop should run four times but runs five. You change its colour and stopping condition at once. Which single change is relevant to test first?</w:t>
       </w:r>
     </w:p>
@@ -1240,23 +2046,77 @@
       </w:r>
     </w:p>
     <w:p>
-      <w:r>
+      <w:pPr>
+        <w:pStyle w:val="Heading3"/>
+      </w:pPr>
+      <w:r>
+        <w:t>Ask the class</w:t>
+      </w:r>
+    </w:p>
+    <w:p>
+      <w:pPr>
+        <w:spacing w:line="336" w:lineRule="auto" w:after="180"/>
+        <w:shd w:fill="F5F1FB"/>
+      </w:pPr>
+      <w:r>
+        <w:rPr>
+          <w:b w:val="0"/>
+        </w:rPr>
         <w:t>Ask: Which facts are given, and which would we have to assume? Learners mark relevant details before discussing answers.</w:t>
       </w:r>
     </w:p>
     <w:p>
-      <w:r>
+      <w:pPr>
+        <w:pStyle w:val="Heading3"/>
+      </w:pPr>
+      <w:r>
+        <w:t>Language to model</w:t>
+      </w:r>
+    </w:p>
+    <w:p>
+      <w:pPr>
+        <w:spacing w:line="336" w:lineRule="auto" w:after="180"/>
+        <w:shd w:fill="F1F6F8"/>
+      </w:pPr>
+      <w:r>
+        <w:rPr>
+          <w:b w:val="0"/>
+        </w:rPr>
         <w:t>Say: Predict first. Show the rule, information path or calculation that would produce the result. A correct guess is not yet an explanation.</w:t>
       </w:r>
     </w:p>
     <w:p>
-      <w:r>
+      <w:pPr>
+        <w:spacing w:line="336" w:lineRule="auto" w:after="180"/>
+      </w:pPr>
+      <w:r>
+        <w:rPr>
+          <w:b w:val="0"/>
+        </w:rPr>
         <w:t>Reveal reasoning one step at a time. Explain why a tempting alternative fails. Write units and denominators for arithmetic, trace conditions for decisions, and identify supporting sources for claims.</w:t>
       </w:r>
     </w:p>
     <w:p>
-      <w:r>
-        <w:t>In pairs, one learner solves while the other checks evidence; exchange roles. Remove the worked answer before independent assessment.</w:t>
+      <w:pPr>
+        <w:spacing w:line="336" w:lineRule="auto" w:after="180"/>
+      </w:pPr>
+      <w:r>
+        <w:rPr>
+          <w:b w:val="0"/>
+        </w:rPr>
+        <w:t xml:space="preserve">In pairs, one learner solves while the other checks </w:t>
+      </w:r>
+      <w:r>
+        <w:rPr>
+          <w:b/>
+        </w:rPr>
+        <w:t>evidence</w:t>
+      </w:r>
+      <w:r>
+        <w:rPr>
+          <w:b w:val="0"/>
+        </w:rPr>
+        <w:t>; exchange roles. Remove the worked answer before independent assessment.</w:t>
       </w:r>
     </w:p>
     <w:p>
@@ -1268,8 +2128,26 @@
       </w:r>
     </w:p>
     <w:p>
-      <w:r>
-        <w:t>It passes (8, 3) but fails (8, 8), returning 5 instead of 0. Exit: No. Negative counts are outside our nonnegative-input contract and were not tested; rejection behavior must first be defined.</w:t>
+      <w:pPr>
+        <w:spacing w:line="336" w:lineRule="auto" w:after="180"/>
+      </w:pPr>
+      <w:r>
+        <w:rPr>
+          <w:b w:val="0"/>
+        </w:rPr>
+        <w:t>It passes (8, 3) but fails (8, 8), returning 5 instead of 0. Exit: No. Negative counts are outside our nonnegative-</w:t>
+      </w:r>
+      <w:r>
+        <w:rPr>
+          <w:b/>
+        </w:rPr>
+        <w:t>input</w:t>
+      </w:r>
+      <w:r>
+        <w:rPr>
+          <w:b w:val="0"/>
+        </w:rPr>
+        <w:t xml:space="preserve"> contract and were not tested; rejection behavior must first be defined.</w:t>
       </w:r>
     </w:p>
     <w:p>
@@ -1501,18 +2379,77 @@
       </w:r>
     </w:p>
     <w:p>
-      <w:r>
+      <w:pPr>
+        <w:pStyle w:val="Heading3"/>
+      </w:pPr>
+      <w:r>
+        <w:t>Completion practice</w:t>
+      </w:r>
+    </w:p>
+    <w:p>
+      <w:pPr>
+        <w:spacing w:line="336" w:lineRule="auto" w:after="180"/>
+        <w:shd w:fill="F5F1FB"/>
+      </w:pPr>
+      <w:r>
+        <w:rPr>
+          <w:b w:val="0"/>
+        </w:rPr>
         <w:t>Completion task: A faulty function always returns 4. Which of your three cases pass and fail?</w:t>
       </w:r>
     </w:p>
     <w:p>
-      <w:r>
+      <w:pPr>
+        <w:pStyle w:val="Heading3"/>
+      </w:pPr>
+      <w:r>
+        <w:t>Reasoning to listen for</w:t>
+      </w:r>
+    </w:p>
+    <w:p>
+      <w:pPr>
+        <w:spacing w:line="336" w:lineRule="auto" w:after="180"/>
+        <w:shd w:fill="F1F6FC"/>
+      </w:pPr>
+      <w:r>
+        <w:rPr>
+          <w:b w:val="0"/>
+        </w:rPr>
         <w:t>Teacher check: Only (6, 2) passes. The full and unused cases fail.</w:t>
       </w:r>
     </w:p>
     <w:p>
-      <w:r>
-        <w:t>Start by identifying the given inputs together. Leave the intermediate steps blank. If needed, model one step, then withdraw that help on the next step. Move to a full trace only when the partial trace is understood. For partners, alternate explainer and checker; collect a response from every learner before discussion.</w:t>
+      <w:pPr>
+        <w:spacing w:line="336" w:lineRule="auto" w:after="180"/>
+      </w:pPr>
+      <w:r>
+        <w:rPr>
+          <w:b w:val="0"/>
+        </w:rPr>
+        <w:t xml:space="preserve">Start by identifying the given </w:t>
+      </w:r>
+      <w:r>
+        <w:rPr>
+          <w:b/>
+        </w:rPr>
+        <w:t>input</w:t>
+      </w:r>
+      <w:r>
+        <w:rPr>
+          <w:b w:val="0"/>
+        </w:rPr>
+        <w:t>s together. Leave the intermediate steps blank. If needed, model one step, then withdraw that help on the next step. Move to a full trace only when the partial trace is understood.</w:t>
+      </w:r>
+    </w:p>
+    <w:p>
+      <w:pPr>
+        <w:spacing w:line="336" w:lineRule="auto" w:after="180"/>
+      </w:pPr>
+      <w:r>
+        <w:rPr>
+          <w:b w:val="0"/>
+        </w:rPr>
+        <w:t>For partners, alternate explainer and checker; collect a response from every learner before discussion.</w:t>
       </w:r>
     </w:p>
     <w:p>
@@ -1524,18 +2461,37 @@
       </w:r>
     </w:p>
     <w:p>
-      <w:r>
-        <w:t>Use the worked case for Testing and debugging functions. Proposed explanation: “A successful run proves the conclusion”. Decide whether this explanation is supported. Point to the step or supplied fact that decides; explain your repair if needed.</w:t>
-      </w:r>
-    </w:p>
-    <w:p>
-      <w:r>
-        <w:t>Expected correction: Passing this small suite supports these particular cases. It neither proves every allowed input correct nor checks invalid input handling. A test outside the contract needs a separately specified expected behavior.</w:t>
-      </w:r>
-    </w:p>
-    <w:p>
-      <w:r>
-        <w:t>Collect explanations, not only yes/no votes. If a misunderstanding is common, re-model the relevant step for the class. If it affects a few learners, give a short targeted group explanation while others solve a more demanding variation.</w:t>
+      <w:pPr>
+        <w:spacing w:line="336" w:lineRule="auto" w:after="180"/>
+      </w:pPr>
+      <w:r>
+        <w:rPr>
+          <w:b w:val="0"/>
+        </w:rPr>
+        <w:t xml:space="preserve">Use the worked case for Testing and </w:t>
+      </w:r>
+      <w:r>
+        <w:rPr>
+          <w:b/>
+        </w:rPr>
+        <w:t>debug</w:t>
+      </w:r>
+      <w:r>
+        <w:rPr>
+          <w:b w:val="0"/>
+        </w:rPr>
+        <w:t>ging functions. Proposed explanation: “A successful run proves the conclusion”. Decide whether this explanation is supported.</w:t>
+      </w:r>
+    </w:p>
+    <w:p>
+      <w:pPr>
+        <w:spacing w:line="336" w:lineRule="auto" w:after="180"/>
+      </w:pPr>
+      <w:r>
+        <w:rPr>
+          <w:b w:val="0"/>
+        </w:rPr>
+        <w:t>Point to the step or supplied fact that decides; explain your repair if needed.</w:t>
       </w:r>
     </w:p>
     <w:p>
@@ -1543,11 +2499,96 @@
         <w:pStyle w:val="Heading3"/>
       </w:pPr>
       <w:r>
+        <w:t>Expected repair</w:t>
+      </w:r>
+    </w:p>
+    <w:p>
+      <w:pPr>
+        <w:spacing w:line="336" w:lineRule="auto" w:after="180"/>
+        <w:shd w:fill="F1F6FC"/>
+      </w:pPr>
+      <w:r>
+        <w:rPr>
+          <w:b w:val="0"/>
+        </w:rPr>
+        <w:t xml:space="preserve">Expected correction: Passing this small suite supports these particular cases. It neither proves every allowed </w:t>
+      </w:r>
+      <w:r>
+        <w:rPr>
+          <w:b/>
+        </w:rPr>
+        <w:t>input</w:t>
+      </w:r>
+      <w:r>
+        <w:rPr>
+          <w:b w:val="0"/>
+        </w:rPr>
+        <w:t xml:space="preserve"> correct nor checks invalid </w:t>
+      </w:r>
+      <w:r>
+        <w:rPr>
+          <w:b/>
+        </w:rPr>
+        <w:t>input</w:t>
+      </w:r>
+      <w:r>
+        <w:rPr>
+          <w:b w:val="0"/>
+        </w:rPr>
+        <w:t xml:space="preserve"> handling.</w:t>
+      </w:r>
+    </w:p>
+    <w:p>
+      <w:pPr>
+        <w:spacing w:line="336" w:lineRule="auto" w:after="180"/>
+        <w:shd w:fill="F1F6FC"/>
+      </w:pPr>
+      <w:r>
+        <w:rPr>
+          <w:b w:val="0"/>
+        </w:rPr>
+        <w:t>A test outside the contract needs a separately specified expected behavior.</w:t>
+      </w:r>
+    </w:p>
+    <w:p>
+      <w:pPr>
+        <w:spacing w:line="336" w:lineRule="auto" w:after="180"/>
+      </w:pPr>
+      <w:r>
+        <w:rPr>
+          <w:b w:val="0"/>
+        </w:rPr>
+        <w:t>Collect explanations, not only yes/no votes. If a misunderstanding is common, re-model the relevant step for the class.</w:t>
+      </w:r>
+    </w:p>
+    <w:p>
+      <w:pPr>
+        <w:spacing w:line="336" w:lineRule="auto" w:after="180"/>
+      </w:pPr>
+      <w:r>
+        <w:rPr>
+          <w:b w:val="0"/>
+        </w:rPr>
+        <w:t>If it affects a few learners, give a short targeted group explanation while others solve a more demanding variation.</w:t>
+      </w:r>
+    </w:p>
+    <w:p>
+      <w:pPr>
+        <w:pStyle w:val="Heading3"/>
+      </w:pPr>
+      <w:r>
         <w:t>Pictorial practice question</w:t>
       </w:r>
     </w:p>
     <w:p>
-      <w:r>
+      <w:pPr>
+        <w:spacing w:line="336" w:lineRule="auto" w:after="180"/>
+        <w:shd w:fill="F5F1FB"/>
+      </w:pPr>
+      <w:r>
+        <w:rPr>
+          <w:b w:val="0"/>
+        </w:rPr>
         <w:t>Which test most directly isolates the handling of loose books, and what should it produce?</w:t>
       </w:r>
     </w:p>
@@ -1560,18 +2601,60 @@
       </w:r>
     </w:p>
     <w:p>
-      <w:r>
+      <w:pPr>
+        <w:spacing w:line="336" w:lineRule="auto" w:after="180"/>
+      </w:pPr>
+      <w:r>
+        <w:rPr>
+          <w:b w:val="0"/>
+        </w:rPr>
         <w:t>(0,3) isolates loose books: expected 3. The faulty body gives 18.</w:t>
       </w:r>
     </w:p>
     <w:p>
-      <w:r>
+      <w:pPr>
+        <w:spacing w:line="336" w:lineRule="auto" w:after="180"/>
+      </w:pPr>
+      <w:r>
+        <w:rPr>
+          <w:b w:val="0"/>
+        </w:rPr>
         <w:t>Changed-case reasoning: Expected results for (2,1),(0,3),(2,0) are 13,3,12. Only bundles are groups of six; loose books are counted individually.</w:t>
       </w:r>
     </w:p>
     <w:p>
-      <w:r>
-        <w:t>Collect each learner’s explanation before discussion. Use the first missing connection between input, deciding step and result to choose support. This question is worked-case practice, not fresh mastery evidence.</w:t>
+      <w:pPr>
+        <w:spacing w:line="336" w:lineRule="auto" w:after="180"/>
+      </w:pPr>
+      <w:r>
+        <w:rPr>
+          <w:b w:val="0"/>
+        </w:rPr>
+        <w:t xml:space="preserve">Collect each learner’s explanation before discussion. Use the first missing connection between </w:t>
+      </w:r>
+      <w:r>
+        <w:rPr>
+          <w:b/>
+        </w:rPr>
+        <w:t>input</w:t>
+      </w:r>
+      <w:r>
+        <w:rPr>
+          <w:b w:val="0"/>
+        </w:rPr>
+        <w:t xml:space="preserve">, deciding step and result to choose support. This question is worked-case practice, not fresh mastery </w:t>
+      </w:r>
+      <w:r>
+        <w:rPr>
+          <w:b/>
+        </w:rPr>
+        <w:t>evidence</w:t>
+      </w:r>
+      <w:r>
+        <w:rPr>
+          <w:b w:val="0"/>
+        </w:rPr>
+        <w:t>.</w:t>
       </w:r>
     </w:p>
     <w:p>
@@ -1583,54 +2666,129 @@
       </w:r>
     </w:p>
     <w:p>
+      <w:r>
+        <w:t>Run the Debugging Strategies investigation and use the first unsupported step to choose a teaching response.</w:t>
+      </w:r>
+    </w:p>
+    <w:p>
+      <w:pPr>
+        <w:spacing w:line="336" w:lineRule="auto" w:after="180"/>
+      </w:pPr>
+      <w:r>
+        <w:rPr>
+          <w:b w:val="0"/>
+        </w:rPr>
+        <w:t>Words You Can Use to Reason</w:t>
+      </w:r>
+    </w:p>
+    <w:p>
+      <w:pPr>
+        <w:spacing w:line="336" w:lineRule="auto" w:after="180"/>
+      </w:pPr>
+      <w:r>
+        <w:rPr>
+          <w:b w:val="0"/>
+        </w:rPr>
+        <w:t>A definition matters when you can recognize the idea, use it, and contrast it with a near-miss.</w:t>
+      </w:r>
+    </w:p>
+    <w:p>
+      <w:pPr>
+        <w:spacing w:line="336" w:lineRule="auto" w:after="180"/>
+      </w:pPr>
+      <w:r>
+        <w:rPr>
+          <w:b w:val="0"/>
+        </w:rPr>
+        <w:t>Predict → Test → Record → Explain</w:t>
+      </w:r>
+    </w:p>
+    <w:p>
+      <w:pPr>
+        <w:spacing w:line="336" w:lineRule="auto" w:after="180"/>
+      </w:pPr>
+      <w:r>
+        <w:rPr>
+          <w:b w:val="0"/>
+        </w:rPr>
+        <w:t>Keep expected and actual results separate. Surprises are useful data when recorded honestly.</w:t>
+      </w:r>
+    </w:p>
+    <w:p>
+      <w:pPr>
+        <w:spacing w:line="336" w:lineRule="auto" w:after="180"/>
+      </w:pPr>
+      <w:r>
+        <w:rPr>
+          <w:b w:val="0"/>
+        </w:rPr>
+        <w:t xml:space="preserve">Use normal, </w:t>
+      </w:r>
+      <w:r>
+        <w:rPr>
+          <w:b/>
+        </w:rPr>
+        <w:t>boundary</w:t>
+      </w:r>
+      <w:r>
+        <w:rPr>
+          <w:b w:val="0"/>
+        </w:rPr>
+        <w:t>, and unexpected test cards. Mark the first step where expected and actual behavior differ; change one cause; rerun all three.</w:t>
+      </w:r>
+    </w:p>
+    <w:p>
+      <w:pPr>
+        <w:spacing w:line="336" w:lineRule="auto" w:after="180"/>
+        <w:shd w:fill="F5F1FB"/>
+      </w:pPr>
+      <w:r>
+        <w:rPr>
+          <w:b w:val="0"/>
+        </w:rPr>
+        <w:t>What did the hardest test teach you that the normal test did not?</w:t>
+      </w:r>
+    </w:p>
+    <w:p>
       <w:pPr>
         <w:pStyle w:val="Heading3"/>
       </w:pPr>
       <w:r>
-        <w:t>Run the weekly evidence lab</w:t>
-      </w:r>
-    </w:p>
-    <w:p>
-      <w:r>
-        <w:t>Words You Can Use to Reason</w:t>
-      </w:r>
-    </w:p>
-    <w:p>
-      <w:r>
-        <w:t>A definition matters when you can recognize the idea, use it, and contrast it with a near-miss.</w:t>
-      </w:r>
-    </w:p>
-    <w:p>
-      <w:r>
-        <w:t>Predict → Test → Record → Explain</w:t>
-      </w:r>
-    </w:p>
-    <w:p>
-      <w:r>
-        <w:t>Keep expected and actual results separate. Surprises are useful data when recorded honestly.</w:t>
-      </w:r>
-    </w:p>
-    <w:p>
-      <w:r>
-        <w:t>Use normal, boundary, and unexpected test cards. Mark the first step where expected and actual behavior differ; change one cause; rerun all three.</w:t>
-      </w:r>
-    </w:p>
-    <w:p>
-      <w:r>
-        <w:t>What did the hardest test teach you that the normal test did not?</w:t>
-      </w:r>
-    </w:p>
-    <w:p>
-      <w:pPr>
-        <w:pStyle w:val="Heading3"/>
-      </w:pPr>
-      <w:r>
         <w:t>Make the lab runnable</w:t>
       </w:r>
     </w:p>
     <w:p>
-      <w:r>
-        <w:t>Use the concrete case as the shared normal case and the independent question as a second case. Each pair creates a boundary or missing-information case and predicts its result before testing. Keep the expected result separate from an observed mistake.</w:t>
+      <w:pPr>
+        <w:spacing w:line="336" w:lineRule="auto" w:after="180"/>
+      </w:pPr>
+      <w:r>
+        <w:rPr>
+          <w:b w:val="0"/>
+        </w:rPr>
+        <w:t xml:space="preserve">Use the concrete case as the shared normal case and the independent question as a second case. Each pair creates a </w:t>
+      </w:r>
+      <w:r>
+        <w:rPr>
+          <w:b/>
+        </w:rPr>
+        <w:t>boundary</w:t>
+      </w:r>
+      <w:r>
+        <w:rPr>
+          <w:b w:val="0"/>
+        </w:rPr>
+        <w:t xml:space="preserve"> or missing-information case and predicts its result before testing.</w:t>
+      </w:r>
+    </w:p>
+    <w:p>
+      <w:pPr>
+        <w:spacing w:line="336" w:lineRule="auto" w:after="180"/>
+      </w:pPr>
+      <w:r>
+        <w:rPr>
+          <w:b w:val="0"/>
+        </w:rPr>
+        <w:t>Keep the expected result separate from an observed mistake.</w:t>
       </w:r>
     </w:p>
     <w:tbl>
@@ -1788,8 +2946,25 @@
       </w:r>
     </w:p>
     <w:p>
-      <w:r>
-        <w:t>For guessing, return to given facts and request a trace. For vocabulary without application, use one example and one non-example. For arithmetic errors, check the setup before the calculation. Finish with a different uncoached case before recording mastery.</w:t>
+      <w:pPr>
+        <w:spacing w:line="336" w:lineRule="auto" w:after="180"/>
+      </w:pPr>
+      <w:r>
+        <w:rPr>
+          <w:b w:val="0"/>
+        </w:rPr>
+        <w:t>For guessing, return to given facts and request a trace. For vocabulary without application, use one example and one non-example. For arithmetic errors, check the setup before the calculation.</w:t>
+      </w:r>
+    </w:p>
+    <w:p>
+      <w:pPr>
+        <w:spacing w:line="336" w:lineRule="auto" w:after="180"/>
+      </w:pPr>
+      <w:r>
+        <w:rPr>
+          <w:b w:val="0"/>
+        </w:rPr>
+        <w:t>Finish with a different uncoached case before recording mastery.</w:t>
       </w:r>
     </w:p>
     <w:p>
@@ -1801,18 +2976,106 @@
       </w:r>
     </w:p>
     <w:p>
-      <w:r>
-        <w:t>A successful run proves the conclusion: Passing this small suite supports these particular cases. It neither proves every allowed input correct nor checks invalid input handling. A test outside the contract needs a separately specified expected behavior.</w:t>
-      </w:r>
-    </w:p>
-    <w:p>
-      <w:r>
-        <w:t>Matching the example is enough: Require the new W4 case, explicit predictions and an explanation. Fresh retry: bundles * 3 + singles with (3, 1), (0, 1), (3, 0) expects 10, 1, 9. A constant return 10 passes only the first.</w:t>
-      </w:r>
-    </w:p>
-    <w:p>
-      <w:r>
-        <w:t>A convenient shortcut preserves meaning: A faulty return capacity + used gives 11, 16 and 8. The unused case passes even though the rule is wrong. Repair the operator to subtraction and rerun all three cases. Never change an expected result merely to match faulty output.</w:t>
+      <w:pPr>
+        <w:spacing w:line="336" w:lineRule="auto" w:after="180"/>
+      </w:pPr>
+      <w:r>
+        <w:rPr>
+          <w:b w:val="0"/>
+        </w:rPr>
+        <w:t xml:space="preserve">A successful run proves the conclusion: Passing this small suite supports these particular cases. It neither proves every allowed </w:t>
+      </w:r>
+      <w:r>
+        <w:rPr>
+          <w:b/>
+        </w:rPr>
+        <w:t>input</w:t>
+      </w:r>
+      <w:r>
+        <w:rPr>
+          <w:b w:val="0"/>
+        </w:rPr>
+        <w:t xml:space="preserve"> correct nor checks invalid </w:t>
+      </w:r>
+      <w:r>
+        <w:rPr>
+          <w:b/>
+        </w:rPr>
+        <w:t>input</w:t>
+      </w:r>
+      <w:r>
+        <w:rPr>
+          <w:b w:val="0"/>
+        </w:rPr>
+        <w:t xml:space="preserve"> handling.</w:t>
+      </w:r>
+    </w:p>
+    <w:p>
+      <w:pPr>
+        <w:spacing w:line="336" w:lineRule="auto" w:after="180"/>
+      </w:pPr>
+      <w:r>
+        <w:rPr>
+          <w:b w:val="0"/>
+        </w:rPr>
+        <w:t>A test outside the contract needs a separately specified expected behavior.</w:t>
+      </w:r>
+    </w:p>
+    <w:p>
+      <w:pPr>
+        <w:spacing w:line="336" w:lineRule="auto" w:after="180"/>
+      </w:pPr>
+      <w:r>
+        <w:rPr>
+          <w:b w:val="0"/>
+        </w:rPr>
+        <w:t xml:space="preserve">Matching the example is enough: Require the new W4 case, explicit </w:t>
+      </w:r>
+      <w:r>
+        <w:rPr>
+          <w:b/>
+        </w:rPr>
+        <w:t>prediction</w:t>
+      </w:r>
+      <w:r>
+        <w:rPr>
+          <w:b w:val="0"/>
+        </w:rPr>
+        <w:t>s and an explanation. Fresh retry: bundles * 3 + singles with (3, 1), (0, 1), (3, 0) expects 10, 1, 9. A constant return 10 passes only the first.</w:t>
+      </w:r>
+    </w:p>
+    <w:p>
+      <w:pPr>
+        <w:spacing w:line="336" w:lineRule="auto" w:after="180"/>
+      </w:pPr>
+      <w:r>
+        <w:rPr>
+          <w:b w:val="0"/>
+        </w:rPr>
+        <w:t>A convenient shortcut preserves meaning: A faulty return capacity + used gives 11, 16 and 8. The unused case passes even though the rule is wrong. Repair the operator to subtraction and rerun all three cases.</w:t>
+      </w:r>
+    </w:p>
+    <w:p>
+      <w:pPr>
+        <w:spacing w:line="336" w:lineRule="auto" w:after="180"/>
+      </w:pPr>
+      <w:r>
+        <w:rPr>
+          <w:b w:val="0"/>
+        </w:rPr>
+        <w:t xml:space="preserve">Never change an expected result merely to match faulty </w:t>
+      </w:r>
+      <w:r>
+        <w:rPr>
+          <w:b/>
+        </w:rPr>
+        <w:t>output</w:t>
+      </w:r>
+      <w:r>
+        <w:rPr>
+          <w:b w:val="0"/>
+        </w:rPr>
+        <w:t>.</w:t>
       </w:r>
     </w:p>
     <w:p>
@@ -1970,8 +3233,37 @@
       </w:tr>
     </w:tbl>
     <w:p>
-      <w:r>
-        <w:t>Offer an oral explanation, drawing, enlarged visual or fewer examples when that removes a reading/writing barrier. Keep the same reasoning goal. Stretch secure learners by changing a boundary or assumption and asking them to defend the effect, not simply by assigning more of the same questions.</w:t>
+      <w:pPr>
+        <w:spacing w:line="336" w:lineRule="auto" w:after="180"/>
+      </w:pPr>
+      <w:r>
+        <w:rPr>
+          <w:b w:val="0"/>
+        </w:rPr>
+        <w:t>Offer an oral explanation, drawing, enlarged visual or fewer examples when that removes a reading/writing barrier. Keep the same reasoning goal.</w:t>
+      </w:r>
+    </w:p>
+    <w:p>
+      <w:pPr>
+        <w:spacing w:line="336" w:lineRule="auto" w:after="180"/>
+      </w:pPr>
+      <w:r>
+        <w:rPr>
+          <w:b w:val="0"/>
+        </w:rPr>
+        <w:t xml:space="preserve">Stretch secure learners by changing a </w:t>
+      </w:r>
+      <w:r>
+        <w:rPr>
+          <w:b/>
+        </w:rPr>
+        <w:t>boundary</w:t>
+      </w:r>
+      <w:r>
+        <w:rPr>
+          <w:b w:val="0"/>
+        </w:rPr>
+        <w:t xml:space="preserve"> or assumption and asking them to defend the effect, not simply by assigning more of the same questions.</w:t>
       </w:r>
     </w:p>
     <w:p>
@@ -1983,11 +3275,16 @@
       </w:r>
     </w:p>
     <w:p>
+      <w:r>
+        <w:t>Use the Debugging Strategies questions, teacher keys and criteria after the relevant attempts. Previously discussed cases are practice; protect the separately selected independent task.</w:t>
+      </w:r>
+    </w:p>
+    <w:p>
       <w:pPr>
         <w:pStyle w:val="Heading3"/>
       </w:pPr>
       <w:r>
-        <w:t>Assess and explain the answers</w:t>
+        <w:t>Worked case answer</w:t>
       </w:r>
     </w:p>
     <w:p>
@@ -1995,11 +3292,18 @@
         <w:pStyle w:val="Heading3"/>
       </w:pPr>
       <w:r>
-        <w:t>Worked case answer</w:t>
-      </w:r>
-    </w:p>
-    <w:p>
-      <w:r>
+        <w:t>Teacher key · Worked case answer</w:t>
+      </w:r>
+    </w:p>
+    <w:p>
+      <w:pPr>
+        <w:spacing w:line="336" w:lineRule="auto" w:after="180"/>
+        <w:shd w:fill="F1F6FC"/>
+      </w:pPr>
+      <w:r>
+        <w:rPr>
+          <w:b w:val="0"/>
+        </w:rPr>
         <w:t>Expected 2; buggy result 4. Put the addition inside the match condition. Test zero, one and two matches for 0,2,4.</w:t>
       </w:r>
     </w:p>
@@ -2012,7 +3316,22 @@
       </w:r>
     </w:p>
     <w:p>
-      <w:r>
+      <w:pPr>
+        <w:pStyle w:val="Heading3"/>
+      </w:pPr>
+      <w:r>
+        <w:t>Independent question · withhold the key</w:t>
+      </w:r>
+    </w:p>
+    <w:p>
+      <w:pPr>
+        <w:spacing w:line="336" w:lineRule="auto" w:after="180"/>
+        <w:shd w:fill="F5F1FB"/>
+      </w:pPr>
+      <w:r>
+        <w:rPr>
+          <w:b w:val="0"/>
+        </w:rPr>
         <w:t>A loop should run four times but runs five. You change its colour and stopping condition at once. Which single change is relevant to test first?</w:t>
       </w:r>
     </w:p>
@@ -2025,8 +3344,47 @@
       </w:r>
     </w:p>
     <w:p>
-      <w:r>
-        <w:t>Test the stopping condition first while preserving the other code. Trace the counter at the boundary; changing colour provides no evidence about repetition.</w:t>
+      <w:pPr>
+        <w:pStyle w:val="Heading3"/>
+      </w:pPr>
+      <w:r>
+        <w:t>Teacher key · Expected independent answer</w:t>
+      </w:r>
+    </w:p>
+    <w:p>
+      <w:pPr>
+        <w:spacing w:line="336" w:lineRule="auto" w:after="180"/>
+        <w:shd w:fill="F1F6FC"/>
+      </w:pPr>
+      <w:r>
+        <w:rPr>
+          <w:b w:val="0"/>
+        </w:rPr>
+        <w:t xml:space="preserve">Test the stopping condition first while preserving the other code. Trace the counter at the </w:t>
+      </w:r>
+      <w:r>
+        <w:rPr>
+          <w:b/>
+        </w:rPr>
+        <w:t>boundary</w:t>
+      </w:r>
+      <w:r>
+        <w:rPr>
+          <w:b w:val="0"/>
+        </w:rPr>
+        <w:t xml:space="preserve">; changing colour provides no </w:t>
+      </w:r>
+      <w:r>
+        <w:rPr>
+          <w:b/>
+        </w:rPr>
+        <w:t>evidence</w:t>
+      </w:r>
+      <w:r>
+        <w:rPr>
+          <w:b w:val="0"/>
+        </w:rPr>
+        <w:t xml:space="preserve"> about repetition.</w:t>
       </w:r>
     </w:p>
     <w:p>
@@ -2264,8 +3622,25 @@
       </w:tr>
     </w:tbl>
     <w:p>
-      <w:r>
-        <w:t>Use 6/8 as a classroom checkpoint, with 2 required for both Result and Reasoning. This is a proposed teaching rule, not a validated certification threshold. Do not count a coached answer as independent mastery; correct unsafe or unsupported claims regardless of total.</w:t>
+      <w:pPr>
+        <w:spacing w:line="336" w:lineRule="auto" w:after="180"/>
+      </w:pPr>
+      <w:r>
+        <w:rPr>
+          <w:b w:val="0"/>
+        </w:rPr>
+        <w:t>Use 6/8 as a classroom checkpoint, with 2 required for both Result and Reasoning. This is a proposed teaching rule, not a validated certification threshold.</w:t>
+      </w:r>
+    </w:p>
+    <w:p>
+      <w:pPr>
+        <w:spacing w:line="336" w:lineRule="auto" w:after="180"/>
+      </w:pPr>
+      <w:r>
+        <w:rPr>
+          <w:b w:val="0"/>
+        </w:rPr>
+        <w:t>Do not count a coached answer as independent mastery; correct unsafe or unsupported claims regardless of total.</w:t>
       </w:r>
     </w:p>
     <w:p>
@@ -2277,8 +3652,26 @@
       </w:r>
     </w:p>
     <w:p>
-      <w:r>
-        <w:t>Ask the learner to find the evidence that challenges this claim: “Any visible change helps diagnose the cause.” Keep the first attempt and an uncoached retry separate.</w:t>
+      <w:pPr>
+        <w:spacing w:line="336" w:lineRule="auto" w:after="180"/>
+      </w:pPr>
+      <w:r>
+        <w:rPr>
+          <w:b w:val="0"/>
+        </w:rPr>
+        <w:t xml:space="preserve">Ask the learner to find the </w:t>
+      </w:r>
+      <w:r>
+        <w:rPr>
+          <w:b/>
+        </w:rPr>
+        <w:t>evidence</w:t>
+      </w:r>
+      <w:r>
+        <w:rPr>
+          <w:b w:val="0"/>
+        </w:rPr>
+        <w:t xml:space="preserve"> that challenges this claim: “Any visible change helps diagnose the cause.” Keep the first attempt and an uncoached retry separate.</w:t>
       </w:r>
     </w:p>
     <w:p>
@@ -2290,7 +3683,22 @@
       </w:r>
     </w:p>
     <w:p>
-      <w:r>
+      <w:pPr>
+        <w:pStyle w:val="Heading3"/>
+      </w:pPr>
+      <w:r>
+        <w:t>Teacher key · Original transfer answer</w:t>
+      </w:r>
+    </w:p>
+    <w:p>
+      <w:pPr>
+        <w:spacing w:line="336" w:lineRule="auto" w:after="180"/>
+        <w:shd w:fill="F1F6FC"/>
+      </w:pPr>
+      <w:r>
+        <w:rPr>
+          <w:b w:val="0"/>
+        </w:rPr>
         <w:t>Expected 0,3,6; actual 3,6,9. Initialise score to 0, keeping the per-match addition. The zero-match case isolates the initialisation error. Rerun all three tests; changing only a displayed result would leave the cause intact.</w:t>
       </w:r>
     </w:p>
@@ -2311,17 +3719,62 @@
       </w:r>
     </w:p>
     <w:p>
-      <w:r>
+      <w:pPr>
+        <w:pStyle w:val="Heading3"/>
+      </w:pPr>
+      <w:r>
+        <w:t>Workbook question · W1</w:t>
+      </w:r>
+    </w:p>
+    <w:p>
+      <w:pPr>
+        <w:spacing w:line="336" w:lineRule="auto" w:after="180"/>
+        <w:shd w:fill="F5F1FB"/>
+      </w:pPr>
+      <w:r>
+        <w:rPr>
+          <w:b w:val="0"/>
+        </w:rPr>
         <w:t>Give expected results for remaining(6, 2), remaining(6, 6) and remaining(6, 0).</w:t>
       </w:r>
     </w:p>
     <w:p>
-      <w:r>
+      <w:pPr>
+        <w:pStyle w:val="Heading3"/>
+      </w:pPr>
+      <w:r>
+        <w:t>Teacher reasoning · W1</w:t>
+      </w:r>
+    </w:p>
+    <w:p>
+      <w:pPr>
+        <w:spacing w:line="336" w:lineRule="auto" w:after="180"/>
+        <w:shd w:fill="F1F6FC"/>
+      </w:pPr>
+      <w:r>
+        <w:rPr>
+          <w:b w:val="0"/>
+        </w:rPr>
         <w:t>4, 0 and 6.</w:t>
       </w:r>
     </w:p>
     <w:p>
-      <w:r>
+      <w:pPr>
+        <w:pStyle w:val="Heading3"/>
+      </w:pPr>
+      <w:r>
+        <w:t>Teacher reasoning · W1</w:t>
+      </w:r>
+    </w:p>
+    <w:p>
+      <w:pPr>
+        <w:spacing w:line="336" w:lineRule="auto" w:after="180"/>
+        <w:shd w:fill="F1F6FC"/>
+      </w:pPr>
+      <w:r>
+        <w:rPr>
+          <w:b w:val="0"/>
+        </w:rPr>
         <w:t>Apply the specified subtraction rule to each pair: 6 - 2 = 4, 6 - 6 = 0, and 6 - 0 = 6. Label them ordinary, full and unused cases. These expected answers come from the contract before the program is run.</w:t>
       </w:r>
     </w:p>
@@ -2334,35 +3787,134 @@
       </w:r>
     </w:p>
     <w:p>
-      <w:r>
+      <w:pPr>
+        <w:pStyle w:val="Heading3"/>
+      </w:pPr>
+      <w:r>
+        <w:t>Workbook question · W2</w:t>
+      </w:r>
+    </w:p>
+    <w:p>
+      <w:pPr>
+        <w:spacing w:line="336" w:lineRule="auto" w:after="180"/>
+        <w:shd w:fill="F5F1FB"/>
+      </w:pPr>
+      <w:r>
+        <w:rPr>
+          <w:b w:val="0"/>
+        </w:rPr>
         <w:t>A faulty function always returns 4. Which of your three cases pass and fail?</w:t>
       </w:r>
     </w:p>
     <w:p>
-      <w:r>
+      <w:pPr>
+        <w:pStyle w:val="Heading3"/>
+      </w:pPr>
+      <w:r>
+        <w:t>Teacher reasoning · W2</w:t>
+      </w:r>
+    </w:p>
+    <w:p>
+      <w:pPr>
+        <w:spacing w:line="336" w:lineRule="auto" w:after="180"/>
+        <w:shd w:fill="F1F6FC"/>
+      </w:pPr>
+      <w:r>
+        <w:rPr>
+          <w:b w:val="0"/>
+        </w:rPr>
         <w:t>Only (6, 2) passes. The full and unused cases fail.</w:t>
       </w:r>
     </w:p>
     <w:p>
-      <w:r>
-        <w:t>Compare the faulty actual result 4 with each independently expected result. It matches the ordinary case expecting 4, but not the full case expecting 0 or unused case expecting 6. One successful case therefore does not establish that the subtraction rule was implemented.</w:t>
-      </w:r>
-    </w:p>
-    <w:p>
       <w:pPr>
         <w:pStyle w:val="Heading3"/>
       </w:pPr>
       <w:r>
+        <w:t>Teacher reasoning · W2</w:t>
+      </w:r>
+    </w:p>
+    <w:p>
+      <w:pPr>
+        <w:spacing w:line="336" w:lineRule="auto" w:after="180"/>
+        <w:shd w:fill="F1F6FC"/>
+      </w:pPr>
+      <w:r>
+        <w:rPr>
+          <w:b w:val="0"/>
+        </w:rPr>
+        <w:t>Compare the faulty actual result 4 with each independently expected result. It matches the ordinary case expecting 4, but not the full case expecting 0 or unused case expecting 6.</w:t>
+      </w:r>
+    </w:p>
+    <w:p>
+      <w:pPr>
+        <w:spacing w:line="336" w:lineRule="auto" w:after="180"/>
+        <w:shd w:fill="F1F6FC"/>
+      </w:pPr>
+      <w:r>
+        <w:rPr>
+          <w:b w:val="0"/>
+        </w:rPr>
+        <w:t>One successful case therefore does not establish that the subtraction rule was implemented.</w:t>
+      </w:r>
+    </w:p>
+    <w:p>
+      <w:pPr>
+        <w:pStyle w:val="Heading3"/>
+      </w:pPr>
+      <w:r>
         <w:t>W3 Repair and retest</w:t>
       </w:r>
     </w:p>
     <w:p>
-      <w:r>
-        <w:t>A faulty function adds capacity and used. For (6, 2), state actual and expected. Repair it and name a regression case.</w:t>
-      </w:r>
-    </w:p>
-    <w:p>
-      <w:r>
+      <w:pPr>
+        <w:pStyle w:val="Heading3"/>
+      </w:pPr>
+      <w:r>
+        <w:t>Workbook question · W3</w:t>
+      </w:r>
+    </w:p>
+    <w:p>
+      <w:pPr>
+        <w:spacing w:line="336" w:lineRule="auto" w:after="180"/>
+        <w:shd w:fill="F5F1FB"/>
+      </w:pPr>
+      <w:r>
+        <w:rPr>
+          <w:b w:val="0"/>
+        </w:rPr>
+        <w:t xml:space="preserve">A faulty function adds capacity and used. For (6, 2), state actual and expected. Repair it and name a </w:t>
+      </w:r>
+      <w:r>
+        <w:rPr>
+          <w:b/>
+        </w:rPr>
+        <w:t>regression</w:t>
+      </w:r>
+      <w:r>
+        <w:rPr>
+          <w:b w:val="0"/>
+        </w:rPr>
+        <w:t xml:space="preserve"> case.</w:t>
+      </w:r>
+    </w:p>
+    <w:p>
+      <w:pPr>
+        <w:pStyle w:val="Heading3"/>
+      </w:pPr>
+      <w:r>
+        <w:t>Teacher reasoning · W3</w:t>
+      </w:r>
+    </w:p>
+    <w:p>
+      <w:pPr>
+        <w:spacing w:line="336" w:lineRule="auto" w:after="180"/>
+        <w:shd w:fill="F1F6FC"/>
+      </w:pPr>
+      <w:r>
+        <w:rPr>
+          <w:b w:val="0"/>
+        </w:rPr>
         <w:t>Actual 8, expected 4. Subtract used; rerun a prior case such as (6, 0), expecting 6.</w:t>
       </w:r>
     </w:p>
@@ -2375,12 +3927,42 @@
       </w:r>
     </w:p>
     <w:p>
-      <w:r>
+      <w:pPr>
+        <w:pStyle w:val="Heading3"/>
+      </w:pPr>
+      <w:r>
+        <w:t>Workbook question · W4</w:t>
+      </w:r>
+    </w:p>
+    <w:p>
+      <w:pPr>
+        <w:spacing w:line="336" w:lineRule="auto" w:after="180"/>
+        <w:shd w:fill="F5F1FB"/>
+      </w:pPr>
+      <w:r>
+        <w:rPr>
+          <w:b w:val="0"/>
+        </w:rPr>
         <w:t>Define stock(packs, loose) to return packs * 4 + loose. Create expected tests for (2, 3), (0, 3), (2, 0), then show which detects a faulty packs + loose body.</w:t>
       </w:r>
     </w:p>
     <w:p>
-      <w:r>
+      <w:pPr>
+        <w:pStyle w:val="Heading3"/>
+      </w:pPr>
+      <w:r>
+        <w:t>Teacher reasoning · W4</w:t>
+      </w:r>
+    </w:p>
+    <w:p>
+      <w:pPr>
+        <w:spacing w:line="336" w:lineRule="auto" w:after="180"/>
+        <w:shd w:fill="F1F6FC"/>
+      </w:pPr>
+      <w:r>
+        <w:rPr>
+          <w:b w:val="0"/>
+        </w:rPr>
         <w:t>Expected 11, 3, 8. Faulty results 5, 3, 2; first and third reveal it. Use independent expectations in the test loop.</w:t>
       </w:r>
     </w:p>
@@ -2393,25 +3975,82 @@
       </w:r>
     </w:p>
     <w:p>
-      <w:r>
+      <w:pPr>
+        <w:pStyle w:val="Heading3"/>
+      </w:pPr>
+      <w:r>
+        <w:t>Workbook question · W5</w:t>
+      </w:r>
+    </w:p>
+    <w:p>
+      <w:pPr>
+        <w:spacing w:line="336" w:lineRule="auto" w:after="180"/>
+        <w:shd w:fill="F5F1FB"/>
+      </w:pPr>
+      <w:r>
+        <w:rPr>
+          <w:b w:val="0"/>
+        </w:rPr>
         <w:t>All three stock tests pass. Does that prove correct handling of negative counts?</w:t>
       </w:r>
     </w:p>
     <w:p>
-      <w:r>
-        <w:t>No. Negative counts are outside our nonnegative-input contract and were not tested; rejection behavior must first be defined.</w:t>
-      </w:r>
-    </w:p>
-    <w:p>
       <w:pPr>
         <w:pStyle w:val="Heading3"/>
       </w:pPr>
       <w:r>
+        <w:t>Teacher reasoning · W5</w:t>
+      </w:r>
+    </w:p>
+    <w:p>
+      <w:pPr>
+        <w:spacing w:line="336" w:lineRule="auto" w:after="180"/>
+        <w:shd w:fill="F1F6FC"/>
+      </w:pPr>
+      <w:r>
+        <w:rPr>
+          <w:b w:val="0"/>
+        </w:rPr>
+        <w:t>No. Negative counts are outside our nonnegative-</w:t>
+      </w:r>
+      <w:r>
+        <w:rPr>
+          <w:b/>
+        </w:rPr>
+        <w:t>input</w:t>
+      </w:r>
+      <w:r>
+        <w:rPr>
+          <w:b w:val="0"/>
+        </w:rPr>
+        <w:t xml:space="preserve"> contract and were not tested; rejection behavior must first be defined.</w:t>
+      </w:r>
+    </w:p>
+    <w:p>
+      <w:pPr>
+        <w:pStyle w:val="Heading3"/>
+      </w:pPr>
+      <w:r>
         <w:t>Assess independent transfer</w:t>
       </w:r>
     </w:p>
     <w:p>
-      <w:r>
+      <w:pPr>
+        <w:pStyle w:val="Heading3"/>
+      </w:pPr>
+      <w:r>
+        <w:t>Independent question · withhold the key</w:t>
+      </w:r>
+    </w:p>
+    <w:p>
+      <w:pPr>
+        <w:spacing w:line="336" w:lineRule="auto" w:after="180"/>
+        <w:shd w:fill="F5F1FB"/>
+      </w:pPr>
+      <w:r>
+        <w:rPr>
+          <w:b w:val="0"/>
+        </w:rPr>
         <w:t>Selected case: Define stock(packs, loose) to return packs * 4 + loose. Create expected tests for (2, 3), (0, 3), (2, 0), then show which detects a faulty packs + loose body.</w:t>
       </w:r>
     </w:p>
@@ -2424,7 +4063,22 @@
       </w:r>
     </w:p>
     <w:p>
-      <w:r>
+      <w:pPr>
+        <w:pStyle w:val="Heading3"/>
+      </w:pPr>
+      <w:r>
+        <w:t>Teacher key · Selected case answer</w:t>
+      </w:r>
+    </w:p>
+    <w:p>
+      <w:pPr>
+        <w:spacing w:line="336" w:lineRule="auto" w:after="180"/>
+        <w:shd w:fill="F1F6FC"/>
+      </w:pPr>
+      <w:r>
+        <w:rPr>
+          <w:b w:val="0"/>
+        </w:rPr>
         <w:t>Expected 11, 3, 8. Faulty results 5, 3, 2; first and third reveal it. Use independent expectations in the test loop.</w:t>
       </w:r>
     </w:p>
@@ -2531,21 +4185,77 @@
       </w:tr>
     </w:tbl>
     <w:p>
-      <w:r>
-        <w:t>Record each dimension as not yet, with support, or independent. Accept a valid alternative procedure with a defensible trace. Do not penalise an honestly recorded model failure if the learner correctly explains its evidence and limits.</w:t>
-      </w:r>
-    </w:p>
-    <w:p>
       <w:pPr>
         <w:pStyle w:val="Heading3"/>
       </w:pPr>
       <w:r>
+        <w:t>Teacher key · Selected case answer</w:t>
+      </w:r>
+    </w:p>
+    <w:p>
+      <w:pPr>
+        <w:spacing w:line="336" w:lineRule="auto" w:after="180"/>
+        <w:shd w:fill="F1F6FC"/>
+      </w:pPr>
+      <w:r>
+        <w:rPr>
+          <w:b w:val="0"/>
+        </w:rPr>
+        <w:t>Record each dimension as not yet, with support, or independent. Accept a valid alternative procedure with a defensible trace.</w:t>
+      </w:r>
+    </w:p>
+    <w:p>
+      <w:pPr>
+        <w:spacing w:line="336" w:lineRule="auto" w:after="180"/>
+        <w:shd w:fill="F1F6FC"/>
+      </w:pPr>
+      <w:r>
+        <w:rPr>
+          <w:b w:val="0"/>
+        </w:rPr>
+        <w:t xml:space="preserve">Do not penalise an honestly recorded model failure if the learner correctly explains its </w:t>
+      </w:r>
+      <w:r>
+        <w:rPr>
+          <w:b/>
+        </w:rPr>
+        <w:t>evidence</w:t>
+      </w:r>
+      <w:r>
+        <w:rPr>
+          <w:b w:val="0"/>
+        </w:rPr>
+        <w:t xml:space="preserve"> and limits.</w:t>
+      </w:r>
+    </w:p>
+    <w:p>
+      <w:pPr>
+        <w:pStyle w:val="Heading3"/>
+      </w:pPr>
+      <w:r>
         <w:t>Feedback that the learner uses</w:t>
       </w:r>
     </w:p>
     <w:p>
-      <w:r>
-        <w:t>Name the earliest unsupported step and give one action to repair it. Have the learner make that repair now and explain why. Then assess the relevant skill on a fresh, fully specified case. Confirm it was not previously practised with feedback; solve and check the new case before assigning it. A follow-up design prompt is a starting brief, not automatically an equivalent test.</w:t>
+      <w:pPr>
+        <w:spacing w:line="336" w:lineRule="auto" w:after="180"/>
+      </w:pPr>
+      <w:r>
+        <w:rPr>
+          <w:b w:val="0"/>
+        </w:rPr>
+        <w:t>Name the earliest unsupported step and give one action to repair it. Have the learner make that repair now and explain why. Then assess the relevant skill on a fresh, fully specified case.</w:t>
+      </w:r>
+    </w:p>
+    <w:p>
+      <w:pPr>
+        <w:spacing w:line="336" w:lineRule="auto" w:after="180"/>
+      </w:pPr>
+      <w:r>
+        <w:rPr>
+          <w:b w:val="0"/>
+        </w:rPr>
+        <w:t>Confirm it was not previously practised with feedback; solve and check the new case before assigning it. A follow-up design prompt is a starting brief, not automatically an equivalent test.</w:t>
       </w:r>
     </w:p>
     <w:p>
@@ -2557,11 +4267,62 @@
       </w:r>
     </w:p>
     <w:p>
+      <w:r>
+        <w:t>Connect Debugging Strategies to Transparent Book Recommender, adapt support and plan a later changed-case check.</w:t>
+      </w:r>
+    </w:p>
+    <w:p>
       <w:pPr>
         <w:pStyle w:val="Heading3"/>
       </w:pPr>
       <w:r>
-        <w:t>Connect and extend learning</w:t>
+        <w:t>Transparent Book Recommender</w:t>
+      </w:r>
+    </w:p>
+    <w:p>
+      <w:pPr>
+        <w:spacing w:line="336" w:lineRule="auto" w:after="180"/>
+      </w:pPr>
+      <w:r>
+        <w:rPr>
+          <w:b w:val="0"/>
+        </w:rPr>
+        <w:t>When a ranking surprises you, inspect feature values, weights, arithmetic, and sorting separately.</w:t>
+      </w:r>
+    </w:p>
+    <w:p>
+      <w:pPr>
+        <w:spacing w:line="336" w:lineRule="auto" w:after="180"/>
+      </w:pPr>
+      <w:r>
+        <w:rPr>
+          <w:b w:val="0"/>
+        </w:rPr>
+        <w:t xml:space="preserve">Keep the decision, </w:t>
+      </w:r>
+      <w:r>
+        <w:rPr>
+          <w:b/>
+        </w:rPr>
+        <w:t>input</w:t>
+      </w:r>
+      <w:r>
+        <w:rPr>
+          <w:b w:val="0"/>
+        </w:rPr>
+        <w:t xml:space="preserve">, result, explanation and remaining limitation in the project </w:t>
+      </w:r>
+      <w:r>
+        <w:rPr>
+          <w:b/>
+        </w:rPr>
+        <w:t>evidence</w:t>
+      </w:r>
+      <w:r>
+        <w:rPr>
+          <w:b w:val="0"/>
+        </w:rPr>
+        <w:t xml:space="preserve"> record. Retrieve this record next week rather than restarting the project.</w:t>
       </w:r>
     </w:p>
     <w:p>
@@ -2569,17 +4330,30 @@
         <w:pStyle w:val="Heading3"/>
       </w:pPr>
       <w:r>
-        <w:t>Transparent Book Recommender</w:t>
-      </w:r>
-    </w:p>
-    <w:p>
-      <w:r>
-        <w:t>When a ranking surprises you, inspect feature values, weights, arithmetic, and sorting separately.</w:t>
-      </w:r>
-    </w:p>
-    <w:p>
-      <w:r>
-        <w:t>Keep the decision, input, result, explanation and remaining limitation in the project evidence record. Retrieve this record next week rather than restarting the project.</w:t>
+        <w:t>Support and stretch</w:t>
+      </w:r>
+    </w:p>
+    <w:p>
+      <w:pPr>
+        <w:spacing w:line="336" w:lineRule="auto" w:after="180"/>
+      </w:pPr>
+      <w:r>
+        <w:rPr>
+          <w:b w:val="0"/>
+        </w:rPr>
+        <w:t xml:space="preserve">Trace one record or condition at a time with counters and labelled columns. Stretch: introduce a tie, </w:t>
+      </w:r>
+      <w:r>
+        <w:rPr>
+          <w:b/>
+        </w:rPr>
+        <w:t>boundary</w:t>
+      </w:r>
+      <w:r>
+        <w:rPr>
+          <w:b w:val="0"/>
+        </w:rPr>
+        <w:t xml:space="preserve"> or missing field and declare its handling policy before rerunning.</w:t>
       </w:r>
     </w:p>
     <w:p>
@@ -2587,12 +4361,30 @@
         <w:pStyle w:val="Heading3"/>
       </w:pPr>
       <w:r>
-        <w:t>Support and stretch</w:t>
-      </w:r>
-    </w:p>
-    <w:p>
-      <w:r>
-        <w:t>Trace one record or condition at a time with counters and labelled columns. Stretch: introduce a tie, boundary or missing field and declare its handling policy before rerunning.</w:t>
+        <w:t>Exit reflection</w:t>
+      </w:r>
+    </w:p>
+    <w:p>
+      <w:pPr>
+        <w:spacing w:line="336" w:lineRule="auto" w:after="180"/>
+      </w:pPr>
+      <w:r>
+        <w:rPr>
+          <w:b w:val="0"/>
+        </w:rPr>
+        <w:t xml:space="preserve">Ask for one decision the learner can now justify and one situation requiring more </w:t>
+      </w:r>
+      <w:r>
+        <w:rPr>
+          <w:b/>
+        </w:rPr>
+        <w:t>evidence</w:t>
+      </w:r>
+      <w:r>
+        <w:rPr>
+          <w:b w:val="0"/>
+        </w:rPr>
+        <w:t xml:space="preserve"> or human review. Confidence ratings are separate from correct independent performance.</w:t>
       </w:r>
     </w:p>
     <w:p>
@@ -2600,12 +4392,30 @@
         <w:pStyle w:val="Heading3"/>
       </w:pPr>
       <w:r>
-        <w:t>Exit reflection</w:t>
-      </w:r>
-    </w:p>
-    <w:p>
-      <w:r>
-        <w:t>Ask for one decision the learner can now justify and one situation requiring more evidence or human review. Confidence ratings are separate from correct independent performance.</w:t>
+        <w:t>Bridge to the next week</w:t>
+      </w:r>
+    </w:p>
+    <w:p>
+      <w:pPr>
+        <w:spacing w:line="336" w:lineRule="auto" w:after="180"/>
+      </w:pPr>
+      <w:r>
+        <w:rPr>
+          <w:b w:val="0"/>
+        </w:rPr>
+        <w:t xml:space="preserve">Next: Week 7: Rows, Columns, and Data Types. Retrieve today’s </w:t>
+      </w:r>
+      <w:r>
+        <w:rPr>
+          <w:b/>
+        </w:rPr>
+        <w:t>evidence</w:t>
+      </w:r>
+      <w:r>
+        <w:rPr>
+          <w:b w:val="0"/>
+        </w:rPr>
+        <w:t xml:space="preserve"> and identify what carries forward and what is new.</w:t>
       </w:r>
     </w:p>
     <w:p>
@@ -2613,12 +4423,87 @@
         <w:pStyle w:val="Heading3"/>
       </w:pPr>
       <w:r>
-        <w:t>Bridge to the next week</w:t>
-      </w:r>
-    </w:p>
-    <w:p>
-      <w:r>
-        <w:t>Next: Week 7: Rows, Columns, and Data Types. Retrieve today’s evidence and identify what carries forward and what is new.</w:t>
+        <w:t>Support and fresh reassessment</w:t>
+      </w:r>
+    </w:p>
+    <w:p>
+      <w:pPr>
+        <w:spacing w:line="336" w:lineRule="auto" w:after="180"/>
+      </w:pPr>
+      <w:r>
+        <w:rPr>
+          <w:b w:val="0"/>
+        </w:rPr>
+        <w:t xml:space="preserve">Provide a blank </w:t>
+      </w:r>
+      <w:r>
+        <w:rPr>
+          <w:b/>
+        </w:rPr>
+        <w:t>input</w:t>
+      </w:r>
+      <w:r>
+        <w:rPr>
+          <w:b w:val="0"/>
+        </w:rPr>
+        <w:t>s expected actual table. Extension: use assert for the same cases and explain why only the first failure is reported.</w:t>
+      </w:r>
+    </w:p>
+    <w:p>
+      <w:pPr>
+        <w:spacing w:line="336" w:lineRule="auto" w:after="180"/>
+      </w:pPr>
+      <w:r>
+        <w:rPr>
+          <w:b w:val="0"/>
+        </w:rPr>
+        <w:t xml:space="preserve">Independent W4 </w:t>
+      </w:r>
+      <w:r>
+        <w:rPr>
+          <w:b/>
+        </w:rPr>
+        <w:t>evidence</w:t>
+      </w:r>
+      <w:r>
+        <w:rPr>
+          <w:b w:val="0"/>
+        </w:rPr>
+        <w:t>: Expected 11, 3, 8. Faulty results 5, 3, 2; first and third reveal it. Use independent expectations in the test loop. Record whether the learner needed no help, a hint or explanation.</w:t>
+      </w:r>
+    </w:p>
+    <w:p>
+      <w:pPr>
+        <w:spacing w:line="336" w:lineRule="auto" w:after="180"/>
+      </w:pPr>
+      <w:r>
+        <w:rPr>
+          <w:b w:val="0"/>
+        </w:rPr>
+        <w:t>Fresh retry: bundles * 3 + singles with (3, 1), (0, 1), (3, 0) expects 10, 1, 9. A constant return 10 passes only the first.</w:t>
+      </w:r>
+    </w:p>
+    <w:p>
+      <w:pPr>
+        <w:spacing w:line="336" w:lineRule="auto" w:after="180"/>
+      </w:pPr>
+      <w:r>
+        <w:rPr>
+          <w:b w:val="0"/>
+        </w:rPr>
+        <w:t xml:space="preserve">Next week: Rows columns and schemas. Reuse this week's explicit contracts and </w:t>
+      </w:r>
+      <w:r>
+        <w:rPr>
+          <w:b/>
+        </w:rPr>
+        <w:t>evidence</w:t>
+      </w:r>
+      <w:r>
+        <w:rPr>
+          <w:b w:val="0"/>
+        </w:rPr>
+        <w:t>.</w:t>
       </w:r>
     </w:p>
     <w:p>
@@ -2626,40 +4511,40 @@
         <w:pStyle w:val="Heading3"/>
       </w:pPr>
       <w:r>
-        <w:t>Support and fresh reassessment</w:t>
-      </w:r>
-    </w:p>
-    <w:p>
-      <w:r>
-        <w:t>Provide a blank inputs expected actual table. Extension: use assert for the same cases and explain why only the first failure is reported.</w:t>
-      </w:r>
-    </w:p>
-    <w:p>
-      <w:r>
-        <w:t>Independent W4 evidence: Expected 11, 3, 8. Faulty results 5, 3, 2; first and third reveal it. Use independent expectations in the test loop. Record whether the learner needed no help, a hint or explanation. Fresh retry: bundles * 3 + singles with (3, 1), (0, 1), (3, 0) expects 10, 1, 9. A constant return 10 passes only the first.</w:t>
-      </w:r>
-    </w:p>
-    <w:p>
-      <w:r>
-        <w:t>Next week: Rows columns and schemas. Reuse this week's explicit contracts and evidence.</w:t>
-      </w:r>
-    </w:p>
-    <w:p>
-      <w:pPr>
-        <w:pStyle w:val="Heading3"/>
-      </w:pPr>
-      <w:r>
         <w:t>Plan the delayed return</w:t>
       </w:r>
     </w:p>
     <w:p>
-      <w:r>
+      <w:pPr>
+        <w:spacing w:line="336" w:lineRule="auto" w:after="180"/>
+      </w:pPr>
+      <w:r>
+        <w:rPr>
+          <w:b w:val="0"/>
+        </w:rPr>
         <w:t>Suggested return points in this level: ai-2/7, ai-2/9, ai-2/12. Use actual classroom dates, adjusting for holidays and gaps. One, three and six teaching weeks are scheduling choices, not a claimed optimal spacing.</w:t>
       </w:r>
     </w:p>
     <w:p>
-      <w:r>
-        <w:t>At a delayed check, ask for the idea from memory and a changed application. Compare with the earlier independent response and record support used. For a new level, revisit the previous capstone before checking the new prerequisites.</w:t>
+      <w:pPr>
+        <w:spacing w:line="336" w:lineRule="auto" w:after="180"/>
+      </w:pPr>
+      <w:r>
+        <w:rPr>
+          <w:b w:val="0"/>
+        </w:rPr>
+        <w:t>At a delayed check, ask for the idea from memory and a changed application. Compare with the earlier independent response and record support used.</w:t>
+      </w:r>
+    </w:p>
+    <w:p>
+      <w:pPr>
+        <w:spacing w:line="336" w:lineRule="auto" w:after="180"/>
+      </w:pPr>
+      <w:r>
+        <w:rPr>
+          <w:b w:val="0"/>
+        </w:rPr>
+        <w:t>For a new level, revisit the previous capstone before checking the new prerequisites.</w:t>
       </w:r>
     </w:p>
     <w:tbl>
@@ -2819,8 +4704,26 @@
       </w:tr>
     </w:tbl>
     <w:p>
-      <w:r>
-        <w:t>Use the evidence to choose reteaching or the next step. A completed page, confidence rating or attractive project does not by itself demonstrate understanding.</w:t>
+      <w:pPr>
+        <w:spacing w:line="336" w:lineRule="auto" w:after="180"/>
+      </w:pPr>
+      <w:r>
+        <w:rPr>
+          <w:b w:val="0"/>
+        </w:rPr>
+        <w:t xml:space="preserve">Use the </w:t>
+      </w:r>
+      <w:r>
+        <w:rPr>
+          <w:b/>
+        </w:rPr>
+        <w:t>evidence</w:t>
+      </w:r>
+      <w:r>
+        <w:rPr>
+          <w:b w:val="0"/>
+        </w:rPr>
+        <w:t xml:space="preserve"> to choose reteaching or the next step. A completed page, confidence rating or attractive project does not by itself demonstrate understanding.</w:t>
       </w:r>
     </w:p>
     <w:p>
@@ -2832,8 +4735,50 @@
       </w:r>
     </w:p>
     <w:p>
-      <w:r>
-        <w:t>Test the recommender’s helper functions with normal, zero and boundary inputs before debugging the whole application.</w:t>
+      <w:pPr>
+        <w:spacing w:line="336" w:lineRule="auto" w:after="180"/>
+      </w:pPr>
+      <w:r>
+        <w:rPr>
+          <w:b w:val="0"/>
+        </w:rPr>
+        <w:t xml:space="preserve">Test the recommender’s helper functions with normal, zero and </w:t>
+      </w:r>
+      <w:r>
+        <w:rPr>
+          <w:b/>
+        </w:rPr>
+        <w:t>boundary</w:t>
+      </w:r>
+      <w:r>
+        <w:rPr>
+          <w:b w:val="0"/>
+        </w:rPr>
+        <w:t xml:space="preserve"> </w:t>
+      </w:r>
+      <w:r>
+        <w:rPr>
+          <w:b/>
+        </w:rPr>
+        <w:t>input</w:t>
+      </w:r>
+      <w:r>
+        <w:rPr>
+          <w:b w:val="0"/>
+        </w:rPr>
+        <w:t xml:space="preserve">s before </w:t>
+      </w:r>
+      <w:r>
+        <w:rPr>
+          <w:b/>
+        </w:rPr>
+        <w:t>debug</w:t>
+      </w:r>
+      <w:r>
+        <w:rPr>
+          <w:b w:val="0"/>
+        </w:rPr>
+        <w:t>ging the whole application.</w:t>
       </w:r>
     </w:p>
     <w:p>
@@ -2846,12 +4791,50 @@
     </w:p>
     <w:p>
       <w:r>
+        <w:t>Use this preparation summary alongside the detailed Debugging Strategies lesson; it is a checklist rather than a replacement for the full sequence.</w:t>
+      </w:r>
+    </w:p>
+    <w:p>
+      <w:pPr>
+        <w:pStyle w:val="Heading3"/>
+      </w:pPr>
+      <w:r>
+        <w:t>Teaching target</w:t>
+      </w:r>
+    </w:p>
+    <w:p>
+      <w:pPr>
+        <w:spacing w:line="336" w:lineRule="auto" w:after="180"/>
+        <w:shd w:fill="EDF7F3"/>
+      </w:pPr>
+      <w:r>
+        <w:rPr>
+          <w:b w:val="0"/>
+        </w:rPr>
         <w:t>Teaching target: Design revealing tests for a function</w:t>
       </w:r>
     </w:p>
     <w:p>
-      <w:r>
-        <w:t>Prepare the labelled worked-case picture, the matching workbook, fictional input cards and a place for individual responses. No paid AI account is required for the paper reasoning activities.</w:t>
+      <w:pPr>
+        <w:spacing w:line="336" w:lineRule="auto" w:after="180"/>
+      </w:pPr>
+      <w:r>
+        <w:rPr>
+          <w:b w:val="0"/>
+        </w:rPr>
+        <w:t xml:space="preserve">Prepare the labelled worked-case picture, the matching workbook, fictional </w:t>
+      </w:r>
+      <w:r>
+        <w:rPr>
+          <w:b/>
+        </w:rPr>
+        <w:t>input</w:t>
+      </w:r>
+      <w:r>
+        <w:rPr>
+          <w:b w:val="0"/>
+        </w:rPr>
+        <w:t xml:space="preserve"> cards and a place for individual responses. No paid AI account is required for the paper reasoning activities.</w:t>
       </w:r>
     </w:p>
     <w:tbl>
@@ -2998,37 +4981,220 @@
       </w:tr>
     </w:tbl>
     <w:p>
-      <w:r>
+      <w:pPr>
+        <w:spacing w:line="336" w:lineRule="auto" w:after="180"/>
+        <w:shd w:fill="F5F1FB"/>
+      </w:pPr>
+      <w:r>
+        <w:rPr>
+          <w:b w:val="0"/>
+        </w:rPr>
         <w:t>Before class, solve the supported practice: A faulty function always returns 4. Which of your three cases pass and fail?</w:t>
       </w:r>
     </w:p>
     <w:p>
-      <w:r>
+      <w:pPr>
+        <w:pStyle w:val="Heading3"/>
+      </w:pPr>
+      <w:r>
+        <w:t>Supported practice answer</w:t>
+      </w:r>
+    </w:p>
+    <w:p>
+      <w:pPr>
+        <w:spacing w:line="336" w:lineRule="auto" w:after="180"/>
+        <w:shd w:fill="F1F6FC"/>
+      </w:pPr>
+      <w:r>
+        <w:rPr>
+          <w:b w:val="0"/>
+        </w:rPr>
         <w:t>Reasoned practice answer: Only (6, 2) passes. The full and unused cases fail.</w:t>
       </w:r>
     </w:p>
     <w:p>
-      <w:r>
-        <w:t>Check every learner before discussion: Use the worked case for Testing and debugging functions. Proposed explanation: “A successful run proves the conclusion”. Decide whether this explanation is supported. Point to the step or supplied fact that decides; explain your repair if needed.</w:t>
-      </w:r>
-    </w:p>
-    <w:p>
-      <w:r>
-        <w:t>Misconception repair: Passing this small suite supports these particular cases. It neither proves every allowed input correct nor checks invalid input handling. A test outside the contract needs a separately specified expected behavior.</w:t>
-      </w:r>
-    </w:p>
-    <w:p>
-      <w:r>
-        <w:t>Support: read the exact case aloud, enlarge the labelled picture, supply input cards and model only the first deciding step. Accept a spoken explanation or drawing; retain the reasoning goal.</w:t>
-      </w:r>
-    </w:p>
-    <w:p>
-      <w:r>
-        <w:t>Extension: Repair the body to bundle_count*6+loose. Require a prediction and a reason before comparing. Expected result: Expected results for (2,1),(0,3),(2,0) are 13,3,12. Reason: Only bundles are groups of six; loose books are counted individually.</w:t>
-      </w:r>
-    </w:p>
-    <w:p>
-      <w:r>
+      <w:pPr>
+        <w:spacing w:line="336" w:lineRule="auto" w:after="180"/>
+      </w:pPr>
+      <w:r>
+        <w:rPr>
+          <w:b w:val="0"/>
+        </w:rPr>
+        <w:t xml:space="preserve">Check every learner before discussion: Use the worked case for Testing and </w:t>
+      </w:r>
+      <w:r>
+        <w:rPr>
+          <w:b/>
+        </w:rPr>
+        <w:t>debug</w:t>
+      </w:r>
+      <w:r>
+        <w:rPr>
+          <w:b w:val="0"/>
+        </w:rPr>
+        <w:t>ging functions. Proposed explanation: “A successful run proves the conclusion”. Decide whether this explanation is supported.</w:t>
+      </w:r>
+    </w:p>
+    <w:p>
+      <w:pPr>
+        <w:spacing w:line="336" w:lineRule="auto" w:after="180"/>
+      </w:pPr>
+      <w:r>
+        <w:rPr>
+          <w:b w:val="0"/>
+        </w:rPr>
+        <w:t>Point to the step or supplied fact that decides; explain your repair if needed.</w:t>
+      </w:r>
+    </w:p>
+    <w:p>
+      <w:pPr>
+        <w:pStyle w:val="Heading3"/>
+      </w:pPr>
+      <w:r>
+        <w:t>Repair the misconception</w:t>
+      </w:r>
+    </w:p>
+    <w:p>
+      <w:pPr>
+        <w:spacing w:line="336" w:lineRule="auto" w:after="180"/>
+        <w:shd w:fill="FFF5E6"/>
+      </w:pPr>
+      <w:r>
+        <w:rPr>
+          <w:b w:val="0"/>
+        </w:rPr>
+        <w:t xml:space="preserve">Misconception repair: Passing this small suite supports these particular cases. It neither proves every allowed </w:t>
+      </w:r>
+      <w:r>
+        <w:rPr>
+          <w:b/>
+        </w:rPr>
+        <w:t>input</w:t>
+      </w:r>
+      <w:r>
+        <w:rPr>
+          <w:b w:val="0"/>
+        </w:rPr>
+        <w:t xml:space="preserve"> correct nor checks invalid </w:t>
+      </w:r>
+      <w:r>
+        <w:rPr>
+          <w:b/>
+        </w:rPr>
+        <w:t>input</w:t>
+      </w:r>
+      <w:r>
+        <w:rPr>
+          <w:b w:val="0"/>
+        </w:rPr>
+        <w:t xml:space="preserve"> handling.</w:t>
+      </w:r>
+    </w:p>
+    <w:p>
+      <w:pPr>
+        <w:spacing w:line="336" w:lineRule="auto" w:after="180"/>
+        <w:shd w:fill="FFF5E6"/>
+      </w:pPr>
+      <w:r>
+        <w:rPr>
+          <w:b w:val="0"/>
+        </w:rPr>
+        <w:t>A test outside the contract needs a separately specified expected behavior.</w:t>
+      </w:r>
+    </w:p>
+    <w:p>
+      <w:pPr>
+        <w:pStyle w:val="Heading3"/>
+      </w:pPr>
+      <w:r>
+        <w:t>Support without giving away the answer</w:t>
+      </w:r>
+    </w:p>
+    <w:p>
+      <w:pPr>
+        <w:spacing w:line="336" w:lineRule="auto" w:after="180"/>
+        <w:shd w:fill="F1F6F8"/>
+      </w:pPr>
+      <w:r>
+        <w:rPr>
+          <w:b w:val="0"/>
+        </w:rPr>
+        <w:t xml:space="preserve">Support: read the exact case aloud, enlarge the labelled picture, supply </w:t>
+      </w:r>
+      <w:r>
+        <w:rPr>
+          <w:b/>
+        </w:rPr>
+        <w:t>input</w:t>
+      </w:r>
+      <w:r>
+        <w:rPr>
+          <w:b w:val="0"/>
+        </w:rPr>
+        <w:t xml:space="preserve"> cards and model only the first deciding step. Accept a spoken explanation or drawing; retain the reasoning goal.</w:t>
+      </w:r>
+    </w:p>
+    <w:p>
+      <w:pPr>
+        <w:pStyle w:val="Heading3"/>
+      </w:pPr>
+      <w:r>
+        <w:t>Extend the reasoning</w:t>
+      </w:r>
+    </w:p>
+    <w:p>
+      <w:pPr>
+        <w:spacing w:line="336" w:lineRule="auto" w:after="180"/>
+        <w:shd w:fill="F5F1FB"/>
+      </w:pPr>
+      <w:r>
+        <w:rPr>
+          <w:b w:val="0"/>
+        </w:rPr>
+        <w:t xml:space="preserve">Extension: Repair the body to bundle_count*6+loose. Require a </w:t>
+      </w:r>
+      <w:r>
+        <w:rPr>
+          <w:b/>
+        </w:rPr>
+        <w:t>prediction</w:t>
+      </w:r>
+      <w:r>
+        <w:rPr>
+          <w:b w:val="0"/>
+        </w:rPr>
+        <w:t xml:space="preserve"> and a reason before comparing. Expected result: Expected results for (2,1),(0,3),(2,0) are 13,3,12.</w:t>
+      </w:r>
+    </w:p>
+    <w:p>
+      <w:pPr>
+        <w:spacing w:line="336" w:lineRule="auto" w:after="180"/>
+        <w:shd w:fill="F5F1FB"/>
+      </w:pPr>
+      <w:r>
+        <w:rPr>
+          <w:b w:val="0"/>
+        </w:rPr>
+        <w:t>Reason: Only bundles are groups of six; loose books are counted individually.</w:t>
+      </w:r>
+    </w:p>
+    <w:p>
+      <w:pPr>
+        <w:pStyle w:val="Heading3"/>
+      </w:pPr>
+      <w:r>
+        <w:t>Protect the independent attempt</w:t>
+      </w:r>
+    </w:p>
+    <w:p>
+      <w:pPr>
+        <w:spacing w:line="336" w:lineRule="auto" w:after="180"/>
+        <w:shd w:fill="FFF5E6"/>
+      </w:pPr>
+      <w:r>
+        <w:rPr>
+          <w:b w:val="0"/>
+        </w:rPr>
         <w:t>Independent assessment: withhold the reserved answer until the learner has attempted the new case. Record support separately from correctness.</w:t>
       </w:r>
     </w:p>
@@ -3217,13 +5383,58 @@
       </w:tr>
     </w:tbl>
     <w:p>
-      <w:r>
-        <w:t>Project checkpoint: Frame the need. Name the user, the problem, allowed inputs and a safe simple starting method.</w:t>
-      </w:r>
-    </w:p>
-    <w:p>
-      <w:r>
-        <w:t>Use the weekly teacher answer for topic-specific reasoning. A saved progress tick is an activity record; judge mastery from the learner’s explanation and evidence.</w:t>
+      <w:pPr>
+        <w:pStyle w:val="Heading3"/>
+      </w:pPr>
+      <w:r>
+        <w:t>Project checkpoint</w:t>
+      </w:r>
+    </w:p>
+    <w:p>
+      <w:pPr>
+        <w:spacing w:line="336" w:lineRule="auto" w:after="180"/>
+        <w:shd w:fill="EDF7F3"/>
+      </w:pPr>
+      <w:r>
+        <w:rPr>
+          <w:b w:val="0"/>
+        </w:rPr>
+        <w:t xml:space="preserve">Project checkpoint: Frame the need. Name the user, the problem, allowed </w:t>
+      </w:r>
+      <w:r>
+        <w:rPr>
+          <w:b/>
+        </w:rPr>
+        <w:t>input</w:t>
+      </w:r>
+      <w:r>
+        <w:rPr>
+          <w:b w:val="0"/>
+        </w:rPr>
+        <w:t>s and a safe simple starting method.</w:t>
+      </w:r>
+    </w:p>
+    <w:p>
+      <w:pPr>
+        <w:spacing w:line="336" w:lineRule="auto" w:after="180"/>
+      </w:pPr>
+      <w:r>
+        <w:rPr>
+          <w:b w:val="0"/>
+        </w:rPr>
+        <w:t xml:space="preserve">Use the weekly teacher answer for topic-specific reasoning. A saved progress tick is an activity record; judge mastery from the learner’s explanation and </w:t>
+      </w:r>
+      <w:r>
+        <w:rPr>
+          <w:b/>
+        </w:rPr>
+        <w:t>evidence</w:t>
+      </w:r>
+      <w:r>
+        <w:rPr>
+          <w:b w:val="0"/>
+        </w:rPr>
+        <w:t>.</w:t>
       </w:r>
     </w:p>
     <w:p>
@@ -3236,27 +5447,897 @@
     </w:p>
     <w:p>
       <w:r>
-        <w:t>Use the two formative questions as supported practice, not as independent mastery scores. Discuss the deciding evidence rather than accepting a guessed selection.</w:t>
-      </w:r>
-    </w:p>
-    <w:p>
-      <w:r>
+        <w:t>Use feedback, earlier review and portfolios purposefully. Apply the coding routine only when this lesson has an executable lab.</w:t>
+      </w:r>
+    </w:p>
+    <w:p>
+      <w:pPr>
+        <w:spacing w:line="336" w:lineRule="auto" w:after="180"/>
+      </w:pPr>
+      <w:r>
+        <w:rPr>
+          <w:b w:val="0"/>
+        </w:rPr>
+        <w:t xml:space="preserve">Use the two formative questions as supported practice, not as independent mastery scores. Discuss the deciding </w:t>
+      </w:r>
+      <w:r>
+        <w:rPr>
+          <w:b/>
+        </w:rPr>
+        <w:t>evidence</w:t>
+      </w:r>
+      <w:r>
+        <w:rPr>
+          <w:b w:val="0"/>
+        </w:rPr>
+        <w:t xml:space="preserve"> rather than accepting a guessed selection.</w:t>
+      </w:r>
+    </w:p>
+    <w:p>
+      <w:pPr>
+        <w:spacing w:line="336" w:lineRule="auto" w:after="180"/>
+      </w:pPr>
+      <w:r>
+        <w:rPr>
+          <w:b w:val="0"/>
+        </w:rPr>
         <w:t>The feedback comes from the reviewed public worked case. Do not reveal the separately reserved independent teacher answer until the learner has attempted that case.</w:t>
       </w:r>
     </w:p>
     <w:p>
-      <w:r>
-        <w:t>Ask students to predict before running code. Preserve errors and actual outputs; collect a changed test and an explanation. The branch-boundary and indexing lessons deliberately include failure cases.</w:t>
-      </w:r>
-    </w:p>
-    <w:p>
-      <w:r>
+      <w:pPr>
+        <w:spacing w:line="336" w:lineRule="auto" w:after="180"/>
+      </w:pPr>
+      <w:r>
+        <w:rPr>
+          <w:b w:val="0"/>
+        </w:rPr>
+        <w:t xml:space="preserve">Ask students to predict before running code. Preserve errors and actual </w:t>
+      </w:r>
+      <w:r>
+        <w:rPr>
+          <w:b/>
+        </w:rPr>
+        <w:t>output</w:t>
+      </w:r>
+      <w:r>
+        <w:rPr>
+          <w:b w:val="0"/>
+        </w:rPr>
+        <w:t>s; collect a changed test and an explanation. The branch-</w:t>
+      </w:r>
+      <w:r>
+        <w:rPr>
+          <w:b/>
+        </w:rPr>
+        <w:t>boundary</w:t>
+      </w:r>
+      <w:r>
+        <w:rPr>
+          <w:b w:val="0"/>
+        </w:rPr>
+        <w:t xml:space="preserve"> and indexing lessons deliberately include failure cases.</w:t>
+      </w:r>
+    </w:p>
+    <w:p>
+      <w:pPr>
+        <w:spacing w:line="336" w:lineRule="auto" w:after="180"/>
+      </w:pPr>
+      <w:r>
+        <w:rPr>
+          <w:b w:val="0"/>
+        </w:rPr>
         <w:t>Use the earlier worked-explanation links to address a specific missing building block, then return to the current question. Adapt this suggestion after observing the learner; it is not an automatic diagnosis.</w:t>
       </w:r>
     </w:p>
     <w:p>
-      <w:r>
-        <w:t>Collect the completed-work portfolio as evidence. Record support separately from correctness, and assess explanation, trace/test and limitations. Progress ticks and quiz selections alone do not establish mastery.</w:t>
+      <w:pPr>
+        <w:spacing w:line="336" w:lineRule="auto" w:after="180"/>
+      </w:pPr>
+      <w:r>
+        <w:rPr>
+          <w:b w:val="0"/>
+        </w:rPr>
+        <w:t xml:space="preserve">Collect the completed-work portfolio as </w:t>
+      </w:r>
+      <w:r>
+        <w:rPr>
+          <w:b/>
+        </w:rPr>
+        <w:t>evidence</w:t>
+      </w:r>
+      <w:r>
+        <w:rPr>
+          <w:b w:val="0"/>
+        </w:rPr>
+        <w:t>. Record support separately from correctness, and assess explanation, trace/test and limitations. Progress ticks and quiz selections alone do not establish mastery.</w:t>
+      </w:r>
+    </w:p>
+    <w:p>
+      <w:pPr>
+        <w:pStyle w:val="Heading1"/>
+      </w:pPr>
+      <w:r>
+        <w:t>09. Visual concept journey</w:t>
+      </w:r>
+    </w:p>
+    <w:p>
+      <w:r>
+        <w:t>Show one Debugging Strategies graphic at a time, request a prediction and discuss its trace before the independent assessment.</w:t>
+      </w:r>
+    </w:p>
+    <w:p>
+      <w:pPr>
+        <w:spacing w:line="336" w:lineRule="auto" w:after="180"/>
+      </w:pPr>
+      <w:r>
+        <w:rPr>
+          <w:b w:val="0"/>
+        </w:rPr>
+        <w:t xml:space="preserve">Use one picture at a time. Hide a worked result before asking for a </w:t>
+      </w:r>
+      <w:r>
+        <w:rPr>
+          <w:b/>
+        </w:rPr>
+        <w:t>prediction</w:t>
+      </w:r>
+      <w:r>
+        <w:rPr>
+          <w:b w:val="0"/>
+        </w:rPr>
+        <w:t>, then reveal it for feedback. These are supported teaching cases; retain the separate independent assessment for a fresh first attempt.</w:t>
+      </w:r>
+    </w:p>
+    <w:p>
+      <w:pPr>
+        <w:pStyle w:val="Heading3"/>
+      </w:pPr>
+      <w:r>
+        <w:t>01. Debugging Strategies: the case</w:t>
+      </w:r>
+    </w:p>
+    <w:p>
+      <w:r>
+        <w:drawing>
+          <wp:inline xmlns:a="http://schemas.openxmlformats.org/drawingml/2006/main" xmlns:pic="http://schemas.openxmlformats.org/drawingml/2006/picture">
+            <wp:extent cx="5486400" cy="2840736"/>
+            <wp:docPr id="3" name="Picture 3" descr="A fictional shelf function should count books in complete bundles plus loose books. Supplied facts: Correct definition: shelf(bundle_count,loose) returns bundle_count*6+loose. Faulty copied body returns (bundle_count+loose)*6. Predict tests before running."/>
+            <wp:cNvGraphicFramePr>
+              <a:graphicFrameLocks noChangeAspect="1"/>
+            </wp:cNvGraphicFramePr>
+            <a:graphic>
+              <a:graphicData uri="http://schemas.openxmlformats.org/drawingml/2006/picture">
+                <pic:pic>
+                  <pic:nvPicPr>
+                    <pic:cNvPr id="0" name="academy-story-ai-2-6-01.png"/>
+                    <pic:cNvPicPr/>
+                  </pic:nvPicPr>
+                  <pic:blipFill>
+                    <a:blip r:embed="rId11"/>
+                    <a:stretch>
+                      <a:fillRect/>
+                    </a:stretch>
+                  </pic:blipFill>
+                  <pic:spPr>
+                    <a:xfrm>
+                      <a:off x="0" y="0"/>
+                      <a:ext cx="5486400" cy="2840736"/>
+                    </a:xfrm>
+                    <a:prstGeom prst="rect"/>
+                  </pic:spPr>
+                </pic:pic>
+              </a:graphicData>
+            </a:graphic>
+          </wp:inline>
+        </w:drawing>
+      </w:r>
+    </w:p>
+    <w:p>
+      <w:pPr>
+        <w:spacing w:line="336" w:lineRule="auto" w:after="180"/>
+      </w:pPr>
+      <w:r>
+        <w:rPr>
+          <w:b w:val="0"/>
+        </w:rPr>
+        <w:t>A fictional shelf function should count books in complete bundles plus loose books. Supplied facts: Correct definition: shelf(bundle_count,loose) returns bundle_count*6+loose. Faulty copied body returns (bundle_count+loose)*6.</w:t>
+      </w:r>
+    </w:p>
+    <w:p>
+      <w:pPr>
+        <w:spacing w:line="336" w:lineRule="auto" w:after="180"/>
+      </w:pPr>
+      <w:r>
+        <w:rPr>
+          <w:b w:val="0"/>
+        </w:rPr>
+        <w:t>Predict tests before running.</w:t>
+      </w:r>
+    </w:p>
+    <w:p>
+      <w:pPr>
+        <w:spacing w:line="336" w:lineRule="auto" w:after="180"/>
+        <w:shd w:fill="F5F1FB"/>
+      </w:pPr>
+      <w:r>
+        <w:rPr>
+          <w:b w:val="0"/>
+        </w:rPr>
+        <w:t>Point to the given fact that matters most. Explain why it matters.</w:t>
+      </w:r>
+    </w:p>
+    <w:p>
+      <w:pPr>
+        <w:pStyle w:val="Heading3"/>
+      </w:pPr>
+      <w:r>
+        <w:t>Discuss while showing the picture</w:t>
+      </w:r>
+    </w:p>
+    <w:p>
+      <w:pPr>
+        <w:spacing w:line="336" w:lineRule="auto" w:after="180"/>
+        <w:shd w:fill="F1F6F8"/>
+      </w:pPr>
+      <w:r>
+        <w:rPr>
+          <w:b w:val="0"/>
+        </w:rPr>
+        <w:t>Teacher prompt: Point to the given fact that matters most. Explain why it matters. Ask learners to describe one label or arrow in ordinary words. Use the adjacent transcript if the image is difficult to see.</w:t>
+      </w:r>
+    </w:p>
+    <w:p>
+      <w:pPr>
+        <w:pStyle w:val="Heading3"/>
+      </w:pPr>
+      <w:r>
+        <w:t>02. Follow the deciding steps</w:t>
+      </w:r>
+    </w:p>
+    <w:p>
+      <w:r>
+        <w:drawing>
+          <wp:inline xmlns:a="http://schemas.openxmlformats.org/drawingml/2006/main" xmlns:pic="http://schemas.openxmlformats.org/drawingml/2006/picture">
+            <wp:extent cx="5486400" cy="4005072"/>
+            <wp:docPr id="4" name="Picture 4" descr="Expected normal test: For (2,1), correct result is 2×6+1=13. → Faulty trace: Copied code gives (2+1)×6=18. → Zero-bundle test: For (0,3), correct 3; copied code 18. → Nonrevealing test: For (2,0), both return 12; a pass does not locate every bug."/>
+            <wp:cNvGraphicFramePr>
+              <a:graphicFrameLocks noChangeAspect="1"/>
+            </wp:cNvGraphicFramePr>
+            <a:graphic>
+              <a:graphicData uri="http://schemas.openxmlformats.org/drawingml/2006/picture">
+                <pic:pic>
+                  <pic:nvPicPr>
+                    <pic:cNvPr id="0" name="academy-story-ai-2-6-02.png"/>
+                    <pic:cNvPicPr/>
+                  </pic:nvPicPr>
+                  <pic:blipFill>
+                    <a:blip r:embed="rId12"/>
+                    <a:stretch>
+                      <a:fillRect/>
+                    </a:stretch>
+                  </pic:blipFill>
+                  <pic:spPr>
+                    <a:xfrm>
+                      <a:off x="0" y="0"/>
+                      <a:ext cx="5486400" cy="4005072"/>
+                    </a:xfrm>
+                    <a:prstGeom prst="rect"/>
+                  </pic:spPr>
+                </pic:pic>
+              </a:graphicData>
+            </a:graphic>
+          </wp:inline>
+        </w:drawing>
+      </w:r>
+    </w:p>
+    <w:p>
+      <w:pPr>
+        <w:spacing w:line="336" w:lineRule="auto" w:after="180"/>
+      </w:pPr>
+      <w:r>
+        <w:rPr>
+          <w:b w:val="0"/>
+        </w:rPr>
+        <w:t>Expected normal test: For (2,1), correct result is 2×6+1=13. → Faulty trace: Copied code gives (2+1)×6=18. → Zero-bundle test: For (0,3), correct 3; copied code 18. → Nonrevealing test: For (2,0), both return 12; a pass does not locate every bug.</w:t>
+      </w:r>
+    </w:p>
+    <w:p>
+      <w:pPr>
+        <w:spacing w:line="336" w:lineRule="auto" w:after="180"/>
+        <w:shd w:fill="F5F1FB"/>
+      </w:pPr>
+      <w:r>
+        <w:rPr>
+          <w:b w:val="0"/>
+        </w:rPr>
+        <w:t xml:space="preserve">Point to each numbered stage and explain which recorded </w:t>
+      </w:r>
+      <w:r>
+        <w:rPr>
+          <w:b/>
+        </w:rPr>
+        <w:t>input</w:t>
+      </w:r>
+      <w:r>
+        <w:rPr>
+          <w:b w:val="0"/>
+        </w:rPr>
+        <w:t xml:space="preserve"> it uses.</w:t>
+      </w:r>
+    </w:p>
+    <w:p>
+      <w:pPr>
+        <w:pStyle w:val="Heading3"/>
+      </w:pPr>
+      <w:r>
+        <w:t>Discuss while showing the picture</w:t>
+      </w:r>
+    </w:p>
+    <w:p>
+      <w:pPr>
+        <w:spacing w:line="336" w:lineRule="auto" w:after="180"/>
+        <w:shd w:fill="F1F6F8"/>
+      </w:pPr>
+      <w:r>
+        <w:rPr>
+          <w:b w:val="0"/>
+        </w:rPr>
+        <w:t xml:space="preserve">Teacher prompt: Point to each numbered stage and explain which recorded </w:t>
+      </w:r>
+      <w:r>
+        <w:rPr>
+          <w:b/>
+        </w:rPr>
+        <w:t>input</w:t>
+      </w:r>
+      <w:r>
+        <w:rPr>
+          <w:b w:val="0"/>
+        </w:rPr>
+        <w:t xml:space="preserve"> it uses. Ask learners to describe one label or arrow in ordinary words. Use the adjacent transcript if the image is difficult to see.</w:t>
+      </w:r>
+    </w:p>
+    <w:p>
+      <w:pPr>
+        <w:pStyle w:val="Heading3"/>
+      </w:pPr>
+      <w:r>
+        <w:t>03. Expected outputs versus a specific bug</w:t>
+      </w:r>
+    </w:p>
+    <w:p>
+      <w:r>
+        <w:drawing>
+          <wp:inline xmlns:a="http://schemas.openxmlformats.org/drawingml/2006/main" xmlns:pic="http://schemas.openxmlformats.org/drawingml/2006/picture">
+            <wp:extent cx="5486400" cy="3617976"/>
+            <wp:docPr id="5" name="Picture 5" descr="Expected outputs versus a specific bug. Test 1: Bundles = 2, Loose = 1, Correct = 13, Faulty = 18. Test 2: Bundles = 0, Loose = 3, Correct = 3, Faulty = 18. Test 3: Bundles = 2, Loose = 0, Correct = 12, Faulty = 12."/>
+            <wp:cNvGraphicFramePr>
+              <a:graphicFrameLocks noChangeAspect="1"/>
+            </wp:cNvGraphicFramePr>
+            <a:graphic>
+              <a:graphicData uri="http://schemas.openxmlformats.org/drawingml/2006/picture">
+                <pic:pic>
+                  <pic:nvPicPr>
+                    <pic:cNvPr id="0" name="academy-story-ai-2-6-03.png"/>
+                    <pic:cNvPicPr/>
+                  </pic:nvPicPr>
+                  <pic:blipFill>
+                    <a:blip r:embed="rId13"/>
+                    <a:stretch>
+                      <a:fillRect/>
+                    </a:stretch>
+                  </pic:blipFill>
+                  <pic:spPr>
+                    <a:xfrm>
+                      <a:off x="0" y="0"/>
+                      <a:ext cx="5486400" cy="3617976"/>
+                    </a:xfrm>
+                    <a:prstGeom prst="rect"/>
+                  </pic:spPr>
+                </pic:pic>
+              </a:graphicData>
+            </a:graphic>
+          </wp:inline>
+        </w:drawing>
+      </w:r>
+    </w:p>
+    <w:p>
+      <w:pPr>
+        <w:spacing w:line="336" w:lineRule="auto" w:after="180"/>
+      </w:pPr>
+      <w:r>
+        <w:rPr>
+          <w:b w:val="0"/>
+        </w:rPr>
+        <w:t xml:space="preserve">Expected </w:t>
+      </w:r>
+      <w:r>
+        <w:rPr>
+          <w:b/>
+        </w:rPr>
+        <w:t>output</w:t>
+      </w:r>
+      <w:r>
+        <w:rPr>
+          <w:b w:val="0"/>
+        </w:rPr>
+        <w:t>s versus a specific bug. Test 1: Bundles = 2, Loose = 1, Correct = 13, Faulty = 18. Test 2: Bundles = 0, Loose = 3, Correct = 3, Faulty = 18. Test 3: Bundles = 2, Loose = 0, Correct = 12, Faulty = 12.</w:t>
+      </w:r>
+    </w:p>
+    <w:p>
+      <w:pPr>
+        <w:spacing w:line="336" w:lineRule="auto" w:after="180"/>
+        <w:shd w:fill="F5F1FB"/>
+      </w:pPr>
+      <w:r>
+        <w:rPr>
+          <w:b w:val="0"/>
+        </w:rPr>
+        <w:t>Read the labels and values. Explain the relationship the model shows.</w:t>
+      </w:r>
+    </w:p>
+    <w:p>
+      <w:pPr>
+        <w:pStyle w:val="Heading3"/>
+      </w:pPr>
+      <w:r>
+        <w:t>Discuss while showing the picture</w:t>
+      </w:r>
+    </w:p>
+    <w:p>
+      <w:pPr>
+        <w:spacing w:line="336" w:lineRule="auto" w:after="180"/>
+        <w:shd w:fill="F1F6F8"/>
+      </w:pPr>
+      <w:r>
+        <w:rPr>
+          <w:b w:val="0"/>
+        </w:rPr>
+        <w:t>Teacher prompt: Read the labels and values. Explain the relationship the model shows. Ask learners to describe one label or arrow in ordinary words. Use the adjacent transcript if the image is difficult to see.</w:t>
+      </w:r>
+    </w:p>
+    <w:p>
+      <w:pPr>
+        <w:spacing w:line="336" w:lineRule="auto" w:after="180"/>
+        <w:shd w:fill="F1F6F8"/>
+      </w:pPr>
+      <w:r>
+        <w:rPr>
+          <w:b w:val="0"/>
+        </w:rPr>
+        <w:t>Check row/column meanings, units and denominators before discussing a difference. Supplied toy values are not real class or model results.</w:t>
+      </w:r>
+    </w:p>
+    <w:p>
+      <w:pPr>
+        <w:pStyle w:val="Heading3"/>
+      </w:pPr>
+      <w:r>
+        <w:t>04. Change one thing. Trace what follows.</w:t>
+      </w:r>
+    </w:p>
+    <w:p>
+      <w:r>
+        <w:drawing>
+          <wp:inline xmlns:a="http://schemas.openxmlformats.org/drawingml/2006/main" xmlns:pic="http://schemas.openxmlformats.org/drawingml/2006/picture">
+            <wp:extent cx="5486400" cy="3026664"/>
+            <wp:docPr id="6" name="Picture 6" descr="Original case: For (2,0), both return 12; a pass does not locate every bug. Changed condition: Repair the body to bundle_count*6+loose. Expected result: Expected results for (2,1),(0,3),(2,0) are 13,3,12. Reason: Only bundles are groups of six; loose books are counted individually."/>
+            <wp:cNvGraphicFramePr>
+              <a:graphicFrameLocks noChangeAspect="1"/>
+            </wp:cNvGraphicFramePr>
+            <a:graphic>
+              <a:graphicData uri="http://schemas.openxmlformats.org/drawingml/2006/picture">
+                <pic:pic>
+                  <pic:nvPicPr>
+                    <pic:cNvPr id="0" name="academy-story-ai-2-6-04.png"/>
+                    <pic:cNvPicPr/>
+                  </pic:nvPicPr>
+                  <pic:blipFill>
+                    <a:blip r:embed="rId14"/>
+                    <a:stretch>
+                      <a:fillRect/>
+                    </a:stretch>
+                  </pic:blipFill>
+                  <pic:spPr>
+                    <a:xfrm>
+                      <a:off x="0" y="0"/>
+                      <a:ext cx="5486400" cy="3026664"/>
+                    </a:xfrm>
+                    <a:prstGeom prst="rect"/>
+                  </pic:spPr>
+                </pic:pic>
+              </a:graphicData>
+            </a:graphic>
+          </wp:inline>
+        </w:drawing>
+      </w:r>
+    </w:p>
+    <w:p>
+      <w:pPr>
+        <w:spacing w:line="336" w:lineRule="auto" w:after="180"/>
+      </w:pPr>
+      <w:r>
+        <w:rPr>
+          <w:b w:val="0"/>
+        </w:rPr>
+        <w:t>Original case: For (2,0), both return 12; a pass does not locate every bug. Changed condition: Repair the body to bundle_count*6+loose. Expected result: Expected results for (2,1),(0,3),(2,0) are 13,3,12.</w:t>
+      </w:r>
+    </w:p>
+    <w:p>
+      <w:pPr>
+        <w:spacing w:line="336" w:lineRule="auto" w:after="180"/>
+      </w:pPr>
+      <w:r>
+        <w:rPr>
+          <w:b w:val="0"/>
+        </w:rPr>
+        <w:t>Reason: Only bundles are groups of six; loose books are counted individually.</w:t>
+      </w:r>
+    </w:p>
+    <w:p>
+      <w:pPr>
+        <w:spacing w:line="336" w:lineRule="auto" w:after="180"/>
+        <w:shd w:fill="F5F1FB"/>
+      </w:pPr>
+      <w:r>
+        <w:rPr>
+          <w:b w:val="0"/>
+        </w:rPr>
+        <w:t>Predict before checking the worked changed-case result. Name what changed and what the supplied facts allow you to conclude.</w:t>
+      </w:r>
+    </w:p>
+    <w:p>
+      <w:pPr>
+        <w:pStyle w:val="Heading3"/>
+      </w:pPr>
+      <w:r>
+        <w:t>Discuss while showing the picture</w:t>
+      </w:r>
+    </w:p>
+    <w:p>
+      <w:pPr>
+        <w:spacing w:line="336" w:lineRule="auto" w:after="180"/>
+        <w:shd w:fill="F1F6F8"/>
+      </w:pPr>
+      <w:r>
+        <w:rPr>
+          <w:b w:val="0"/>
+        </w:rPr>
+        <w:t>Teacher prompt: Predict before checking the worked changed-case result. Name what changed and what the supplied facts allow you to conclude. Ask learners to describe one label or arrow in ordinary words.</w:t>
+      </w:r>
+    </w:p>
+    <w:p>
+      <w:pPr>
+        <w:spacing w:line="336" w:lineRule="auto" w:after="180"/>
+        <w:shd w:fill="F1F6F8"/>
+      </w:pPr>
+      <w:r>
+        <w:rPr>
+          <w:b w:val="0"/>
+        </w:rPr>
+        <w:t>Use the adjacent transcript if the image is difficult to see. Changed-case reasoning: Only bundles are groups of six; loose books are counted individually.</w:t>
+      </w:r>
+    </w:p>
+    <w:p>
+      <w:pPr>
+        <w:pStyle w:val="Heading3"/>
+      </w:pPr>
+      <w:r>
+        <w:t>05. Connect the explanation to its limit</w:t>
+      </w:r>
+    </w:p>
+    <w:p>
+      <w:r>
+        <w:drawing>
+          <wp:inline xmlns:a="http://schemas.openxmlformats.org/drawingml/2006/main" xmlns:pic="http://schemas.openxmlformats.org/drawingml/2006/picture">
+            <wp:extent cx="5486400" cy="2834640"/>
+            <wp:docPr id="7" name="Picture 7" descr="Test cases need not all expose the same error. Here loose books must be added after multiplying bundles. A zero-loose case cannot distinguish the two formulas because multiplying zero loose books changes nothing. Keep expected and actual columns so an observed output does not quietly become its own expected answer. Limit: These three tests check a specified formula and bug; they do not prove correct handling of every type or invalid request."/>
+            <wp:cNvGraphicFramePr>
+              <a:graphicFrameLocks noChangeAspect="1"/>
+            </wp:cNvGraphicFramePr>
+            <a:graphic>
+              <a:graphicData uri="http://schemas.openxmlformats.org/drawingml/2006/picture">
+                <pic:pic>
+                  <pic:nvPicPr>
+                    <pic:cNvPr id="0" name="academy-story-ai-2-6-05.png"/>
+                    <pic:cNvPicPr/>
+                  </pic:nvPicPr>
+                  <pic:blipFill>
+                    <a:blip r:embed="rId15"/>
+                    <a:stretch>
+                      <a:fillRect/>
+                    </a:stretch>
+                  </pic:blipFill>
+                  <pic:spPr>
+                    <a:xfrm>
+                      <a:off x="0" y="0"/>
+                      <a:ext cx="5486400" cy="2834640"/>
+                    </a:xfrm>
+                    <a:prstGeom prst="rect"/>
+                  </pic:spPr>
+                </pic:pic>
+              </a:graphicData>
+            </a:graphic>
+          </wp:inline>
+        </w:drawing>
+      </w:r>
+    </w:p>
+    <w:p>
+      <w:pPr>
+        <w:spacing w:line="336" w:lineRule="auto" w:after="180"/>
+      </w:pPr>
+      <w:r>
+        <w:rPr>
+          <w:b/>
+        </w:rPr>
+        <w:t>Test case</w:t>
+      </w:r>
+      <w:r>
+        <w:rPr>
+          <w:b w:val="0"/>
+        </w:rPr>
+        <w:t>s need not all expose the same error. Here loose books must be added after multiplying bundles. A zero-loose case cannot distinguish the two formulas because multiplying zero loose books changes nothing.</w:t>
+      </w:r>
+    </w:p>
+    <w:p>
+      <w:pPr>
+        <w:spacing w:line="336" w:lineRule="auto" w:after="180"/>
+      </w:pPr>
+      <w:r>
+        <w:rPr>
+          <w:b w:val="0"/>
+        </w:rPr>
+        <w:t xml:space="preserve">Keep expected and actual columns so an observed </w:t>
+      </w:r>
+      <w:r>
+        <w:rPr>
+          <w:b/>
+        </w:rPr>
+        <w:t>output</w:t>
+      </w:r>
+      <w:r>
+        <w:rPr>
+          <w:b w:val="0"/>
+        </w:rPr>
+        <w:t xml:space="preserve"> does not quietly become its own expected answer.</w:t>
+      </w:r>
+    </w:p>
+    <w:p>
+      <w:pPr>
+        <w:spacing w:line="336" w:lineRule="auto" w:after="180"/>
+      </w:pPr>
+      <w:r>
+        <w:rPr>
+          <w:b w:val="0"/>
+        </w:rPr>
+        <w:t>Limit: These three tests check a specified formula and bug; they do not prove correct handling of every type or invalid request.</w:t>
+      </w:r>
+    </w:p>
+    <w:p>
+      <w:pPr>
+        <w:spacing w:line="336" w:lineRule="auto" w:after="180"/>
+        <w:shd w:fill="F5F1FB"/>
+      </w:pPr>
+      <w:r>
+        <w:rPr>
+          <w:b w:val="0"/>
+        </w:rPr>
+        <w:t>Explain the case, then point to a limit on the claim.</w:t>
+      </w:r>
+    </w:p>
+    <w:p>
+      <w:pPr>
+        <w:pStyle w:val="Heading3"/>
+      </w:pPr>
+      <w:r>
+        <w:t>Discuss while showing the picture</w:t>
+      </w:r>
+    </w:p>
+    <w:p>
+      <w:pPr>
+        <w:spacing w:line="336" w:lineRule="auto" w:after="180"/>
+        <w:shd w:fill="F1F6F8"/>
+      </w:pPr>
+      <w:r>
+        <w:rPr>
+          <w:b w:val="0"/>
+        </w:rPr>
+        <w:t>Teacher prompt: Explain the case, then point to a limit on the claim. Ask learners to describe one label or arrow in ordinary words. Use the adjacent transcript if the image is difficult to see.</w:t>
+      </w:r>
+    </w:p>
+    <w:p>
+      <w:pPr>
+        <w:spacing w:line="336" w:lineRule="auto" w:after="180"/>
+        <w:shd w:fill="F1F6F8"/>
+      </w:pPr>
+      <w:r>
+        <w:rPr>
+          <w:b w:val="0"/>
+        </w:rPr>
+        <w:t>Keep the stated scope: These three tests check a specified formula and bug; they do not prove correct handling of every type or invalid request.</w:t>
+      </w:r>
+    </w:p>
+    <w:p>
+      <w:pPr>
+        <w:pStyle w:val="Heading3"/>
+      </w:pPr>
+      <w:r>
+        <w:t>06. Make the idea visible in your project</w:t>
+      </w:r>
+    </w:p>
+    <w:p>
+      <w:r>
+        <w:drawing>
+          <wp:inline xmlns:a="http://schemas.openxmlformats.org/drawingml/2006/main" xmlns:pic="http://schemas.openxmlformats.org/drawingml/2006/picture">
+            <wp:extent cx="5486400" cy="3380232"/>
+            <wp:docPr id="8" name="Picture 8" descr="Test the recommender’s helper functions with normal, zero and boundary inputs before debugging the whole application. Draw your input, deciding step, result and limit. Supported question: Which test most directly isolates the handling of loose books, and what should it produce?"/>
+            <wp:cNvGraphicFramePr>
+              <a:graphicFrameLocks noChangeAspect="1"/>
+            </wp:cNvGraphicFramePr>
+            <a:graphic>
+              <a:graphicData uri="http://schemas.openxmlformats.org/drawingml/2006/picture">
+                <pic:pic>
+                  <pic:nvPicPr>
+                    <pic:cNvPr id="0" name="academy-story-ai-2-6-06.png"/>
+                    <pic:cNvPicPr/>
+                  </pic:nvPicPr>
+                  <pic:blipFill>
+                    <a:blip r:embed="rId16"/>
+                    <a:stretch>
+                      <a:fillRect/>
+                    </a:stretch>
+                  </pic:blipFill>
+                  <pic:spPr>
+                    <a:xfrm>
+                      <a:off x="0" y="0"/>
+                      <a:ext cx="5486400" cy="3380232"/>
+                    </a:xfrm>
+                    <a:prstGeom prst="rect"/>
+                  </pic:spPr>
+                </pic:pic>
+              </a:graphicData>
+            </a:graphic>
+          </wp:inline>
+        </w:drawing>
+      </w:r>
+    </w:p>
+    <w:p>
+      <w:pPr>
+        <w:spacing w:line="336" w:lineRule="auto" w:after="180"/>
+      </w:pPr>
+      <w:r>
+        <w:rPr>
+          <w:b w:val="0"/>
+        </w:rPr>
+        <w:t xml:space="preserve">Test the recommender’s helper functions with normal, zero and </w:t>
+      </w:r>
+      <w:r>
+        <w:rPr>
+          <w:b/>
+        </w:rPr>
+        <w:t>boundary</w:t>
+      </w:r>
+      <w:r>
+        <w:rPr>
+          <w:b w:val="0"/>
+        </w:rPr>
+        <w:t xml:space="preserve"> </w:t>
+      </w:r>
+      <w:r>
+        <w:rPr>
+          <w:b/>
+        </w:rPr>
+        <w:t>input</w:t>
+      </w:r>
+      <w:r>
+        <w:rPr>
+          <w:b w:val="0"/>
+        </w:rPr>
+        <w:t xml:space="preserve">s before </w:t>
+      </w:r>
+      <w:r>
+        <w:rPr>
+          <w:b/>
+        </w:rPr>
+        <w:t>debug</w:t>
+      </w:r>
+      <w:r>
+        <w:rPr>
+          <w:b w:val="0"/>
+        </w:rPr>
+        <w:t xml:space="preserve">ging the whole application. Draw your </w:t>
+      </w:r>
+      <w:r>
+        <w:rPr>
+          <w:b/>
+        </w:rPr>
+        <w:t>input</w:t>
+      </w:r>
+      <w:r>
+        <w:rPr>
+          <w:b w:val="0"/>
+        </w:rPr>
+        <w:t>, deciding step, result and limit.</w:t>
+      </w:r>
+    </w:p>
+    <w:p>
+      <w:pPr>
+        <w:spacing w:line="336" w:lineRule="auto" w:after="180"/>
+      </w:pPr>
+      <w:r>
+        <w:rPr>
+          <w:b w:val="0"/>
+        </w:rPr>
+        <w:t>Supported question: Which test most directly isolates the handling of loose books, and what should it produce?</w:t>
+      </w:r>
+    </w:p>
+    <w:p>
+      <w:pPr>
+        <w:spacing w:line="336" w:lineRule="auto" w:after="180"/>
+        <w:shd w:fill="F5F1FB"/>
+      </w:pPr>
+      <w:r>
+        <w:rPr>
+          <w:b w:val="0"/>
+        </w:rPr>
+        <w:t xml:space="preserve">Draw your project trace and justify the deciding step using </w:t>
+      </w:r>
+      <w:r>
+        <w:rPr>
+          <w:b/>
+        </w:rPr>
+        <w:t>evidence</w:t>
+      </w:r>
+      <w:r>
+        <w:rPr>
+          <w:b w:val="0"/>
+        </w:rPr>
+        <w:t>.</w:t>
+      </w:r>
+    </w:p>
+    <w:p>
+      <w:pPr>
+        <w:pStyle w:val="Heading3"/>
+      </w:pPr>
+      <w:r>
+        <w:t>Discuss while showing the picture</w:t>
+      </w:r>
+    </w:p>
+    <w:p>
+      <w:pPr>
+        <w:spacing w:line="336" w:lineRule="auto" w:after="180"/>
+        <w:shd w:fill="F1F6F8"/>
+      </w:pPr>
+      <w:r>
+        <w:rPr>
+          <w:b w:val="0"/>
+        </w:rPr>
+        <w:t xml:space="preserve">Teacher prompt: Draw your project trace and justify the deciding step using </w:t>
+      </w:r>
+      <w:r>
+        <w:rPr>
+          <w:b/>
+        </w:rPr>
+        <w:t>evidence</w:t>
+      </w:r>
+      <w:r>
+        <w:rPr>
+          <w:b w:val="0"/>
+        </w:rPr>
+        <w:t>. Ask learners to describe one label or arrow in ordinary words. Use the adjacent transcript if the image is difficult to see.</w:t>
+      </w:r>
+    </w:p>
+    <w:p>
+      <w:pPr>
+        <w:spacing w:line="336" w:lineRule="auto" w:after="180"/>
+        <w:shd w:fill="F1F6F8"/>
+      </w:pPr>
+      <w:r>
+        <w:rPr>
+          <w:b w:val="0"/>
+        </w:rPr>
+        <w:t>Supported practice key: (0,3) isolates loose books: expected 3. The faulty body gives 18.</w:t>
       </w:r>
     </w:p>
     <w:sectPr>

--- a/downloads/teacher/ai-2-week-06.docx
+++ b/downloads/teacher/ai-2-week-06.docx
@@ -125,7 +125,7 @@
           </w:tcPr>
           <w:p>
             <w:r>
-              <w:t>Sections 1–6; record the brief recall in the workbook.</w:t>
+              <w:t>Use Your mission, Notice the evidence, See how it works, Compare the cases, Words that unlock the idea and Follow a worked example; record the brief recall in the workbook.</w:t>
             </w:r>
           </w:p>
         </w:tc>
@@ -157,7 +157,7 @@
           </w:tcPr>
           <w:p>
             <w:r>
-              <w:t>Sections 7–10; use the matching workbook W2 and misconception check.</w:t>
+              <w:t>Use Find and repair a mistake, Practise together, Run the investigation and Build your understanding; use the matching workbook W2 and misconception check.</w:t>
             </w:r>
           </w:p>
         </w:tc>
@@ -189,7 +189,7 @@
           </w:tcPr>
           <w:p>
             <w:r>
-              <w:t>Sections 9 and 11–14. Give extra time to finish the full task set; use Section 15 when the week includes a coding lab.</w:t>
+              <w:t>Use Run the investigation, Connect your project, Show what you know, Study a complete case and Try a new case independently. Allow extra time for the full task set. Use a coding lab only when this week actually provides one; Your lesson route is the planning section.</w:t>
             </w:r>
           </w:p>
         </w:tc>
@@ -4910,7 +4910,7 @@
           </w:tcPr>
           <w:p>
             <w:r>
-              <w:t>Sections 1–6; record the brief recall in the workbook.</w:t>
+              <w:t>Use Your mission, Notice the evidence, See how it works, Compare the cases, Words that unlock the idea and Follow a worked example; record the brief recall in the workbook.</w:t>
             </w:r>
           </w:p>
         </w:tc>
@@ -4942,7 +4942,7 @@
           </w:tcPr>
           <w:p>
             <w:r>
-              <w:t>Sections 7–10; use the matching workbook W2 and misconception check.</w:t>
+              <w:t>Use Find and repair a mistake, Practise together, Run the investigation and Build your understanding; use the matching workbook W2 and misconception check.</w:t>
             </w:r>
           </w:p>
         </w:tc>
@@ -4974,7 +4974,7 @@
           </w:tcPr>
           <w:p>
             <w:r>
-              <w:t>Sections 9 and 11–14. Give extra time to finish the full task set; use Section 15 when the week includes a coding lab.</w:t>
+              <w:t>Use Run the investigation, Connect your project, Show what you know, Study a complete case and Try a new case independently. Allow extra time for the full task set. Use a coding lab only when this week actually provides one; Your lesson route is the planning section.</w:t>
             </w:r>
           </w:p>
         </w:tc>

--- a/downloads/teacher/ai-2-week-06.docx
+++ b/downloads/teacher/ai-2-week-06.docx
@@ -25,20 +25,38 @@
         <w:pStyle w:val="Heading1"/>
       </w:pPr>
       <w:r>
-        <w:t>01. Debugging Strategies</w:t>
-      </w:r>
-    </w:p>
-    <w:p>
-      <w:r>
-        <w:t>Prepare Debugging Strategies: check the target, prerequisites, resources and adaptable teaching schedule.</w:t>
-      </w:r>
-    </w:p>
-    <w:p>
-      <w:pPr>
-        <w:pStyle w:val="Heading3"/>
-      </w:pPr>
-      <w:r>
-        <w:t>Teach the learning cycle</w:t>
+        <w:t>Teach debugging through counterexamples and retained evidence.</w:t>
+      </w:r>
+    </w:p>
+    <w:p>
+      <w:r>
+        <w:t>Provide complete harnesses, distinguish returned values from printed checks and reserve the stock formula for independent testing.</w:t>
+      </w:r>
+    </w:p>
+    <w:p>
+      <w:r>
+        <w:t>Look for a discriminating input, a targeted change and an honest coverage limit.</w:t>
+      </w:r>
+    </w:p>
+    <w:p>
+      <w:pPr>
+        <w:pStyle w:val="Heading1"/>
+      </w:pPr>
+      <w:r>
+        <w:t>01. Prepare this connected week</w:t>
+      </w:r>
+    </w:p>
+    <w:p>
+      <w:r>
+        <w:t>Use one main plan and keep practice separate from the independent first attempt.</w:t>
+      </w:r>
+    </w:p>
+    <w:p>
+      <w:pPr>
+        <w:pStyle w:val="Heading2"/>
+      </w:pPr>
+      <w:r>
+        <w:t>Learning goal and precision</w:t>
       </w:r>
     </w:p>
     <w:p>
@@ -50,6 +68,130 @@
           <w:b w:val="0"/>
         </w:rPr>
         <w:t>Primary target: Design revealing tests for a function</w:t>
+      </w:r>
+    </w:p>
+    <w:p>
+      <w:pPr>
+        <w:spacing w:line="336" w:lineRule="auto" w:after="180"/>
+      </w:pPr>
+      <w:r>
+        <w:rPr>
+          <w:b w:val="0"/>
+        </w:rPr>
+        <w:t>Teach Week 12 as a two-session investigation using fictional data. A function can pass one example by coincidence.</w:t>
+      </w:r>
+    </w:p>
+    <w:p>
+      <w:pPr>
+        <w:spacing w:line="336" w:lineRule="auto" w:after="180"/>
+      </w:pPr>
+      <w:r>
+        <w:rPr>
+          <w:b w:val="0"/>
+        </w:rPr>
+        <w:t xml:space="preserve">Start with a </w:t>
+      </w:r>
+      <w:r>
+        <w:rPr>
+          <w:b/>
+        </w:rPr>
+        <w:t>written rule</w:t>
+      </w:r>
+      <w:r>
+        <w:rPr>
+          <w:b w:val="0"/>
+        </w:rPr>
+        <w:t xml:space="preserve">, calculate expected results independently, and include ordinary, zero and </w:t>
+      </w:r>
+      <w:r>
+        <w:rPr>
+          <w:b/>
+        </w:rPr>
+        <w:t>boundary</w:t>
+      </w:r>
+      <w:r>
+        <w:rPr>
+          <w:b w:val="0"/>
+        </w:rPr>
+        <w:t xml:space="preserve"> cases. We will test a subtraction function under the contract 0 &lt;= used &lt;= capacity.</w:t>
+      </w:r>
+    </w:p>
+    <w:p>
+      <w:pPr>
+        <w:spacing w:line="336" w:lineRule="auto" w:after="180"/>
+      </w:pPr>
+      <w:r>
+        <w:rPr>
+          <w:b w:val="0"/>
+        </w:rPr>
+        <w:t>Assess the three stated outcomes through the independent task, not by copying the worked result.</w:t>
+      </w:r>
+    </w:p>
+    <w:p>
+      <w:pPr>
+        <w:spacing w:line="336" w:lineRule="auto" w:after="180"/>
+      </w:pPr>
+      <w:r>
+        <w:rPr>
+          <w:b w:val="0"/>
+        </w:rPr>
+        <w:t>By the end, I can test a function with expected values that distinguish a particular bug.</w:t>
+      </w:r>
+    </w:p>
+    <w:p>
+      <w:pPr>
+        <w:pStyle w:val="Heading2"/>
+      </w:pPr>
+      <w:r>
+        <w:t>What to prepare</w:t>
+      </w:r>
+    </w:p>
+    <w:p>
+      <w:pPr>
+        <w:pStyle w:val="ListBullet"/>
+      </w:pPr>
+      <w:r>
+        <w:t>Use the supplied scenario, student illustrations and blank paper. For numeric work, offer counters or a calculator after learners show the setup. Fictional records are supplied; personal data and paid accounts are unnecessary.</w:t>
+      </w:r>
+    </w:p>
+    <w:p>
+      <w:pPr>
+        <w:pStyle w:val="ListBullet"/>
+      </w:pPr>
+      <w:r>
+        <w:t>Case exposure check: this source example appears in ai-2/6, python-bridge/12. Reuse a familiar case for recall or modelling; verify that the case used to assess transfer has not already received feedback.</w:t>
+      </w:r>
+    </w:p>
+    <w:p>
+      <w:pPr>
+        <w:pStyle w:val="ListBullet"/>
+      </w:pPr>
+      <w:r>
+        <w:t>Python 3 editor with a fresh local practice file</w:t>
+      </w:r>
+    </w:p>
+    <w:p>
+      <w:pPr>
+        <w:pStyle w:val="ListBullet"/>
+      </w:pPr>
+      <w:r>
+        <w:t>Paper trace table and the student workbook</w:t>
+      </w:r>
+    </w:p>
+    <w:p>
+      <w:pPr>
+        <w:pStyle w:val="ListBullet"/>
+      </w:pPr>
+      <w:r>
+        <w:t>Fictional input records from this lesson; no real student identifiers</w:t>
+      </w:r>
+    </w:p>
+    <w:p>
+      <w:pPr>
+        <w:pStyle w:val="Heading2"/>
+      </w:pPr>
+      <w:r>
+        <w:t>Main teaching plan</w:t>
       </w:r>
     </w:p>
     <w:tbl>
@@ -231,13 +373,106 @@
     </w:p>
     <w:p>
       <w:pPr>
+        <w:pStyle w:val="Heading2"/>
+      </w:pPr>
+      <w:r>
+        <w:t>Opening retrieval and readiness</w:t>
+      </w:r>
+    </w:p>
+    <w:p>
+      <w:pPr>
         <w:spacing w:line="336" w:lineRule="auto" w:after="180"/>
       </w:pPr>
       <w:r>
         <w:rPr>
           <w:b w:val="0"/>
         </w:rPr>
-        <w:t>Case exposure check: this source example appears in ai-2/6, python-bridge/12. Reuse a familiar case for recall or modelling; verify that the case used to assess transfer has not already received feedback.</w:t>
+        <w:t>Without opening the old lesson, explain one key idea from Loops and Stopping. Give an example and a mistake that the idea helps you avoid.</w:t>
+      </w:r>
+    </w:p>
+    <w:p>
+      <w:pPr>
+        <w:spacing w:line="336" w:lineRule="auto" w:after="180"/>
+      </w:pPr>
+      <w:r>
+        <w:rPr>
+          <w:b w:val="0"/>
+        </w:rPr>
+        <w:t>Look for: Trace variable values before and after each loop iteration</w:t>
+      </w:r>
+    </w:p>
+    <w:p>
+      <w:pPr>
+        <w:spacing w:line="336" w:lineRule="auto" w:after="180"/>
+      </w:pPr>
+      <w:r>
+        <w:rPr>
+          <w:b w:val="0"/>
+        </w:rPr>
+        <w:t>Reference example, not the only acceptable wording: 2, 3 and 4; the stop value is excluded. The body runs three times.</w:t>
+      </w:r>
+    </w:p>
+    <w:p>
+      <w:pPr>
+        <w:spacing w:line="336" w:lineRule="auto" w:after="180"/>
+      </w:pPr>
+      <w:r>
+        <w:rPr>
+          <w:b w:val="0"/>
+        </w:rPr>
+        <w:t>Without opening the old lesson, explain one key idea from Branching Logic. Give an example and a mistake that the idea helps you avoid.</w:t>
+      </w:r>
+    </w:p>
+    <w:p>
+      <w:pPr>
+        <w:spacing w:line="336" w:lineRule="auto" w:after="180"/>
+      </w:pPr>
+      <w:r>
+        <w:rPr>
+          <w:b w:val="0"/>
+        </w:rPr>
+        <w:t>Look for: Trace the selected branch in an if elif else chain</w:t>
+      </w:r>
+    </w:p>
+    <w:p>
+      <w:pPr>
+        <w:spacing w:line="336" w:lineRule="auto" w:after="180"/>
+      </w:pPr>
+      <w:r>
+        <w:rPr>
+          <w:b w:val="0"/>
+        </w:rPr>
+        <w:t>Reference example, not the only acceptable wording: if tests negative first; elif checks &lt;= 12 only after that fails; else handles the rest.</w:t>
+      </w:r>
+    </w:p>
+    <w:p>
+      <w:pPr>
+        <w:spacing w:line="336" w:lineRule="auto" w:after="180"/>
+      </w:pPr>
+      <w:r>
+        <w:rPr>
+          <w:b w:val="0"/>
+        </w:rPr>
+        <w:t>Unindented print runs after any selected branch, whose assignment gives label a value.</w:t>
+      </w:r>
+    </w:p>
+    <w:p>
+      <w:pPr>
+        <w:spacing w:line="336" w:lineRule="auto" w:after="180"/>
+      </w:pPr>
+      <w:r>
+        <w:rPr>
+          <w:b w:val="0"/>
+        </w:rPr>
+        <w:t>7.</w:t>
+      </w:r>
+    </w:p>
+    <w:p>
+      <w:pPr>
+        <w:pStyle w:val="Heading2"/>
+      </w:pPr>
+      <w:r>
+        <w:t>Earlier wording, alternatives and picture transcripts · reference / check after trying</w:t>
       </w:r>
     </w:p>
     <w:p>
@@ -245,6 +480,14 @@
         <w:pStyle w:val="Heading3"/>
       </w:pPr>
       <w:r>
+        <w:t>Teach the learning cycle</w:t>
+      </w:r>
+    </w:p>
+    <w:p>
+      <w:pPr>
+        <w:pStyle w:val="Heading3"/>
+      </w:pPr>
+      <w:r>
         <w:t>Retrieval answer guidance</w:t>
       </w:r>
     </w:p>
@@ -258,87 +501,10 @@
     </w:p>
     <w:p>
       <w:pPr>
-        <w:spacing w:line="336" w:lineRule="auto" w:after="180"/>
-      </w:pPr>
-      <w:r>
-        <w:rPr>
-          <w:b w:val="0"/>
-        </w:rPr>
-        <w:t>Without opening the old lesson, explain one key idea from Loops and Stopping. Give an example and a mistake that the idea helps you avoid.</w:t>
-      </w:r>
-    </w:p>
-    <w:p>
-      <w:pPr>
-        <w:spacing w:line="336" w:lineRule="auto" w:after="180"/>
-      </w:pPr>
-      <w:r>
-        <w:rPr>
-          <w:b w:val="0"/>
-        </w:rPr>
-        <w:t>Look for: Trace variable values before and after each loop iteration</w:t>
-      </w:r>
-    </w:p>
-    <w:p>
-      <w:pPr>
-        <w:spacing w:line="336" w:lineRule="auto" w:after="180"/>
-      </w:pPr>
-      <w:r>
-        <w:rPr>
-          <w:b w:val="0"/>
-        </w:rPr>
-        <w:t>Reference example, not the only acceptable wording: 2, 3 and 4; the stop value is excluded. The body runs three times.</w:t>
-      </w:r>
-    </w:p>
-    <w:p>
-      <w:pPr>
         <w:pStyle w:val="Heading3"/>
       </w:pPr>
       <w:r>
         <w:t>Branching Logic</w:t>
-      </w:r>
-    </w:p>
-    <w:p>
-      <w:pPr>
-        <w:spacing w:line="336" w:lineRule="auto" w:after="180"/>
-      </w:pPr>
-      <w:r>
-        <w:rPr>
-          <w:b w:val="0"/>
-        </w:rPr>
-        <w:t>Without opening the old lesson, explain one key idea from Branching Logic. Give an example and a mistake that the idea helps you avoid.</w:t>
-      </w:r>
-    </w:p>
-    <w:p>
-      <w:pPr>
-        <w:spacing w:line="336" w:lineRule="auto" w:after="180"/>
-      </w:pPr>
-      <w:r>
-        <w:rPr>
-          <w:b w:val="0"/>
-        </w:rPr>
-        <w:t>Look for: Trace the selected branch in an if elif else chain</w:t>
-      </w:r>
-    </w:p>
-    <w:p>
-      <w:pPr>
-        <w:spacing w:line="336" w:lineRule="auto" w:after="180"/>
-      </w:pPr>
-      <w:r>
-        <w:rPr>
-          <w:b w:val="0"/>
-        </w:rPr>
-        <w:t>Reference example, not the only acceptable wording: if tests negative first; elif checks &lt;= 12 only after that fails; else handles the rest.</w:t>
-      </w:r>
-    </w:p>
-    <w:p>
-      <w:pPr>
-        <w:spacing w:line="336" w:lineRule="auto" w:after="180"/>
-      </w:pPr>
-      <w:r>
-        <w:rPr>
-          <w:b w:val="0"/>
-        </w:rPr>
-        <w:t>Unindented print runs after any selected branch, whose assignment gives label a value.</w:t>
       </w:r>
     </w:p>
     <w:p>
@@ -547,6 +713,11 @@
       </w:r>
     </w:p>
     <w:p>
+      <w:r>
+        <w:t>This compact option is not the full-week schedule. Use the main teaching cycle and allow extra sessions for the investigation, independent work and project.</w:t>
+      </w:r>
+    </w:p>
+    <w:p>
       <w:pPr>
         <w:spacing w:line="336" w:lineRule="auto" w:after="180"/>
       </w:pPr>
@@ -554,7 +725,7 @@
         <w:rPr>
           <w:b w:val="0"/>
         </w:rPr>
-        <w:t>Use the supplied scenario, student illustrations and blank paper. For numeric work, offer counters or a calculator after learners show the setup. Fictional records are supplied; personal data and paid accounts are unnecessary.</w:t>
+        <w:t>Allow 80 minutes: recall 8; explanation 12; worked demonstration 15; guided practice 20; independent assessment 15; project and reflection 10. Extend the lab into a second session when needed.</w:t>
       </w:r>
     </w:p>
     <w:p>
@@ -562,24 +733,215 @@
         <w:pStyle w:val="Heading3"/>
       </w:pPr>
       <w:r>
-        <w:t>Alternative compact allocation</w:t>
-      </w:r>
-    </w:p>
-    <w:p>
-      <w:r>
-        <w:t>This compact option is not the full-week schedule. Use the main teaching cycle and allow extra sessions for the investigation, independent work and project.</w:t>
+        <w:t>Preparation for the connected explanation</w:t>
+      </w:r>
+    </w:p>
+    <w:p>
+      <w:pPr>
+        <w:pStyle w:val="Heading3"/>
+      </w:pPr>
+      <w:r>
+        <w:t>Readiness answer</w:t>
+      </w:r>
+    </w:p>
+    <w:p>
+      <w:pPr>
+        <w:pStyle w:val="Heading3"/>
+      </w:pPr>
+      <w:r>
+        <w:t>End goal for the pictorial case</w:t>
       </w:r>
     </w:p>
     <w:p>
       <w:pPr>
         <w:spacing w:line="336" w:lineRule="auto" w:after="180"/>
-        <w:shd w:fill="F1F6F8"/>
       </w:pPr>
       <w:r>
         <w:rPr>
           <w:b w:val="0"/>
         </w:rPr>
-        <w:t>Allow 80 minutes: recall 8; explanation 12; worked demonstration 15; guided practice 20; independent assessment 15; project and reflection 10. Extend the lab into a second session when needed.</w:t>
+        <w:t>This added worked case illustrates the week’s main idea. Retain all original and connected topics; schedule its practice within the teaching cycle.</w:t>
+      </w:r>
+    </w:p>
+    <w:p>
+      <w:pPr>
+        <w:pStyle w:val="Heading1"/>
+      </w:pPr>
+      <w:r>
+        <w:t>02. Teach debugging as a fixed-rule comparison with revealing cases</w:t>
+      </w:r>
+    </w:p>
+    <w:p>
+      <w:r>
+        <w:t>Provide the full test harness and keep the shelf example distinct from independent stock.</w:t>
+      </w:r>
+    </w:p>
+    <w:p>
+      <w:pPr>
+        <w:pStyle w:val="Heading2"/>
+      </w:pPr>
+      <w:r>
+        <w:t>State the subtraction rule and allowed input relationship</w:t>
+      </w:r>
+    </w:p>
+    <w:p>
+      <w:pPr>
+        <w:spacing w:line="336" w:lineRule="auto" w:after="180"/>
+      </w:pPr>
+      <w:r>
+        <w:rPr>
+          <w:b w:val="0"/>
+        </w:rPr>
+        <w:t xml:space="preserve">A function can pass one example by coincidence. Start with a </w:t>
+      </w:r>
+      <w:r>
+        <w:rPr>
+          <w:b/>
+        </w:rPr>
+        <w:t>written rule</w:t>
+      </w:r>
+      <w:r>
+        <w:rPr>
+          <w:b w:val="0"/>
+        </w:rPr>
+        <w:t xml:space="preserve">, calculate expected results independently, and include ordinary, zero and </w:t>
+      </w:r>
+      <w:r>
+        <w:rPr>
+          <w:b/>
+        </w:rPr>
+        <w:t>boundary</w:t>
+      </w:r>
+      <w:r>
+        <w:rPr>
+          <w:b w:val="0"/>
+        </w:rPr>
+        <w:t xml:space="preserve"> cases.</w:t>
+      </w:r>
+    </w:p>
+    <w:p>
+      <w:pPr>
+        <w:spacing w:line="336" w:lineRule="auto" w:after="180"/>
+      </w:pPr>
+      <w:r>
+        <w:rPr>
+          <w:b w:val="0"/>
+        </w:rPr>
+        <w:t>We will test a subtraction function under the contract 0 &lt;= used &lt;= capacity.</w:t>
+      </w:r>
+    </w:p>
+    <w:p>
+      <w:pPr>
+        <w:pStyle w:val="Heading2"/>
+      </w:pPr>
+      <w:r>
+        <w:t>Read the complete returned-value test harness</w:t>
+      </w:r>
+    </w:p>
+    <w:p>
+      <w:r>
+        <w:rPr>
+          <w:rFonts w:ascii="Courier New" w:hAnsi="Courier New"/>
+          <w:sz w:val="18"/>
+        </w:rPr>
+        <w:t>def remaining(capacity, used):</w:t>
+        <w:br/>
+        <w:t xml:space="preserve">    return capacity - used</w:t>
+        <w:br/>
+        <w:br/>
+        <w:t>cases = [(8, 3, 5), (8, 8, 0), (8, 0, 8)]</w:t>
+        <w:br/>
+        <w:t>for capacity, used, expected in cases:</w:t>
+        <w:br/>
+        <w:t xml:space="preserve">    actual = remaining(capacity, used)</w:t>
+        <w:br/>
+        <w:t xml:space="preserve">    print(actual == expected)</w:t>
+      </w:r>
+    </w:p>
+    <w:p>
+      <w:pPr>
+        <w:pStyle w:val="Heading2"/>
+      </w:pPr>
+      <w:r>
+        <w:t>Explain tuples, equality and assertion stopping</w:t>
+      </w:r>
+    </w:p>
+    <w:p>
+      <w:pPr>
+        <w:spacing w:line="336" w:lineRule="auto" w:after="180"/>
+      </w:pPr>
+      <w:r>
+        <w:rPr>
+          <w:b w:val="0"/>
+        </w:rPr>
+        <w:t>Each parenthesized group is a tuple, an ordered group of values. The loop unpacks each group into three names. Equality compares the actual result to the independently calculated expected result.</w:t>
+      </w:r>
+    </w:p>
+    <w:p>
+      <w:pPr>
+        <w:spacing w:line="336" w:lineRule="auto" w:after="180"/>
+      </w:pPr>
+      <w:r>
+        <w:rPr>
+          <w:b w:val="0"/>
+        </w:rPr>
+        <w:t xml:space="preserve">The worked script prints True three times. An assert actual == expected could instead stop at the first mismatch with </w:t>
+      </w:r>
+      <w:r>
+        <w:rPr>
+          <w:b/>
+        </w:rPr>
+        <w:t>Assertion</w:t>
+      </w:r>
+      <w:r>
+        <w:rPr>
+          <w:b w:val="0"/>
+        </w:rPr>
+        <w:t>Error.</w:t>
+      </w:r>
+    </w:p>
+    <w:p>
+      <w:r>
+        <w:drawing>
+          <wp:inline xmlns:a="http://schemas.openxmlformats.org/drawingml/2006/main" xmlns:pic="http://schemas.openxmlformats.org/drawingml/2006/picture">
+            <wp:extent cx="5486400" cy="3617976"/>
+            <wp:docPr id="1" name="Picture 1" descr="Expected outputs versus a specific bug. Test 1: Bundles = 2, Loose = 1, Correct = 13, Faulty = 18. Test 2: Bundles = 0, Loose = 3, Correct = 3, Faulty = 18. Test 3: Bundles = 2, Loose = 0, Correct = 12, Faulty = 12."/>
+            <wp:cNvGraphicFramePr>
+              <a:graphicFrameLocks noChangeAspect="1"/>
+            </wp:cNvGraphicFramePr>
+            <a:graphic>
+              <a:graphicData uri="http://schemas.openxmlformats.org/drawingml/2006/picture">
+                <pic:pic>
+                  <pic:nvPicPr>
+                    <pic:cNvPr id="0" name="academy-story-ai-2-6-03.png"/>
+                    <pic:cNvPicPr/>
+                  </pic:nvPicPr>
+                  <pic:blipFill>
+                    <a:blip r:embed="rId9"/>
+                    <a:stretch>
+                      <a:fillRect/>
+                    </a:stretch>
+                  </pic:blipFill>
+                  <pic:spPr>
+                    <a:xfrm>
+                      <a:off x="0" y="0"/>
+                      <a:ext cx="5486400" cy="3617976"/>
+                    </a:xfrm>
+                    <a:prstGeom prst="rect"/>
+                  </pic:spPr>
+                </pic:pic>
+              </a:graphicData>
+            </a:graphic>
+          </wp:inline>
+        </w:drawing>
+      </w:r>
+    </w:p>
+    <w:p>
+      <w:pPr>
+        <w:pStyle w:val="Heading2"/>
+      </w:pPr>
+      <w:r>
+        <w:t>Challenge a constant function</w:t>
       </w:r>
     </w:p>
     <w:p>
@@ -587,7 +949,45 @@
         <w:pStyle w:val="Heading3"/>
       </w:pPr>
       <w:r>
-        <w:t>Preparation for the connected explanation</w:t>
+        <w:t>Would replacing the body with return 5 pass every worked case? Identify the first revealing test.</w:t>
+      </w:r>
+    </w:p>
+    <w:p>
+      <w:r>
+        <w:t>________________________________________________________________</w:t>
+      </w:r>
+    </w:p>
+    <w:p>
+      <w:r>
+        <w:t>________________________________________________________________</w:t>
+      </w:r>
+    </w:p>
+    <w:p>
+      <w:r>
+        <w:t>________________________________________________________________</w:t>
+      </w:r>
+    </w:p>
+    <w:p>
+      <w:r>
+        <w:t>________________________________________________________________</w:t>
+      </w:r>
+    </w:p>
+    <w:p>
+      <w:r>
+        <w:t>________________________________________________________________</w:t>
+      </w:r>
+    </w:p>
+    <w:p>
+      <w:r>
+        <w:t>________________________________________________________________</w:t>
+      </w:r>
+    </w:p>
+    <w:p>
+      <w:pPr>
+        <w:pStyle w:val="Heading2"/>
+      </w:pPr>
+      <w:r>
+        <w:t>Introduce the separate shelf grouping defect</w:t>
       </w:r>
     </w:p>
     <w:p>
@@ -598,7 +998,7 @@
         <w:rPr>
           <w:b w:val="0"/>
         </w:rPr>
-        <w:t>Teach Week 12 as a two-session investigation using fictional data. A function can pass one example by coincidence.</w:t>
+        <w:t>A fictional shelf function should count books in complete bundles plus loose books.</w:t>
       </w:r>
     </w:p>
     <w:p>
@@ -609,31 +1009,263 @@
         <w:rPr>
           <w:b w:val="0"/>
         </w:rPr>
-        <w:t xml:space="preserve">Start with a </w:t>
-      </w:r>
+        <w:t>Correct definition: shelf(bundle_count,loose) returns bundle_count*6+loose.</w:t>
+      </w:r>
+    </w:p>
+    <w:p>
+      <w:pPr>
+        <w:spacing w:line="336" w:lineRule="auto" w:after="180"/>
+      </w:pPr>
+      <w:r>
+        <w:rPr>
+          <w:b w:val="0"/>
+        </w:rPr>
+        <w:t>Faulty copied body returns (bundle_count+loose)*6. Predict tests before running.</w:t>
+      </w:r>
+    </w:p>
+    <w:p>
+      <w:r>
+        <w:rPr>
+          <w:rFonts w:ascii="Courier New" w:hAnsi="Courier New"/>
+          <w:sz w:val="18"/>
+        </w:rPr>
+        <w:t>def shelf(bundle_count, loose):</w:t>
+        <w:br/>
+        <w:t xml:space="preserve">    return (bundle_count + loose) * 6</w:t>
+        <w:br/>
+        <w:br/>
+        <w:t>for bundles, loose in [(2, 1), (0, 3), (2, 0)]:</w:t>
+        <w:br/>
+        <w:t xml:space="preserve">    print(shelf(bundles, loose))</w:t>
+      </w:r>
+    </w:p>
+    <w:p>
+      <w:pPr>
+        <w:pStyle w:val="Heading2"/>
+      </w:pPr>
+      <w:r>
+        <w:t>Trace nonzero and zero loose-book cases</w:t>
+      </w:r>
+    </w:p>
+    <w:p>
+      <w:r>
+        <w:drawing>
+          <wp:inline xmlns:a="http://schemas.openxmlformats.org/drawingml/2006/main" xmlns:pic="http://schemas.openxmlformats.org/drawingml/2006/picture">
+            <wp:extent cx="5486400" cy="4005072"/>
+            <wp:docPr id="2" name="Picture 2" descr="Expected normal test: For (2,1), correct result is 2×6+1=13. → Faulty trace: Copied code gives (2+1)×6=18. → Zero-bundle test: For (0,3), correct 3; copied code 18. → Nonrevealing test: For (2,0), both return 12; a pass does not locate every bug."/>
+            <wp:cNvGraphicFramePr>
+              <a:graphicFrameLocks noChangeAspect="1"/>
+            </wp:cNvGraphicFramePr>
+            <a:graphic>
+              <a:graphicData uri="http://schemas.openxmlformats.org/drawingml/2006/picture">
+                <pic:pic>
+                  <pic:nvPicPr>
+                    <pic:cNvPr id="0" name="academy-story-ai-2-6-02.png"/>
+                    <pic:cNvPicPr/>
+                  </pic:nvPicPr>
+                  <pic:blipFill>
+                    <a:blip r:embed="rId10"/>
+                    <a:stretch>
+                      <a:fillRect/>
+                    </a:stretch>
+                  </pic:blipFill>
+                  <pic:spPr>
+                    <a:xfrm>
+                      <a:off x="0" y="0"/>
+                      <a:ext cx="5486400" cy="4005072"/>
+                    </a:xfrm>
+                    <a:prstGeom prst="rect"/>
+                  </pic:spPr>
+                </pic:pic>
+              </a:graphicData>
+            </a:graphic>
+          </wp:inline>
+        </w:drawing>
+      </w:r>
+    </w:p>
+    <w:p>
+      <w:pPr>
+        <w:pStyle w:val="Heading3"/>
+      </w:pPr>
+      <w:r>
+        <w:t>Read the picture one step at a time</w:t>
+      </w:r>
+    </w:p>
+    <w:tbl>
+      <w:tblPr>
+        <w:tblStyle w:val="LightShading-Accent1"/>
+        <w:tblW w:type="auto" w:w="0"/>
+        <w:tblLook w:firstColumn="1" w:firstRow="1" w:lastColumn="0" w:lastRow="0" w:noHBand="0" w:noVBand="1" w:val="04A0"/>
+      </w:tblPr>
+      <w:tblGrid>
+        <w:gridCol w:w="5112"/>
+        <w:gridCol w:w="5112"/>
+      </w:tblGrid>
+      <w:tr>
+        <w:trPr>
+          <w:tblHeader/>
+        </w:trPr>
+        <w:tc>
+          <w:tcPr>
+            <w:tcW w:type="dxa" w:w="5112"/>
+          </w:tcPr>
+          <w:p>
+            <w:r>
+              <w:t>Step</w:t>
+            </w:r>
+          </w:p>
+        </w:tc>
+        <w:tc>
+          <w:tcPr>
+            <w:tcW w:type="dxa" w:w="5112"/>
+          </w:tcPr>
+          <w:p>
+            <w:r>
+              <w:t>What happens and why</w:t>
+            </w:r>
+          </w:p>
+        </w:tc>
+      </w:tr>
+      <w:tr>
+        <w:tc>
+          <w:tcPr>
+            <w:tcW w:type="dxa" w:w="5112"/>
+          </w:tcPr>
+          <w:p>
+            <w:r>
+              <w:t>1. Expected normal test</w:t>
+            </w:r>
+          </w:p>
+        </w:tc>
+        <w:tc>
+          <w:tcPr>
+            <w:tcW w:type="dxa" w:w="5112"/>
+          </w:tcPr>
+          <w:p>
+            <w:r>
+              <w:t>For (2,1), correct result is 2×6+1=13.</w:t>
+            </w:r>
+          </w:p>
+        </w:tc>
+      </w:tr>
+      <w:tr>
+        <w:tc>
+          <w:tcPr>
+            <w:tcW w:type="dxa" w:w="5112"/>
+          </w:tcPr>
+          <w:p>
+            <w:r>
+              <w:t>2. Faulty trace</w:t>
+            </w:r>
+          </w:p>
+        </w:tc>
+        <w:tc>
+          <w:tcPr>
+            <w:tcW w:type="dxa" w:w="5112"/>
+          </w:tcPr>
+          <w:p>
+            <w:r>
+              <w:t>Copied code gives (2+1)×6=18.</w:t>
+            </w:r>
+          </w:p>
+        </w:tc>
+      </w:tr>
+      <w:tr>
+        <w:tc>
+          <w:tcPr>
+            <w:tcW w:type="dxa" w:w="5112"/>
+          </w:tcPr>
+          <w:p>
+            <w:r>
+              <w:t>3. Zero-bundle test</w:t>
+            </w:r>
+          </w:p>
+        </w:tc>
+        <w:tc>
+          <w:tcPr>
+            <w:tcW w:type="dxa" w:w="5112"/>
+          </w:tcPr>
+          <w:p>
+            <w:r>
+              <w:t>For (0,3), correct 3; copied code 18.</w:t>
+            </w:r>
+          </w:p>
+        </w:tc>
+      </w:tr>
+      <w:tr>
+        <w:tc>
+          <w:tcPr>
+            <w:tcW w:type="dxa" w:w="5112"/>
+          </w:tcPr>
+          <w:p>
+            <w:r>
+              <w:t>4. Nonrevealing test</w:t>
+            </w:r>
+          </w:p>
+        </w:tc>
+        <w:tc>
+          <w:tcPr>
+            <w:tcW w:type="dxa" w:w="5112"/>
+          </w:tcPr>
+          <w:p>
+            <w:r>
+              <w:t>For (2,0), both return 12; a pass does not locate every bug.</w:t>
+            </w:r>
+          </w:p>
+        </w:tc>
+      </w:tr>
+    </w:tbl>
+    <w:p>
+      <w:r>
+        <w:t>Match each pictured step to the supplied facts. This is a worked teaching case, not an independent assessment.</w:t>
+      </w:r>
+    </w:p>
+    <w:p>
+      <w:pPr>
+        <w:spacing w:line="336" w:lineRule="auto" w:after="180"/>
+      </w:pPr>
       <w:r>
         <w:rPr>
           <w:b/>
         </w:rPr>
-        <w:t>written rule</w:t>
+        <w:t>Test case</w:t>
       </w:r>
       <w:r>
         <w:rPr>
           <w:b w:val="0"/>
         </w:rPr>
-        <w:t xml:space="preserve">, calculate expected results independently, and include ordinary, zero and </w:t>
+        <w:t>s need not all expose the same error. Here loose books must be added after multiplying bundles. A zero-loose case cannot distinguish the two formulas because multiplying zero loose books changes nothing.</w:t>
+      </w:r>
+    </w:p>
+    <w:p>
+      <w:pPr>
+        <w:spacing w:line="336" w:lineRule="auto" w:after="180"/>
+      </w:pPr>
+      <w:r>
+        <w:rPr>
+          <w:b w:val="0"/>
+        </w:rPr>
+        <w:t xml:space="preserve">Keep expected and actual columns so an observed </w:t>
       </w:r>
       <w:r>
         <w:rPr>
           <w:b/>
         </w:rPr>
-        <w:t>boundary</w:t>
+        <w:t>output</w:t>
       </w:r>
       <w:r>
         <w:rPr>
           <w:b w:val="0"/>
         </w:rPr>
-        <w:t xml:space="preserve"> cases. We will test a subtraction function under the contract 0 &lt;= used &lt;= capacity.</w:t>
+        <w:t xml:space="preserve"> does not quietly become its own expected answer.</w:t>
+      </w:r>
+    </w:p>
+    <w:p>
+      <w:pPr>
+        <w:pStyle w:val="Heading2"/>
+      </w:pPr>
+      <w:r>
+        <w:t>Limit claims about invalid input</w:t>
       </w:r>
     </w:p>
     <w:p>
@@ -644,7 +1276,308 @@
         <w:rPr>
           <w:b w:val="0"/>
         </w:rPr>
-        <w:t>Assess the three stated outcomes through the independent task, not by copying the worked result.</w:t>
+        <w:t>These three tests check a specified formula and bug; they do not prove correct handling of every type or invalid request.</w:t>
+      </w:r>
+    </w:p>
+    <w:p>
+      <w:pPr>
+        <w:pStyle w:val="Heading2"/>
+      </w:pPr>
+      <w:r>
+        <w:t>Repair only the grouping expression</w:t>
+      </w:r>
+    </w:p>
+    <w:p>
+      <w:pPr>
+        <w:spacing w:line="336" w:lineRule="auto" w:after="180"/>
+      </w:pPr>
+      <w:r>
+        <w:rPr>
+          <w:b w:val="0"/>
+        </w:rPr>
+        <w:t>Change: Repair the body to bundle_count*6+loose.</w:t>
+      </w:r>
+    </w:p>
+    <w:p>
+      <w:pPr>
+        <w:spacing w:line="336" w:lineRule="auto" w:after="180"/>
+      </w:pPr>
+      <w:r>
+        <w:rPr>
+          <w:b/>
+        </w:rPr>
+        <w:t>Prediction</w:t>
+      </w:r>
+      <w:r>
+        <w:rPr>
+          <w:b w:val="0"/>
+        </w:rPr>
+        <w:t>: Expected results for (2,1),(0,3),(2,0) are 13,3,12.</w:t>
+      </w:r>
+    </w:p>
+    <w:p>
+      <w:pPr>
+        <w:spacing w:line="336" w:lineRule="auto" w:after="180"/>
+      </w:pPr>
+      <w:r>
+        <w:rPr>
+          <w:b w:val="0"/>
+        </w:rPr>
+        <w:t>Reason: Only bundles are groups of six; loose books are counted individually.</w:t>
+      </w:r>
+    </w:p>
+    <w:p>
+      <w:pPr>
+        <w:pStyle w:val="Heading2"/>
+      </w:pPr>
+      <w:r>
+        <w:t>Use pictures to elicit a discriminating test</w:t>
+      </w:r>
+    </w:p>
+    <w:p>
+      <w:pPr>
+        <w:spacing w:line="336" w:lineRule="auto" w:after="180"/>
+      </w:pPr>
+      <w:r>
+        <w:rPr>
+          <w:b w:val="0"/>
+        </w:rPr>
+        <w:t>Use the diagram and verbal explanation together. Ask learners to match a sentence to a specific visual step; do not assign learners fixed visual or auditory learning styles.</w:t>
+      </w:r>
+    </w:p>
+    <w:p>
+      <w:pPr>
+        <w:spacing w:line="336" w:lineRule="auto" w:after="180"/>
+      </w:pPr>
+      <w:r>
+        <w:rPr>
+          <w:b w:val="0"/>
+        </w:rPr>
+        <w:t xml:space="preserve">Cover the result. Ask learners to name the </w:t>
+      </w:r>
+      <w:r>
+        <w:rPr>
+          <w:b/>
+        </w:rPr>
+        <w:t>input</w:t>
+      </w:r>
+      <w:r>
+        <w:rPr>
+          <w:b w:val="0"/>
+        </w:rPr>
+        <w:t xml:space="preserve">s and predict the next step. Uncover one step, connect the icon to the actual procedure, and explain its </w:t>
+      </w:r>
+      <w:r>
+        <w:rPr>
+          <w:b/>
+        </w:rPr>
+        <w:t>evidence</w:t>
+      </w:r>
+      <w:r>
+        <w:rPr>
+          <w:b w:val="0"/>
+        </w:rPr>
+        <w:t>. Then change the supplied condition and compare.</w:t>
+      </w:r>
+    </w:p>
+    <w:p>
+      <w:pPr>
+        <w:spacing w:line="336" w:lineRule="auto" w:after="180"/>
+      </w:pPr>
+      <w:r>
+        <w:rPr>
+          <w:b w:val="0"/>
+        </w:rPr>
+        <w:t>The picture is a representation; it does not document execution of a real AI model.</w:t>
+      </w:r>
+    </w:p>
+    <w:p>
+      <w:pPr>
+        <w:pStyle w:val="Heading2"/>
+      </w:pPr>
+      <w:r>
+        <w:t>Earlier wording, alternatives and picture transcripts · reference / check after trying</w:t>
+      </w:r>
+    </w:p>
+    <w:p>
+      <w:pPr>
+        <w:spacing w:line="336" w:lineRule="auto" w:after="180"/>
+      </w:pPr>
+      <w:r>
+        <w:rPr>
+          <w:b w:val="0"/>
+        </w:rPr>
+        <w:t>Explain the mechanism</w:t>
+      </w:r>
+    </w:p>
+    <w:p>
+      <w:pPr>
+        <w:spacing w:line="336" w:lineRule="auto" w:after="180"/>
+      </w:pPr>
+      <w:r>
+        <w:rPr>
+          <w:b/>
+        </w:rPr>
+        <w:t>Input</w:t>
+      </w:r>
+      <w:r>
+        <w:rPr>
+          <w:b w:val="0"/>
+        </w:rPr>
+        <w:t xml:space="preserve"> → </w:t>
+      </w:r>
+      <w:r>
+        <w:rPr>
+          <w:b/>
+        </w:rPr>
+        <w:t>Process</w:t>
+      </w:r>
+      <w:r>
+        <w:rPr>
+          <w:b w:val="0"/>
+        </w:rPr>
+        <w:t xml:space="preserve"> → </w:t>
+      </w:r>
+      <w:r>
+        <w:rPr>
+          <w:b/>
+        </w:rPr>
+        <w:t>Output</w:t>
+      </w:r>
+    </w:p>
+    <w:p>
+      <w:pPr>
+        <w:spacing w:line="336" w:lineRule="auto" w:after="180"/>
+      </w:pPr>
+      <w:r>
+        <w:rPr>
+          <w:b w:val="0"/>
+        </w:rPr>
+        <w:t>Trace the information. At each stage, ask what changed and how you could test it.</w:t>
+      </w:r>
+    </w:p>
+    <w:p>
+      <w:pPr>
+        <w:spacing w:line="336" w:lineRule="auto" w:after="180"/>
+      </w:pPr>
+      <w:r>
+        <w:rPr>
+          <w:b w:val="0"/>
+        </w:rPr>
+        <w:t>Which stage could fail even when the other two are correct? Explain:</w:t>
+      </w:r>
+    </w:p>
+    <w:p>
+      <w:pPr>
+        <w:spacing w:line="336" w:lineRule="auto" w:after="180"/>
+      </w:pPr>
+      <w:r>
+        <w:rPr>
+          <w:b w:val="0"/>
+        </w:rPr>
+        <w:t xml:space="preserve">Predict first. Then check each step. A correct answer without visible reasoning is incomplete </w:t>
+      </w:r>
+      <w:r>
+        <w:rPr>
+          <w:b/>
+        </w:rPr>
+        <w:t>evidence</w:t>
+      </w:r>
+      <w:r>
+        <w:rPr>
+          <w:b w:val="0"/>
+        </w:rPr>
+        <w:t>.</w:t>
+      </w:r>
+    </w:p>
+    <w:p>
+      <w:pPr>
+        <w:spacing w:line="336" w:lineRule="auto" w:after="180"/>
+      </w:pPr>
+      <w:r>
+        <w:rPr>
+          <w:b w:val="0"/>
+        </w:rPr>
+        <w:t>1. Observed: wet-weather case recommends sandals.</w:t>
+      </w:r>
+    </w:p>
+    <w:p>
+      <w:pPr>
+        <w:spacing w:line="336" w:lineRule="auto" w:after="180"/>
+      </w:pPr>
+      <w:r>
+        <w:rPr>
+          <w:b w:val="0"/>
+        </w:rPr>
+        <w:t xml:space="preserve">2. Divide: </w:t>
+      </w:r>
+      <w:r>
+        <w:rPr>
+          <w:b/>
+        </w:rPr>
+        <w:t>input</w:t>
+      </w:r>
+      <w:r>
+        <w:rPr>
+          <w:b w:val="0"/>
+        </w:rPr>
+        <w:t xml:space="preserve"> correct? yes. rain branch reached? no.</w:t>
+      </w:r>
+    </w:p>
+    <w:p>
+      <w:pPr>
+        <w:spacing w:line="336" w:lineRule="auto" w:after="180"/>
+      </w:pPr>
+      <w:r>
+        <w:rPr>
+          <w:b w:val="0"/>
+        </w:rPr>
+        <w:t>3. Cause: condition says rain = false instead of true.</w:t>
+      </w:r>
+    </w:p>
+    <w:p>
+      <w:pPr>
+        <w:spacing w:line="336" w:lineRule="auto" w:after="180"/>
+      </w:pPr>
+      <w:r>
+        <w:rPr>
+          <w:b w:val="0"/>
+        </w:rPr>
+        <w:t>4. Fix that condition only; rerun the original case and a dry-weather case.</w:t>
+      </w:r>
+    </w:p>
+    <w:p>
+      <w:pPr>
+        <w:spacing w:line="336" w:lineRule="auto" w:after="180"/>
+      </w:pPr>
+      <w:r>
+        <w:rPr>
+          <w:b w:val="0"/>
+        </w:rPr>
+        <w:t>Recalculate, retrace, or restate the reasoning in your own representation:</w:t>
+      </w:r>
+    </w:p>
+    <w:p>
+      <w:pPr>
+        <w:spacing w:line="336" w:lineRule="auto" w:after="180"/>
+      </w:pPr>
+      <w:r>
+        <w:rPr>
+          <w:b w:val="0"/>
+        </w:rPr>
+        <w:t xml:space="preserve">CHECK Did the </w:t>
+      </w:r>
+      <w:r>
+        <w:rPr>
+          <w:b/>
+        </w:rPr>
+        <w:t>evidence</w:t>
+      </w:r>
+      <w:r>
+        <w:rPr>
+          <w:b w:val="0"/>
+        </w:rPr>
+        <w:t xml:space="preserve"> answer the exact question? Did the total, path, or source record stay consistent?</w:t>
       </w:r>
     </w:p>
     <w:p>
@@ -652,7 +1585,7 @@
         <w:pStyle w:val="Heading3"/>
       </w:pPr>
       <w:r>
-        <w:t>Readiness answer</w:t>
+        <w:t>Concrete teaching case</w:t>
       </w:r>
     </w:p>
     <w:p>
@@ -663,7 +1596,7 @@
         <w:rPr>
           <w:b w:val="0"/>
         </w:rPr>
-        <w:t>7.</w:t>
+        <w:t>Award two points per matching trait. A bug awards two for every trait.</w:t>
       </w:r>
     </w:p>
     <w:p>
@@ -674,7 +1607,15 @@
         <w:rPr>
           <w:b w:val="0"/>
         </w:rPr>
-        <w:t>Python 3 editor with a fresh local practice file</w:t>
+        <w:t>Test one match and one nonmatch.</w:t>
+      </w:r>
+    </w:p>
+    <w:p>
+      <w:pPr>
+        <w:pStyle w:val="Heading3"/>
+      </w:pPr>
+      <w:r>
+        <w:t>Exact explanation to model</w:t>
       </w:r>
     </w:p>
     <w:p>
@@ -685,30 +1626,7 @@
         <w:rPr>
           <w:b w:val="0"/>
         </w:rPr>
-        <w:t>Paper trace table and the student workbook</w:t>
-      </w:r>
-    </w:p>
-    <w:p>
-      <w:pPr>
-        <w:spacing w:line="336" w:lineRule="auto" w:after="180"/>
-      </w:pPr>
-      <w:r>
-        <w:rPr>
-          <w:b w:val="0"/>
-        </w:rPr>
-        <w:t xml:space="preserve">Fictional </w:t>
-      </w:r>
-      <w:r>
-        <w:rPr>
-          <w:b/>
-        </w:rPr>
-        <w:t>input</w:t>
-      </w:r>
-      <w:r>
-        <w:rPr>
-          <w:b w:val="0"/>
-        </w:rPr>
-        <w:t xml:space="preserve"> records from this lesson; no real student identifiers</w:t>
+        <w:t>Expected 2; buggy result 4. Put the addition inside the match condition. Test zero, one and two matches for 0,2,4.</w:t>
       </w:r>
     </w:p>
     <w:p>
@@ -716,389 +1634,7 @@
         <w:pStyle w:val="Heading3"/>
       </w:pPr>
       <w:r>
-        <w:t>End goal for the pictorial case</w:t>
-      </w:r>
-    </w:p>
-    <w:p>
-      <w:pPr>
-        <w:spacing w:line="336" w:lineRule="auto" w:after="180"/>
-      </w:pPr>
-      <w:r>
-        <w:rPr>
-          <w:b w:val="0"/>
-        </w:rPr>
-        <w:t>By the end, I can test a function with expected values that distinguish a particular bug.</w:t>
-      </w:r>
-    </w:p>
-    <w:p>
-      <w:pPr>
-        <w:spacing w:line="336" w:lineRule="auto" w:after="180"/>
-      </w:pPr>
-      <w:r>
-        <w:rPr>
-          <w:b w:val="0"/>
-        </w:rPr>
-        <w:t>This added worked case illustrates the week’s main idea. Retain all original and connected topics; schedule its practice within the teaching cycle.</w:t>
-      </w:r>
-    </w:p>
-    <w:p>
-      <w:pPr>
-        <w:pStyle w:val="Heading1"/>
-      </w:pPr>
-      <w:r>
-        <w:t>02. Explain the mechanism</w:t>
-      </w:r>
-    </w:p>
-    <w:p>
-      <w:r>
-        <w:t>Model Debugging Strategies using the supplied case, labelled mechanism and reasoning. Make the scope of each conclusion explicit.</w:t>
-      </w:r>
-    </w:p>
-    <w:p>
-      <w:pPr>
-        <w:spacing w:line="336" w:lineRule="auto" w:after="180"/>
-      </w:pPr>
-      <w:r>
-        <w:rPr>
-          <w:b/>
-        </w:rPr>
-        <w:t>Input</w:t>
-      </w:r>
-      <w:r>
-        <w:rPr>
-          <w:b w:val="0"/>
-        </w:rPr>
-        <w:t xml:space="preserve"> → </w:t>
-      </w:r>
-      <w:r>
-        <w:rPr>
-          <w:b/>
-        </w:rPr>
-        <w:t>Process</w:t>
-      </w:r>
-      <w:r>
-        <w:rPr>
-          <w:b w:val="0"/>
-        </w:rPr>
-        <w:t xml:space="preserve"> → </w:t>
-      </w:r>
-      <w:r>
-        <w:rPr>
-          <w:b/>
-        </w:rPr>
-        <w:t>Output</w:t>
-      </w:r>
-    </w:p>
-    <w:p>
-      <w:pPr>
-        <w:spacing w:line="336" w:lineRule="auto" w:after="180"/>
-      </w:pPr>
-      <w:r>
-        <w:rPr>
-          <w:b w:val="0"/>
-        </w:rPr>
-        <w:t>Trace the information. At each stage, ask what changed and how you could test it.</w:t>
-      </w:r>
-    </w:p>
-    <w:p>
-      <w:pPr>
-        <w:spacing w:line="336" w:lineRule="auto" w:after="180"/>
-      </w:pPr>
-      <w:r>
-        <w:rPr>
-          <w:b w:val="0"/>
-        </w:rPr>
-        <w:t>Which stage could fail even when the other two are correct? Explain:</w:t>
-      </w:r>
-    </w:p>
-    <w:p>
-      <w:pPr>
-        <w:spacing w:line="336" w:lineRule="auto" w:after="180"/>
-      </w:pPr>
-      <w:r>
-        <w:rPr>
-          <w:b w:val="0"/>
-        </w:rPr>
-        <w:t xml:space="preserve">Predict first. Then check each step. A correct answer without visible reasoning is incomplete </w:t>
-      </w:r>
-      <w:r>
-        <w:rPr>
-          <w:b/>
-        </w:rPr>
-        <w:t>evidence</w:t>
-      </w:r>
-      <w:r>
-        <w:rPr>
-          <w:b w:val="0"/>
-        </w:rPr>
-        <w:t>.</w:t>
-      </w:r>
-    </w:p>
-    <w:p>
-      <w:pPr>
-        <w:spacing w:line="336" w:lineRule="auto" w:after="180"/>
-        <w:shd w:fill="F4F9FC"/>
-      </w:pPr>
-      <w:r>
-        <w:rPr>
-          <w:b w:val="0"/>
-        </w:rPr>
-        <w:t>1. Observed: wet-weather case recommends sandals.</w:t>
-      </w:r>
-    </w:p>
-    <w:p>
-      <w:pPr>
-        <w:spacing w:line="336" w:lineRule="auto" w:after="180"/>
-        <w:shd w:fill="F4F9FC"/>
-      </w:pPr>
-      <w:r>
-        <w:rPr>
-          <w:b w:val="0"/>
-        </w:rPr>
-        <w:t xml:space="preserve">2. Divide: </w:t>
-      </w:r>
-      <w:r>
-        <w:rPr>
-          <w:b/>
-        </w:rPr>
-        <w:t>input</w:t>
-      </w:r>
-      <w:r>
-        <w:rPr>
-          <w:b w:val="0"/>
-        </w:rPr>
-        <w:t xml:space="preserve"> correct? yes. rain branch reached? no.</w:t>
-      </w:r>
-    </w:p>
-    <w:p>
-      <w:pPr>
-        <w:spacing w:line="336" w:lineRule="auto" w:after="180"/>
-        <w:shd w:fill="F4F9FC"/>
-      </w:pPr>
-      <w:r>
-        <w:rPr>
-          <w:b w:val="0"/>
-        </w:rPr>
-        <w:t>3. Cause: condition says rain = false instead of true.</w:t>
-      </w:r>
-    </w:p>
-    <w:p>
-      <w:pPr>
-        <w:spacing w:line="336" w:lineRule="auto" w:after="180"/>
-        <w:shd w:fill="F4F9FC"/>
-      </w:pPr>
-      <w:r>
-        <w:rPr>
-          <w:b w:val="0"/>
-        </w:rPr>
-        <w:t>4. Fix that condition only; rerun the original case and a dry-weather case.</w:t>
-      </w:r>
-    </w:p>
-    <w:p>
-      <w:pPr>
-        <w:spacing w:line="336" w:lineRule="auto" w:after="180"/>
-      </w:pPr>
-      <w:r>
-        <w:rPr>
-          <w:b w:val="0"/>
-        </w:rPr>
-        <w:t>Recalculate, retrace, or restate the reasoning in your own representation:</w:t>
-      </w:r>
-    </w:p>
-    <w:p>
-      <w:pPr>
-        <w:spacing w:line="336" w:lineRule="auto" w:after="180"/>
-        <w:shd w:fill="F5F1FB"/>
-      </w:pPr>
-      <w:r>
-        <w:rPr>
-          <w:b w:val="0"/>
-        </w:rPr>
-        <w:t xml:space="preserve">CHECK Did the </w:t>
-      </w:r>
-      <w:r>
-        <w:rPr>
-          <w:b/>
-        </w:rPr>
-        <w:t>evidence</w:t>
-      </w:r>
-      <w:r>
-        <w:rPr>
-          <w:b w:val="0"/>
-        </w:rPr>
-        <w:t xml:space="preserve"> answer the exact question? Did the total, path, or source record stay consistent?</w:t>
-      </w:r>
-    </w:p>
-    <w:p>
-      <w:pPr>
-        <w:pStyle w:val="Heading3"/>
-      </w:pPr>
-      <w:r>
-        <w:t>Concrete teaching case</w:t>
-      </w:r>
-    </w:p>
-    <w:p>
-      <w:pPr>
-        <w:pStyle w:val="Heading3"/>
-      </w:pPr>
-      <w:r>
-        <w:t>The teaching case</w:t>
-      </w:r>
-    </w:p>
-    <w:p>
-      <w:pPr>
-        <w:spacing w:line="336" w:lineRule="auto" w:after="180"/>
-        <w:shd w:fill="F1F6FC"/>
-      </w:pPr>
-      <w:r>
-        <w:rPr>
-          <w:b w:val="0"/>
-        </w:rPr>
-        <w:t>Award two points per matching trait. A bug awards two for every trait.</w:t>
-      </w:r>
-    </w:p>
-    <w:p>
-      <w:pPr>
-        <w:pStyle w:val="Heading3"/>
-      </w:pPr>
-      <w:r>
-        <w:t>The teaching case</w:t>
-      </w:r>
-    </w:p>
-    <w:p>
-      <w:pPr>
-        <w:spacing w:line="336" w:lineRule="auto" w:after="180"/>
-        <w:shd w:fill="F1F6FC"/>
-      </w:pPr>
-      <w:r>
-        <w:rPr>
-          <w:b w:val="0"/>
-        </w:rPr>
-        <w:t>Test one match and one nonmatch.</w:t>
-      </w:r>
-    </w:p>
-    <w:p>
-      <w:pPr>
-        <w:pStyle w:val="Heading3"/>
-      </w:pPr>
-      <w:r>
-        <w:t>Exact explanation to model</w:t>
-      </w:r>
-    </w:p>
-    <w:p>
-      <w:pPr>
-        <w:pStyle w:val="Heading3"/>
-      </w:pPr>
-      <w:r>
-        <w:t>Why the result follows</w:t>
-      </w:r>
-    </w:p>
-    <w:p>
-      <w:pPr>
-        <w:spacing w:line="336" w:lineRule="auto" w:after="180"/>
-        <w:shd w:fill="F1F6FC"/>
-      </w:pPr>
-      <w:r>
-        <w:rPr>
-          <w:b w:val="0"/>
-        </w:rPr>
-        <w:t>Expected 2; buggy result 4. Put the addition inside the match condition. Test zero, one and two matches for 0,2,4.</w:t>
-      </w:r>
-    </w:p>
-    <w:p>
-      <w:pPr>
-        <w:pStyle w:val="Heading3"/>
-      </w:pPr>
-      <w:r>
         <w:t>Explain the added worked example</w:t>
-      </w:r>
-    </w:p>
-    <w:p>
-      <w:pPr>
-        <w:spacing w:line="336" w:lineRule="auto" w:after="180"/>
-      </w:pPr>
-      <w:r>
-        <w:rPr>
-          <w:b w:val="0"/>
-        </w:rPr>
-        <w:t xml:space="preserve">A function can pass one example by coincidence. Start with a </w:t>
-      </w:r>
-      <w:r>
-        <w:rPr>
-          <w:b/>
-        </w:rPr>
-        <w:t>written rule</w:t>
-      </w:r>
-      <w:r>
-        <w:rPr>
-          <w:b w:val="0"/>
-        </w:rPr>
-        <w:t xml:space="preserve">, calculate expected results independently, and include ordinary, zero and </w:t>
-      </w:r>
-      <w:r>
-        <w:rPr>
-          <w:b/>
-        </w:rPr>
-        <w:t>boundary</w:t>
-      </w:r>
-      <w:r>
-        <w:rPr>
-          <w:b w:val="0"/>
-        </w:rPr>
-        <w:t xml:space="preserve"> cases.</w:t>
-      </w:r>
-    </w:p>
-    <w:p>
-      <w:pPr>
-        <w:spacing w:line="336" w:lineRule="auto" w:after="180"/>
-      </w:pPr>
-      <w:r>
-        <w:rPr>
-          <w:b w:val="0"/>
-        </w:rPr>
-        <w:t>We will test a subtraction function under the contract 0 &lt;= used &lt;= capacity.</w:t>
-      </w:r>
-    </w:p>
-    <w:p>
-      <w:pPr>
-        <w:pStyle w:val="Heading3"/>
-      </w:pPr>
-      <w:r>
-        <w:t>Explain the added worked example · 1</w:t>
-      </w:r>
-    </w:p>
-    <w:p>
-      <w:pPr>
-        <w:spacing w:line="336" w:lineRule="auto" w:after="180"/>
-      </w:pPr>
-      <w:r>
-        <w:rPr>
-          <w:b w:val="0"/>
-        </w:rPr>
-        <w:t>Each parenthesized group is a tuple, an ordered group of values. The loop unpacks each group into three names. Equality compares the actual result to the independently calculated expected result.</w:t>
-      </w:r>
-    </w:p>
-    <w:p>
-      <w:pPr>
-        <w:spacing w:line="336" w:lineRule="auto" w:after="180"/>
-      </w:pPr>
-      <w:r>
-        <w:rPr>
-          <w:b w:val="0"/>
-        </w:rPr>
-        <w:t xml:space="preserve">The worked script prints True three times. An assert actual == expected could instead stop at the first mismatch with </w:t>
-      </w:r>
-      <w:r>
-        <w:rPr>
-          <w:b/>
-        </w:rPr>
-        <w:t>Assertion</w:t>
-      </w:r>
-      <w:r>
-        <w:rPr>
-          <w:b w:val="0"/>
-        </w:rPr>
-        <w:t>Error.</w:t>
       </w:r>
     </w:p>
     <w:p>
@@ -1275,44 +1811,6 @@
         <w:t>These teacher notes contain solutions; do not reveal the independent case answer during modelling.</w:t>
       </w:r>
     </w:p>
-    <w:p>
-      <w:pPr>
-        <w:pStyle w:val="Heading3"/>
-      </w:pPr>
-      <w:r>
-        <w:t>Would replacing the body with return 5 pass every worked case? Identify the first revealing test.</w:t>
-      </w:r>
-    </w:p>
-    <w:p>
-      <w:r>
-        <w:t>________________________________________________________________</w:t>
-      </w:r>
-    </w:p>
-    <w:p>
-      <w:r>
-        <w:t>________________________________________________________________</w:t>
-      </w:r>
-    </w:p>
-    <w:p>
-      <w:r>
-        <w:t>________________________________________________________________</w:t>
-      </w:r>
-    </w:p>
-    <w:p>
-      <w:r>
-        <w:t>________________________________________________________________</w:t>
-      </w:r>
-    </w:p>
-    <w:p>
-      <w:r>
-        <w:t>________________________________________________________________</w:t>
-      </w:r>
-    </w:p>
-    <w:p>
-      <w:r>
-        <w:t>________________________________________________________________</w:t>
-      </w:r>
-    </w:p>
     <w:tbl>
       <w:tblPr>
         <w:tblStyle w:val="LightShading-Accent1"/>
@@ -1417,17 +1915,6 @@
     </w:tbl>
     <w:p>
       <w:pPr>
-        <w:spacing w:line="336" w:lineRule="auto" w:after="180"/>
-      </w:pPr>
-      <w:r>
-        <w:rPr>
-          <w:b w:val="0"/>
-        </w:rPr>
-        <w:t>Use the diagram and verbal explanation together. Ask learners to match a sentence to a specific visual step; do not assign learners fixed visual or auditory learning styles.</w:t>
-      </w:r>
-    </w:p>
-    <w:p>
-      <w:pPr>
         <w:pStyle w:val="Heading3"/>
       </w:pPr>
       <w:r>
@@ -1436,61 +1923,10 @@
     </w:p>
     <w:p>
       <w:pPr>
-        <w:spacing w:line="336" w:lineRule="auto" w:after="180"/>
-      </w:pPr>
-      <w:r>
-        <w:rPr>
-          <w:b w:val="0"/>
-        </w:rPr>
-        <w:t>A fictional shelf function should count books in complete bundles plus loose books.</w:t>
-      </w:r>
-    </w:p>
-    <w:p>
-      <w:pPr>
         <w:pStyle w:val="Heading3"/>
       </w:pPr>
       <w:r>
         <w:t>The facts we will use</w:t>
-      </w:r>
-    </w:p>
-    <w:p>
-      <w:pPr>
-        <w:pStyle w:val="Heading3"/>
-      </w:pPr>
-      <w:r>
-        <w:t>Supplied facts</w:t>
-      </w:r>
-    </w:p>
-    <w:p>
-      <w:pPr>
-        <w:spacing w:line="336" w:lineRule="auto" w:after="180"/>
-        <w:shd w:fill="F1F6FC"/>
-      </w:pPr>
-      <w:r>
-        <w:rPr>
-          <w:b w:val="0"/>
-        </w:rPr>
-        <w:t>Correct definition: shelf(bundle_count,loose) returns bundle_count*6+loose.</w:t>
-      </w:r>
-    </w:p>
-    <w:p>
-      <w:pPr>
-        <w:pStyle w:val="Heading3"/>
-      </w:pPr>
-      <w:r>
-        <w:t>Supplied facts</w:t>
-      </w:r>
-    </w:p>
-    <w:p>
-      <w:pPr>
-        <w:spacing w:line="336" w:lineRule="auto" w:after="180"/>
-        <w:shd w:fill="F1F6FC"/>
-      </w:pPr>
-      <w:r>
-        <w:rPr>
-          <w:b w:val="0"/>
-        </w:rPr>
-        <w:t>Faulty copied body returns (bundle_count+loose)*6. Predict tests before running.</w:t>
       </w:r>
     </w:p>
     <w:p>
@@ -1498,7 +1934,7 @@
         <w:drawing>
           <wp:inline xmlns:a="http://schemas.openxmlformats.org/drawingml/2006/main" xmlns:pic="http://schemas.openxmlformats.org/drawingml/2006/picture">
             <wp:extent cx="5486400" cy="3657600"/>
-            <wp:docPr id="1" name="Picture 1" descr="Expected outputs versus a specific bug"/>
+            <wp:docPr id="3" name="Picture 3" descr="Expected outputs versus a specific bug"/>
             <wp:cNvGraphicFramePr>
               <a:graphicFrameLocks noChangeAspect="1"/>
             </wp:cNvGraphicFramePr>
@@ -1510,7 +1946,7 @@
                     <pic:cNvPicPr/>
                   </pic:nvPicPr>
                   <pic:blipFill>
-                    <a:blip r:embed="rId9"/>
+                    <a:blip r:embed="rId11"/>
                     <a:stretch>
                       <a:fillRect/>
                     </a:stretch>
@@ -1534,7 +1970,7 @@
         <w:drawing>
           <wp:inline xmlns:a="http://schemas.openxmlformats.org/drawingml/2006/main" xmlns:pic="http://schemas.openxmlformats.org/drawingml/2006/picture">
             <wp:extent cx="5346057" cy="5943599"/>
-            <wp:docPr id="2" name="Picture 2" descr="Debugging Strategies. Expected normal test: For (2,1), correct result is 2×6+1=13.. Faulty trace: Copied code gives (2+1)×6=18.. Zero-bundle test: For (0,3), correct 3; copied code 18.. Nonrevealing test: For (2,0), both return 12; a pass does not locate every bug."/>
+            <wp:docPr id="4" name="Picture 4" descr="Debugging Strategies. Expected normal test: For (2,1), correct result is 2×6+1=13.. Faulty trace: Copied code gives (2+1)×6=18.. Zero-bundle test: For (0,3), correct 3; copied code 18.. Nonrevealing test: For (2,0), both return 12; a pass does not locate every bug."/>
             <wp:cNvGraphicFramePr>
               <a:graphicFrameLocks noChangeAspect="1"/>
             </wp:cNvGraphicFramePr>
@@ -1546,7 +1982,7 @@
                     <pic:cNvPicPr/>
                   </pic:nvPicPr>
                   <pic:blipFill>
-                    <a:blip r:embed="rId10"/>
+                    <a:blip r:embed="rId12"/>
                     <a:stretch>
                       <a:fillRect/>
                     </a:stretch>
@@ -1570,136 +2006,7 @@
         <w:pStyle w:val="Heading3"/>
       </w:pPr>
       <w:r>
-        <w:t>Read the picture one step at a time</w:t>
-      </w:r>
-    </w:p>
-    <w:tbl>
-      <w:tblPr>
-        <w:tblStyle w:val="LightShading-Accent1"/>
-        <w:tblW w:type="auto" w:w="0"/>
-        <w:tblLook w:firstColumn="1" w:firstRow="1" w:lastColumn="0" w:lastRow="0" w:noHBand="0" w:noVBand="1" w:val="04A0"/>
-      </w:tblPr>
-      <w:tblGrid>
-        <w:gridCol w:w="5112"/>
-        <w:gridCol w:w="5112"/>
-      </w:tblGrid>
-      <w:tr>
-        <w:trPr>
-          <w:tblHeader/>
-        </w:trPr>
-        <w:tc>
-          <w:tcPr>
-            <w:tcW w:type="dxa" w:w="5112"/>
-          </w:tcPr>
-          <w:p>
-            <w:r>
-              <w:t>Step</w:t>
-            </w:r>
-          </w:p>
-        </w:tc>
-        <w:tc>
-          <w:tcPr>
-            <w:tcW w:type="dxa" w:w="5112"/>
-          </w:tcPr>
-          <w:p>
-            <w:r>
-              <w:t>What happens and why</w:t>
-            </w:r>
-          </w:p>
-        </w:tc>
-      </w:tr>
-      <w:tr>
-        <w:tc>
-          <w:tcPr>
-            <w:tcW w:type="dxa" w:w="5112"/>
-          </w:tcPr>
-          <w:p>
-            <w:r>
-              <w:t>1. Expected normal test</w:t>
-            </w:r>
-          </w:p>
-        </w:tc>
-        <w:tc>
-          <w:tcPr>
-            <w:tcW w:type="dxa" w:w="5112"/>
-          </w:tcPr>
-          <w:p>
-            <w:r>
-              <w:t>For (2,1), correct result is 2×6+1=13.</w:t>
-            </w:r>
-          </w:p>
-        </w:tc>
-      </w:tr>
-      <w:tr>
-        <w:tc>
-          <w:tcPr>
-            <w:tcW w:type="dxa" w:w="5112"/>
-          </w:tcPr>
-          <w:p>
-            <w:r>
-              <w:t>2. Faulty trace</w:t>
-            </w:r>
-          </w:p>
-        </w:tc>
-        <w:tc>
-          <w:tcPr>
-            <w:tcW w:type="dxa" w:w="5112"/>
-          </w:tcPr>
-          <w:p>
-            <w:r>
-              <w:t>Copied code gives (2+1)×6=18.</w:t>
-            </w:r>
-          </w:p>
-        </w:tc>
-      </w:tr>
-      <w:tr>
-        <w:tc>
-          <w:tcPr>
-            <w:tcW w:type="dxa" w:w="5112"/>
-          </w:tcPr>
-          <w:p>
-            <w:r>
-              <w:t>3. Zero-bundle test</w:t>
-            </w:r>
-          </w:p>
-        </w:tc>
-        <w:tc>
-          <w:tcPr>
-            <w:tcW w:type="dxa" w:w="5112"/>
-          </w:tcPr>
-          <w:p>
-            <w:r>
-              <w:t>For (0,3), correct 3; copied code 18.</w:t>
-            </w:r>
-          </w:p>
-        </w:tc>
-      </w:tr>
-      <w:tr>
-        <w:tc>
-          <w:tcPr>
-            <w:tcW w:type="dxa" w:w="5112"/>
-          </w:tcPr>
-          <w:p>
-            <w:r>
-              <w:t>4. Nonrevealing test</w:t>
-            </w:r>
-          </w:p>
-        </w:tc>
-        <w:tc>
-          <w:tcPr>
-            <w:tcW w:type="dxa" w:w="5112"/>
-          </w:tcPr>
-          <w:p>
-            <w:r>
-              <w:t>For (2,0), both return 12; a pass does not locate every bug.</w:t>
-            </w:r>
-          </w:p>
-        </w:tc>
-      </w:tr>
-    </w:tbl>
-    <w:p>
-      <w:r>
-        <w:t>Match each pictured step to the supplied facts. This is a worked teaching case, not an independent assessment.</w:t>
+        <w:t>Why this result follows</w:t>
       </w:r>
     </w:p>
     <w:p>
@@ -1707,7 +2014,7 @@
         <w:pStyle w:val="Heading3"/>
       </w:pPr>
       <w:r>
-        <w:t>Why this result follows</w:t>
+        <w:t>What this example does not establish</w:t>
       </w:r>
     </w:p>
     <w:p>
@@ -1715,49 +2022,337 @@
         <w:pStyle w:val="Heading3"/>
       </w:pPr>
       <w:r>
-        <w:t>Why the result follows</w:t>
+        <w:t>Change one thing in the pictured case</w:t>
+      </w:r>
+    </w:p>
+    <w:p>
+      <w:pPr>
+        <w:pStyle w:val="Heading3"/>
+      </w:pPr>
+      <w:r>
+        <w:t>Ask while showing the picture</w:t>
+      </w:r>
+    </w:p>
+    <w:p>
+      <w:pPr>
+        <w:pStyle w:val="Heading1"/>
+      </w:pPr>
+      <w:r>
+        <w:t>03. Guide the reasoning, then remove help</w:t>
+      </w:r>
+    </w:p>
+    <w:p>
+      <w:r>
+        <w:t>Collect a response from each learner before discussing the worked key.</w:t>
+      </w:r>
+    </w:p>
+    <w:p>
+      <w:pPr>
+        <w:pStyle w:val="Heading2"/>
+      </w:pPr>
+      <w:r>
+        <w:t>Prompt before revealing</w:t>
       </w:r>
     </w:p>
     <w:p>
       <w:pPr>
         <w:spacing w:line="336" w:lineRule="auto" w:after="180"/>
-        <w:shd w:fill="F1F6FC"/>
-      </w:pPr>
+      </w:pPr>
+      <w:r>
+        <w:rPr>
+          <w:b w:val="0"/>
+        </w:rPr>
+        <w:t>Completion task: A faulty function always returns 4. Which of your three cases pass and fail?</w:t>
+      </w:r>
+    </w:p>
+    <w:p>
+      <w:pPr>
+        <w:pStyle w:val="Heading2"/>
+      </w:pPr>
+      <w:r>
+        <w:t>Expected reasoning and fading help</w:t>
+      </w:r>
+    </w:p>
+    <w:p>
+      <w:pPr>
+        <w:spacing w:line="336" w:lineRule="auto" w:after="180"/>
+      </w:pPr>
+      <w:r>
+        <w:rPr>
+          <w:b w:val="0"/>
+        </w:rPr>
+        <w:t>Teacher check: Only (6, 2) passes. The full and unused cases fail.</w:t>
+      </w:r>
+    </w:p>
+    <w:p>
+      <w:pPr>
+        <w:spacing w:line="336" w:lineRule="auto" w:after="180"/>
+      </w:pPr>
+      <w:r>
+        <w:rPr>
+          <w:b w:val="0"/>
+        </w:rPr>
+        <w:t xml:space="preserve">Start by identifying the given </w:t>
+      </w:r>
       <w:r>
         <w:rPr>
           <w:b/>
         </w:rPr>
-        <w:t>Test case</w:t>
+        <w:t>input</w:t>
       </w:r>
       <w:r>
         <w:rPr>
           <w:b w:val="0"/>
         </w:rPr>
-        <w:t>s need not all expose the same error. Here loose books must be added after multiplying bundles. A zero-loose case cannot distinguish the two formulas because multiplying zero loose books changes nothing.</w:t>
+        <w:t>s together. Leave the intermediate steps blank. If needed, model one step, then withdraw that help on the next step. Move to a full trace only when the partial trace is understood.</w:t>
       </w:r>
     </w:p>
     <w:p>
       <w:pPr>
         <w:spacing w:line="336" w:lineRule="auto" w:after="180"/>
-        <w:shd w:fill="F1F6FC"/>
       </w:pPr>
       <w:r>
         <w:rPr>
           <w:b w:val="0"/>
         </w:rPr>
-        <w:t xml:space="preserve">Keep expected and actual columns so an observed </w:t>
+        <w:t>For partners, alternate explainer and checker; collect a response from every learner before discussion.</w:t>
+      </w:r>
+    </w:p>
+    <w:p>
+      <w:pPr>
+        <w:pStyle w:val="Heading2"/>
+      </w:pPr>
+      <w:r>
+        <w:t>Check the misconception before discussion</w:t>
+      </w:r>
+    </w:p>
+    <w:p>
+      <w:pPr>
+        <w:spacing w:line="336" w:lineRule="auto" w:after="180"/>
+      </w:pPr>
+      <w:r>
+        <w:rPr>
+          <w:b w:val="0"/>
+        </w:rPr>
+        <w:t xml:space="preserve">Use the worked case for Testing and </w:t>
       </w:r>
       <w:r>
         <w:rPr>
           <w:b/>
         </w:rPr>
-        <w:t>output</w:t>
+        <w:t>debug</w:t>
       </w:r>
       <w:r>
         <w:rPr>
           <w:b w:val="0"/>
         </w:rPr>
-        <w:t xml:space="preserve"> does not quietly become its own expected answer.</w:t>
+        <w:t>ging functions. Proposed explanation: “A successful run proves the conclusion”. Decide whether this explanation is supported.</w:t>
+      </w:r>
+    </w:p>
+    <w:p>
+      <w:pPr>
+        <w:spacing w:line="336" w:lineRule="auto" w:after="180"/>
+      </w:pPr>
+      <w:r>
+        <w:rPr>
+          <w:b w:val="0"/>
+        </w:rPr>
+        <w:t>Point to the step or supplied fact that decides; explain your repair if needed.</w:t>
+      </w:r>
+    </w:p>
+    <w:p>
+      <w:pPr>
+        <w:spacing w:line="336" w:lineRule="auto" w:after="180"/>
+      </w:pPr>
+      <w:r>
+        <w:rPr>
+          <w:b w:val="0"/>
+        </w:rPr>
+        <w:t xml:space="preserve">Expected correction: Passing this small suite supports these particular cases. It neither proves every allowed </w:t>
+      </w:r>
+      <w:r>
+        <w:rPr>
+          <w:b/>
+        </w:rPr>
+        <w:t>input</w:t>
+      </w:r>
+      <w:r>
+        <w:rPr>
+          <w:b w:val="0"/>
+        </w:rPr>
+        <w:t xml:space="preserve"> correct nor checks invalid </w:t>
+      </w:r>
+      <w:r>
+        <w:rPr>
+          <w:b/>
+        </w:rPr>
+        <w:t>input</w:t>
+      </w:r>
+      <w:r>
+        <w:rPr>
+          <w:b w:val="0"/>
+        </w:rPr>
+        <w:t xml:space="preserve"> handling.</w:t>
+      </w:r>
+    </w:p>
+    <w:p>
+      <w:pPr>
+        <w:spacing w:line="336" w:lineRule="auto" w:after="180"/>
+      </w:pPr>
+      <w:r>
+        <w:rPr>
+          <w:b w:val="0"/>
+        </w:rPr>
+        <w:t>A test outside the contract needs a separately specified expected behavior.</w:t>
+      </w:r>
+    </w:p>
+    <w:p>
+      <w:pPr>
+        <w:spacing w:line="336" w:lineRule="auto" w:after="180"/>
+      </w:pPr>
+      <w:r>
+        <w:rPr>
+          <w:b w:val="0"/>
+        </w:rPr>
+        <w:t>Collect explanations, not only yes/no votes. If a misunderstanding is common, re-model the relevant step for the class.</w:t>
+      </w:r>
+    </w:p>
+    <w:p>
+      <w:pPr>
+        <w:spacing w:line="336" w:lineRule="auto" w:after="180"/>
+      </w:pPr>
+      <w:r>
+        <w:rPr>
+          <w:b w:val="0"/>
+        </w:rPr>
+        <w:t>If it affects a few learners, give a short targeted group explanation while others solve a more demanding variation.</w:t>
+      </w:r>
+    </w:p>
+    <w:p>
+      <w:pPr>
+        <w:pStyle w:val="Heading2"/>
+      </w:pPr>
+      <w:r>
+        <w:t>Use the pictorial check</w:t>
+      </w:r>
+    </w:p>
+    <w:p>
+      <w:pPr>
+        <w:spacing w:line="336" w:lineRule="auto" w:after="180"/>
+      </w:pPr>
+      <w:r>
+        <w:rPr>
+          <w:b w:val="0"/>
+        </w:rPr>
+        <w:t>Which test most directly isolates the handling of loose books, and what should it produce?</w:t>
+      </w:r>
+    </w:p>
+    <w:p>
+      <w:pPr>
+        <w:spacing w:line="336" w:lineRule="auto" w:after="180"/>
+      </w:pPr>
+      <w:r>
+        <w:rPr>
+          <w:b w:val="0"/>
+        </w:rPr>
+        <w:t>(0,3) isolates loose books: expected 3. The faulty body gives 18.</w:t>
+      </w:r>
+    </w:p>
+    <w:p>
+      <w:pPr>
+        <w:spacing w:line="336" w:lineRule="auto" w:after="180"/>
+      </w:pPr>
+      <w:r>
+        <w:rPr>
+          <w:b w:val="0"/>
+        </w:rPr>
+        <w:t>Changed-case reasoning: Expected results for (2,1),(0,3),(2,0) are 13,3,12. Only bundles are groups of six; loose books are counted individually.</w:t>
+      </w:r>
+    </w:p>
+    <w:p>
+      <w:pPr>
+        <w:spacing w:line="336" w:lineRule="auto" w:after="180"/>
+      </w:pPr>
+      <w:r>
+        <w:rPr>
+          <w:b w:val="0"/>
+        </w:rPr>
+        <w:t xml:space="preserve">Collect each learner’s explanation before discussion. Use the first missing connection between </w:t>
+      </w:r>
+      <w:r>
+        <w:rPr>
+          <w:b/>
+        </w:rPr>
+        <w:t>input</w:t>
+      </w:r>
+      <w:r>
+        <w:rPr>
+          <w:b w:val="0"/>
+        </w:rPr>
+        <w:t xml:space="preserve">, deciding step and result to choose support. This question is worked-case practice, not fresh mastery </w:t>
+      </w:r>
+      <w:r>
+        <w:rPr>
+          <w:b/>
+        </w:rPr>
+        <w:t>evidence</w:t>
+      </w:r>
+      <w:r>
+        <w:rPr>
+          <w:b w:val="0"/>
+        </w:rPr>
+        <w:t>.</w:t>
+      </w:r>
+    </w:p>
+    <w:p>
+      <w:pPr>
+        <w:pStyle w:val="Heading2"/>
+      </w:pPr>
+      <w:r>
+        <w:t>Keep each learner explaining</w:t>
+      </w:r>
+    </w:p>
+    <w:p>
+      <w:pPr>
+        <w:pStyle w:val="ListBullet"/>
+      </w:pPr>
+      <w:r>
+        <w:t>Ask: Which facts are given, and which would we have to assume? Learners mark relevant details before discussing answers.</w:t>
+      </w:r>
+    </w:p>
+    <w:p>
+      <w:pPr>
+        <w:pStyle w:val="ListBullet"/>
+      </w:pPr>
+      <w:r>
+        <w:t>Say: Predict first. Show the rule, information path or calculation that would produce the result. A correct guess is not yet an explanation.</w:t>
+      </w:r>
+    </w:p>
+    <w:p>
+      <w:pPr>
+        <w:pStyle w:val="ListBullet"/>
+      </w:pPr>
+      <w:r>
+        <w:t>In pairs, one learner solves while the other checks evidence; exchange roles. Remove the worked answer before independent assessment.</w:t>
+      </w:r>
+    </w:p>
+    <w:p>
+      <w:pPr>
+        <w:pStyle w:val="Heading2"/>
+      </w:pPr>
+      <w:r>
+        <w:t>Earlier wording, alternatives and picture transcripts · reference / check after trying</w:t>
+      </w:r>
+    </w:p>
+    <w:p>
+      <w:pPr>
+        <w:spacing w:line="336" w:lineRule="auto" w:after="180"/>
+      </w:pPr>
+      <w:r>
+        <w:rPr>
+          <w:b w:val="0"/>
+        </w:rPr>
+        <w:t>Demonstrate and guide practice</w:t>
       </w:r>
     </w:p>
     <w:p>
@@ -1765,7 +2360,63 @@
         <w:pStyle w:val="Heading3"/>
       </w:pPr>
       <w:r>
-        <w:t>What this example does not establish</w:t>
+        <w:t>Board sequence</w:t>
+      </w:r>
+    </w:p>
+    <w:p>
+      <w:pPr>
+        <w:spacing w:line="336" w:lineRule="auto" w:after="180"/>
+      </w:pPr>
+      <w:r>
+        <w:rPr>
+          <w:b w:val="0"/>
+        </w:rPr>
+        <w:t>Write the given facts: Award two points per matching trait. A bug awards two for every trait.</w:t>
+      </w:r>
+    </w:p>
+    <w:p>
+      <w:pPr>
+        <w:spacing w:line="336" w:lineRule="auto" w:after="180"/>
+      </w:pPr>
+      <w:r>
+        <w:rPr>
+          <w:b w:val="0"/>
+        </w:rPr>
+        <w:t>Write the question to explain: Test one match and one nonmatch.</w:t>
+      </w:r>
+    </w:p>
+    <w:p>
+      <w:pPr>
+        <w:spacing w:line="336" w:lineRule="auto" w:after="180"/>
+      </w:pPr>
+      <w:r>
+        <w:rPr>
+          <w:b w:val="0"/>
+        </w:rPr>
+        <w:t xml:space="preserve">Reveal after </w:t>
+      </w:r>
+      <w:r>
+        <w:rPr>
+          <w:b/>
+        </w:rPr>
+        <w:t>prediction</w:t>
+      </w:r>
+      <w:r>
+        <w:rPr>
+          <w:b w:val="0"/>
+        </w:rPr>
+        <w:t>s: Expected 2; buggy result 4. Put the addition inside the match condition. Test zero, one and two matches for 0,2,4.</w:t>
+      </w:r>
+    </w:p>
+    <w:p>
+      <w:pPr>
+        <w:spacing w:line="336" w:lineRule="auto" w:after="180"/>
+      </w:pPr>
+      <w:r>
+        <w:rPr>
+          <w:b w:val="0"/>
+        </w:rPr>
+        <w:t>Use the earlier changed question as optional later practice. Reserve Test a new function independently for the first independent attempt before hints or feedback.</w:t>
       </w:r>
     </w:p>
     <w:p>
@@ -1773,350 +2424,18 @@
         <w:pStyle w:val="Heading3"/>
       </w:pPr>
       <w:r>
-        <w:t>Keep the stated limit</w:t>
+        <w:t>Classroom dialogue</w:t>
       </w:r>
     </w:p>
     <w:p>
       <w:pPr>
         <w:spacing w:line="336" w:lineRule="auto" w:after="180"/>
-        <w:shd w:fill="FFF5E6"/>
       </w:pPr>
       <w:r>
         <w:rPr>
           <w:b w:val="0"/>
         </w:rPr>
-        <w:t>These three tests check a specified formula and bug; they do not prove correct handling of every type or invalid request.</w:t>
-      </w:r>
-    </w:p>
-    <w:p>
-      <w:pPr>
-        <w:pStyle w:val="Heading3"/>
-      </w:pPr>
-      <w:r>
-        <w:t>Change one thing in the pictured case</w:t>
-      </w:r>
-    </w:p>
-    <w:p>
-      <w:pPr>
-        <w:pStyle w:val="Heading3"/>
-      </w:pPr>
-      <w:r>
-        <w:t>Change one thing</w:t>
-      </w:r>
-    </w:p>
-    <w:p>
-      <w:pPr>
-        <w:spacing w:line="336" w:lineRule="auto" w:after="180"/>
-        <w:shd w:fill="F5F1FB"/>
-      </w:pPr>
-      <w:r>
-        <w:rPr>
-          <w:b w:val="0"/>
-        </w:rPr>
-        <w:t>Change: Repair the body to bundle_count*6+loose.</w:t>
-      </w:r>
-    </w:p>
-    <w:p>
-      <w:pPr>
-        <w:pStyle w:val="Heading3"/>
-      </w:pPr>
-      <w:r>
-        <w:t>Predicted result</w:t>
-      </w:r>
-    </w:p>
-    <w:p>
-      <w:pPr>
-        <w:spacing w:line="336" w:lineRule="auto" w:after="180"/>
-        <w:shd w:fill="F1F6FC"/>
-      </w:pPr>
-      <w:r>
-        <w:rPr>
-          <w:b/>
-        </w:rPr>
-        <w:t>Prediction</w:t>
-      </w:r>
-      <w:r>
-        <w:rPr>
-          <w:b w:val="0"/>
-        </w:rPr>
-        <w:t>: Expected results for (2,1),(0,3),(2,0) are 13,3,12.</w:t>
-      </w:r>
-    </w:p>
-    <w:p>
-      <w:pPr>
-        <w:pStyle w:val="Heading3"/>
-      </w:pPr>
-      <w:r>
-        <w:t>Why the result follows</w:t>
-      </w:r>
-    </w:p>
-    <w:p>
-      <w:pPr>
-        <w:spacing w:line="336" w:lineRule="auto" w:after="180"/>
-        <w:shd w:fill="F1F6FC"/>
-      </w:pPr>
-      <w:r>
-        <w:rPr>
-          <w:b w:val="0"/>
-        </w:rPr>
-        <w:t>Reason: Only bundles are groups of six; loose books are counted individually.</w:t>
-      </w:r>
-    </w:p>
-    <w:p>
-      <w:pPr>
-        <w:pStyle w:val="Heading3"/>
-      </w:pPr>
-      <w:r>
-        <w:t>Ask while showing the picture</w:t>
-      </w:r>
-    </w:p>
-    <w:p>
-      <w:pPr>
-        <w:pStyle w:val="Heading3"/>
-      </w:pPr>
-      <w:r>
-        <w:t>Ask while showing the picture · 2</w:t>
-      </w:r>
-    </w:p>
-    <w:p>
-      <w:pPr>
-        <w:spacing w:line="336" w:lineRule="auto" w:after="180"/>
-      </w:pPr>
-      <w:r>
-        <w:rPr>
-          <w:b w:val="0"/>
-        </w:rPr>
-        <w:t xml:space="preserve">Cover the result. Ask learners to name the </w:t>
-      </w:r>
-      <w:r>
-        <w:rPr>
-          <w:b/>
-        </w:rPr>
-        <w:t>input</w:t>
-      </w:r>
-      <w:r>
-        <w:rPr>
-          <w:b w:val="0"/>
-        </w:rPr>
-        <w:t xml:space="preserve">s and predict the next step. Uncover one step, connect the icon to the actual procedure, and explain its </w:t>
-      </w:r>
-      <w:r>
-        <w:rPr>
-          <w:b/>
-        </w:rPr>
-        <w:t>evidence</w:t>
-      </w:r>
-      <w:r>
-        <w:rPr>
-          <w:b w:val="0"/>
-        </w:rPr>
-        <w:t>. Then change the supplied condition and compare.</w:t>
-      </w:r>
-    </w:p>
-    <w:p>
-      <w:pPr>
-        <w:spacing w:line="336" w:lineRule="auto" w:after="180"/>
-      </w:pPr>
-      <w:r>
-        <w:rPr>
-          <w:b w:val="0"/>
-        </w:rPr>
-        <w:t>The picture is a representation; it does not document execution of a real AI model.</w:t>
-      </w:r>
-    </w:p>
-    <w:p>
-      <w:pPr>
-        <w:pStyle w:val="Heading1"/>
-      </w:pPr>
-      <w:r>
-        <w:t>03. Demonstrate and guide practice</w:t>
-      </w:r>
-    </w:p>
-    <w:p>
-      <w:r>
-        <w:t>Demonstrate Debugging Strategies, reduce support deliberately and check individual reasoning before discussing answers.</w:t>
-      </w:r>
-    </w:p>
-    <w:p>
-      <w:pPr>
-        <w:pStyle w:val="Heading3"/>
-      </w:pPr>
-      <w:r>
-        <w:t>Board sequence</w:t>
-      </w:r>
-    </w:p>
-    <w:p>
-      <w:pPr>
-        <w:pStyle w:val="Heading3"/>
-      </w:pPr>
-      <w:r>
-        <w:t>1. Put the facts on the board</w:t>
-      </w:r>
-    </w:p>
-    <w:p>
-      <w:pPr>
-        <w:spacing w:line="336" w:lineRule="auto" w:after="180"/>
-        <w:shd w:fill="F4F9FC"/>
-      </w:pPr>
-      <w:r>
-        <w:rPr>
-          <w:b w:val="0"/>
-        </w:rPr>
-        <w:t>Write the given facts: Award two points per matching trait. A bug awards two for every trait.</w:t>
-      </w:r>
-    </w:p>
-    <w:p>
-      <w:pPr>
-        <w:pStyle w:val="Heading3"/>
-      </w:pPr>
-      <w:r>
-        <w:t>2. State the decision to explain</w:t>
-      </w:r>
-    </w:p>
-    <w:p>
-      <w:pPr>
-        <w:spacing w:line="336" w:lineRule="auto" w:after="180"/>
-        <w:shd w:fill="F4F9FC"/>
-      </w:pPr>
-      <w:r>
-        <w:rPr>
-          <w:b w:val="0"/>
-        </w:rPr>
-        <w:t>Write the question to explain: Test one match and one nonmatch.</w:t>
-      </w:r>
-    </w:p>
-    <w:p>
-      <w:pPr>
-        <w:pStyle w:val="Heading3"/>
-      </w:pPr>
-      <w:r>
-        <w:t>3. Reveal the worked reasoning</w:t>
-      </w:r>
-    </w:p>
-    <w:p>
-      <w:pPr>
-        <w:spacing w:line="336" w:lineRule="auto" w:after="180"/>
-        <w:shd w:fill="F1F6FC"/>
-      </w:pPr>
-      <w:r>
-        <w:rPr>
-          <w:b w:val="0"/>
-        </w:rPr>
-        <w:t xml:space="preserve">Reveal after </w:t>
-      </w:r>
-      <w:r>
-        <w:rPr>
-          <w:b/>
-        </w:rPr>
-        <w:t>prediction</w:t>
-      </w:r>
-      <w:r>
-        <w:rPr>
-          <w:b w:val="0"/>
-        </w:rPr>
-        <w:t>s: Expected 2; buggy result 4. Put the addition inside the match condition. Test zero, one and two matches for 0,2,4.</w:t>
-      </w:r>
-    </w:p>
-    <w:p>
-      <w:pPr>
-        <w:pStyle w:val="Heading3"/>
-      </w:pPr>
-      <w:r>
-        <w:t>Hold back the independent task</w:t>
-      </w:r>
-    </w:p>
-    <w:p>
-      <w:pPr>
-        <w:spacing w:line="336" w:lineRule="auto" w:after="180"/>
-        <w:shd w:fill="F5F1FB"/>
-      </w:pPr>
-      <w:r>
-        <w:rPr>
-          <w:b w:val="0"/>
-        </w:rPr>
-        <w:t>Keep for an independent attempt: A loop should run four times but runs five. You change its colour and stopping condition at once. Which single change is relevant to test first?</w:t>
-      </w:r>
-    </w:p>
-    <w:p>
-      <w:pPr>
-        <w:pStyle w:val="Heading3"/>
-      </w:pPr>
-      <w:r>
-        <w:t>Classroom dialogue</w:t>
-      </w:r>
-    </w:p>
-    <w:p>
-      <w:pPr>
-        <w:pStyle w:val="Heading3"/>
-      </w:pPr>
-      <w:r>
-        <w:t>Ask the class</w:t>
-      </w:r>
-    </w:p>
-    <w:p>
-      <w:pPr>
-        <w:spacing w:line="336" w:lineRule="auto" w:after="180"/>
-        <w:shd w:fill="F5F1FB"/>
-      </w:pPr>
-      <w:r>
-        <w:rPr>
-          <w:b w:val="0"/>
-        </w:rPr>
-        <w:t>Ask: Which facts are given, and which would we have to assume? Learners mark relevant details before discussing answers.</w:t>
-      </w:r>
-    </w:p>
-    <w:p>
-      <w:pPr>
-        <w:pStyle w:val="Heading3"/>
-      </w:pPr>
-      <w:r>
-        <w:t>Language to model</w:t>
-      </w:r>
-    </w:p>
-    <w:p>
-      <w:pPr>
-        <w:spacing w:line="336" w:lineRule="auto" w:after="180"/>
-        <w:shd w:fill="F1F6F8"/>
-      </w:pPr>
-      <w:r>
-        <w:rPr>
-          <w:b w:val="0"/>
-        </w:rPr>
-        <w:t>Say: Predict first. Show the rule, information path or calculation that would produce the result. A correct guess is not yet an explanation.</w:t>
-      </w:r>
-    </w:p>
-    <w:p>
-      <w:pPr>
-        <w:spacing w:line="336" w:lineRule="auto" w:after="180"/>
-      </w:pPr>
-      <w:r>
-        <w:rPr>
-          <w:b w:val="0"/>
-        </w:rPr>
         <w:t>Reveal reasoning one step at a time. Explain why a tempting alternative fails. Write units and denominators for arithmetic, trace conditions for decisions, and identify supporting sources for claims.</w:t>
-      </w:r>
-    </w:p>
-    <w:p>
-      <w:pPr>
-        <w:spacing w:line="336" w:lineRule="auto" w:after="180"/>
-      </w:pPr>
-      <w:r>
-        <w:rPr>
-          <w:b w:val="0"/>
-        </w:rPr>
-        <w:t xml:space="preserve">In pairs, one learner solves while the other checks </w:t>
-      </w:r>
-      <w:r>
-        <w:rPr>
-          <w:b/>
-        </w:rPr>
-        <w:t>evidence</w:t>
-      </w:r>
-      <w:r>
-        <w:rPr>
-          <w:b w:val="0"/>
-        </w:rPr>
-        <w:t>; exchange roles. Remove the worked answer before independent assessment.</w:t>
       </w:r>
     </w:p>
     <w:p>
@@ -2383,412 +2702,103 @@
         <w:pStyle w:val="Heading3"/>
       </w:pPr>
       <w:r>
-        <w:t>Completion practice</w:t>
+        <w:t>Individual reasoning check</w:t>
+      </w:r>
+    </w:p>
+    <w:p>
+      <w:pPr>
+        <w:pStyle w:val="Heading3"/>
+      </w:pPr>
+      <w:r>
+        <w:t>Pictorial practice question</w:t>
+      </w:r>
+    </w:p>
+    <w:p>
+      <w:pPr>
+        <w:pStyle w:val="Heading3"/>
+      </w:pPr>
+      <w:r>
+        <w:t>Reasoned teacher answer</w:t>
+      </w:r>
+    </w:p>
+    <w:p>
+      <w:pPr>
+        <w:pStyle w:val="Heading1"/>
+      </w:pPr>
+      <w:r>
+        <w:t>04. Run the supplied investigation</w:t>
+      </w:r>
+    </w:p>
+    <w:p>
+      <w:r>
+        <w:t>Keep expected results, observed paper traces and remaining limits distinguishable.</w:t>
+      </w:r>
+    </w:p>
+    <w:p>
+      <w:pPr>
+        <w:pStyle w:val="Heading2"/>
+      </w:pPr>
+      <w:r>
+        <w:t>Supplied materials and answer guidance</w:t>
       </w:r>
     </w:p>
     <w:p>
       <w:pPr>
         <w:spacing w:line="336" w:lineRule="auto" w:after="180"/>
-        <w:shd w:fill="F5F1FB"/>
       </w:pPr>
       <w:r>
         <w:rPr>
           <w:b w:val="0"/>
         </w:rPr>
-        <w:t>Completion task: A faulty function always returns 4. Which of your three cases pass and fail?</w:t>
-      </w:r>
-    </w:p>
-    <w:p>
-      <w:pPr>
-        <w:pStyle w:val="Heading3"/>
-      </w:pPr>
-      <w:r>
-        <w:t>Reasoning to listen for</w:t>
-      </w:r>
-    </w:p>
-    <w:p>
-      <w:pPr>
-        <w:spacing w:line="336" w:lineRule="auto" w:after="180"/>
-        <w:shd w:fill="F1F6FC"/>
-      </w:pPr>
-      <w:r>
-        <w:rPr>
-          <w:b w:val="0"/>
-        </w:rPr>
-        <w:t>Teacher check: Only (6, 2) passes. The full and unused cases fail.</w:t>
-      </w:r>
-    </w:p>
-    <w:p>
-      <w:pPr>
-        <w:spacing w:line="336" w:lineRule="auto" w:after="180"/>
-      </w:pPr>
-      <w:r>
-        <w:rPr>
-          <w:b w:val="0"/>
-        </w:rPr>
-        <w:t xml:space="preserve">Start by identifying the given </w:t>
-      </w:r>
-      <w:r>
-        <w:rPr>
-          <w:b/>
-        </w:rPr>
-        <w:t>input</w:t>
-      </w:r>
-      <w:r>
-        <w:rPr>
-          <w:b w:val="0"/>
-        </w:rPr>
-        <w:t>s together. Leave the intermediate steps blank. If needed, model one step, then withdraw that help on the next step. Move to a full trace only when the partial trace is understood.</w:t>
-      </w:r>
-    </w:p>
-    <w:p>
-      <w:pPr>
-        <w:spacing w:line="336" w:lineRule="auto" w:after="180"/>
-      </w:pPr>
-      <w:r>
-        <w:rPr>
-          <w:b w:val="0"/>
-        </w:rPr>
-        <w:t>For partners, alternate explainer and checker; collect a response from every learner before discussion.</w:t>
-      </w:r>
-    </w:p>
-    <w:p>
-      <w:pPr>
-        <w:pStyle w:val="Heading3"/>
-      </w:pPr>
-      <w:r>
-        <w:t>Individual reasoning check</w:t>
-      </w:r>
-    </w:p>
-    <w:p>
-      <w:pPr>
-        <w:spacing w:line="336" w:lineRule="auto" w:after="180"/>
-      </w:pPr>
-      <w:r>
-        <w:rPr>
-          <w:b w:val="0"/>
-        </w:rPr>
-        <w:t xml:space="preserve">Use the worked case for Testing and </w:t>
-      </w:r>
-      <w:r>
-        <w:rPr>
-          <w:b/>
-        </w:rPr>
-        <w:t>debug</w:t>
-      </w:r>
-      <w:r>
-        <w:rPr>
-          <w:b w:val="0"/>
-        </w:rPr>
-        <w:t>ging functions. Proposed explanation: “A successful run proves the conclusion”. Decide whether this explanation is supported.</w:t>
-      </w:r>
-    </w:p>
-    <w:p>
-      <w:pPr>
-        <w:spacing w:line="336" w:lineRule="auto" w:after="180"/>
-      </w:pPr>
-      <w:r>
-        <w:rPr>
-          <w:b w:val="0"/>
-        </w:rPr>
-        <w:t>Point to the step or supplied fact that decides; explain your repair if needed.</w:t>
-      </w:r>
-    </w:p>
-    <w:p>
-      <w:pPr>
-        <w:pStyle w:val="Heading3"/>
-      </w:pPr>
-      <w:r>
-        <w:t>Expected repair</w:t>
-      </w:r>
-    </w:p>
-    <w:p>
-      <w:pPr>
-        <w:spacing w:line="336" w:lineRule="auto" w:after="180"/>
-        <w:shd w:fill="F1F6FC"/>
-      </w:pPr>
-      <w:r>
-        <w:rPr>
-          <w:b w:val="0"/>
-        </w:rPr>
-        <w:t xml:space="preserve">Expected correction: Passing this small suite supports these particular cases. It neither proves every allowed </w:t>
-      </w:r>
-      <w:r>
-        <w:rPr>
-          <w:b/>
-        </w:rPr>
-        <w:t>input</w:t>
-      </w:r>
-      <w:r>
-        <w:rPr>
-          <w:b w:val="0"/>
-        </w:rPr>
-        <w:t xml:space="preserve"> correct nor checks invalid </w:t>
-      </w:r>
-      <w:r>
-        <w:rPr>
-          <w:b/>
-        </w:rPr>
-        <w:t>input</w:t>
-      </w:r>
-      <w:r>
-        <w:rPr>
-          <w:b w:val="0"/>
-        </w:rPr>
-        <w:t xml:space="preserve"> handling.</w:t>
-      </w:r>
-    </w:p>
-    <w:p>
-      <w:pPr>
-        <w:spacing w:line="336" w:lineRule="auto" w:after="180"/>
-        <w:shd w:fill="F1F6FC"/>
-      </w:pPr>
-      <w:r>
-        <w:rPr>
-          <w:b w:val="0"/>
-        </w:rPr>
-        <w:t>A test outside the contract needs a separately specified expected behavior.</w:t>
-      </w:r>
-    </w:p>
-    <w:p>
-      <w:pPr>
-        <w:spacing w:line="336" w:lineRule="auto" w:after="180"/>
-      </w:pPr>
-      <w:r>
-        <w:rPr>
-          <w:b w:val="0"/>
-        </w:rPr>
-        <w:t>Collect explanations, not only yes/no votes. If a misunderstanding is common, re-model the relevant step for the class.</w:t>
-      </w:r>
-    </w:p>
-    <w:p>
-      <w:pPr>
-        <w:spacing w:line="336" w:lineRule="auto" w:after="180"/>
-      </w:pPr>
-      <w:r>
-        <w:rPr>
-          <w:b w:val="0"/>
-        </w:rPr>
-        <w:t>If it affects a few learners, give a short targeted group explanation while others solve a more demanding variation.</w:t>
-      </w:r>
-    </w:p>
-    <w:p>
-      <w:pPr>
-        <w:pStyle w:val="Heading3"/>
-      </w:pPr>
-      <w:r>
-        <w:t>Pictorial practice question</w:t>
-      </w:r>
-    </w:p>
-    <w:p>
-      <w:pPr>
-        <w:spacing w:line="336" w:lineRule="auto" w:after="180"/>
-        <w:shd w:fill="F5F1FB"/>
-      </w:pPr>
-      <w:r>
-        <w:rPr>
-          <w:b w:val="0"/>
-        </w:rPr>
-        <w:t>Which test most directly isolates the handling of loose books, and what should it produce?</w:t>
-      </w:r>
-    </w:p>
-    <w:p>
-      <w:pPr>
-        <w:pStyle w:val="Heading3"/>
-      </w:pPr>
-      <w:r>
-        <w:t>Reasoned teacher answer</w:t>
-      </w:r>
-    </w:p>
-    <w:p>
-      <w:pPr>
-        <w:spacing w:line="336" w:lineRule="auto" w:after="180"/>
-      </w:pPr>
-      <w:r>
-        <w:rPr>
-          <w:b w:val="0"/>
-        </w:rPr>
-        <w:t>(0,3) isolates loose books: expected 3. The faulty body gives 18.</w:t>
-      </w:r>
-    </w:p>
-    <w:p>
-      <w:pPr>
-        <w:spacing w:line="336" w:lineRule="auto" w:after="180"/>
-      </w:pPr>
-      <w:r>
-        <w:rPr>
-          <w:b w:val="0"/>
-        </w:rPr>
-        <w:t>Changed-case reasoning: Expected results for (2,1),(0,3),(2,0) are 13,3,12. Only bundles are groups of six; loose books are counted individually.</w:t>
-      </w:r>
-    </w:p>
-    <w:p>
-      <w:pPr>
-        <w:spacing w:line="336" w:lineRule="auto" w:after="180"/>
-      </w:pPr>
-      <w:r>
-        <w:rPr>
-          <w:b w:val="0"/>
-        </w:rPr>
-        <w:t xml:space="preserve">Collect each learner’s explanation before discussion. Use the first missing connection between </w:t>
-      </w:r>
-      <w:r>
-        <w:rPr>
-          <w:b/>
-        </w:rPr>
-        <w:t>input</w:t>
-      </w:r>
-      <w:r>
-        <w:rPr>
-          <w:b w:val="0"/>
-        </w:rPr>
-        <w:t xml:space="preserve">, deciding step and result to choose support. This question is worked-case practice, not fresh mastery </w:t>
-      </w:r>
-      <w:r>
-        <w:rPr>
-          <w:b/>
-        </w:rPr>
-        <w:t>evidence</w:t>
-      </w:r>
-      <w:r>
-        <w:rPr>
-          <w:b w:val="0"/>
-        </w:rPr>
-        <w:t>.</w:t>
-      </w:r>
-    </w:p>
-    <w:p>
-      <w:pPr>
-        <w:pStyle w:val="Heading1"/>
-      </w:pPr>
-      <w:r>
-        <w:t>04. Run the weekly evidence lab</w:t>
-      </w:r>
-    </w:p>
-    <w:p>
-      <w:r>
-        <w:t>Run the Debugging Strategies investigation and use the first unsupported step to choose a teaching response.</w:t>
-      </w:r>
-    </w:p>
-    <w:p>
-      <w:pPr>
-        <w:spacing w:line="336" w:lineRule="auto" w:after="180"/>
-      </w:pPr>
-      <w:r>
-        <w:rPr>
-          <w:b w:val="0"/>
-        </w:rPr>
-        <w:t>Words You Can Use to Reason</w:t>
-      </w:r>
-    </w:p>
-    <w:p>
-      <w:pPr>
-        <w:spacing w:line="336" w:lineRule="auto" w:after="180"/>
-      </w:pPr>
-      <w:r>
-        <w:rPr>
-          <w:b w:val="0"/>
-        </w:rPr>
-        <w:t>A definition matters when you can recognize the idea, use it, and contrast it with a near-miss.</w:t>
-      </w:r>
-    </w:p>
-    <w:p>
-      <w:pPr>
-        <w:spacing w:line="336" w:lineRule="auto" w:after="180"/>
-      </w:pPr>
-      <w:r>
-        <w:rPr>
-          <w:b w:val="0"/>
-        </w:rPr>
+        <w:t>For remaining’s original suite, correct outputs are 5,0,8 with True,True,True; addition gives 11,16,8 with False,False,True; constant 5 gives 5,5,5 with True,False,False. For capacity 6 and used 2,6,0, expectations are 4,0,6; constant 4 passes only the first. The separate faulty shelf gives 18,18,12 instead of 13,3,12; preserve the zero-loose regression case after repair. Actual runs, assertion interruptions and unrun tests must stay explicit. No invalid-input contract is established by these valid cases. Reserve Test a new function independently for the four-per-pack stock formula.</w:t>
+      </w:r>
+    </w:p>
+    <w:p>
+      <w:pPr>
+        <w:pStyle w:val="Heading2"/>
+      </w:pPr>
+      <w:r>
+        <w:t>Run and record</w:t>
+      </w:r>
+    </w:p>
+    <w:p>
+      <w:pPr>
+        <w:pStyle w:val="ListNumber"/>
+      </w:pPr>
+      <w:r>
         <w:t>Predict → Test → Record → Explain</w:t>
       </w:r>
     </w:p>
     <w:p>
       <w:pPr>
-        <w:spacing w:line="336" w:lineRule="auto" w:after="180"/>
-      </w:pPr>
-      <w:r>
-        <w:rPr>
-          <w:b w:val="0"/>
-        </w:rPr>
+        <w:pStyle w:val="ListNumber"/>
+      </w:pPr>
+      <w:r>
         <w:t>Keep expected and actual results separate. Surprises are useful data when recorded honestly.</w:t>
       </w:r>
     </w:p>
     <w:p>
       <w:pPr>
-        <w:spacing w:line="336" w:lineRule="auto" w:after="180"/>
-      </w:pPr>
-      <w:r>
-        <w:rPr>
-          <w:b w:val="0"/>
-        </w:rPr>
-        <w:t xml:space="preserve">Use normal, </w:t>
-      </w:r>
-      <w:r>
-        <w:rPr>
-          <w:b/>
-        </w:rPr>
-        <w:t>boundary</w:t>
-      </w:r>
-      <w:r>
-        <w:rPr>
-          <w:b w:val="0"/>
-        </w:rPr>
-        <w:t>, and unexpected test cards. Mark the first step where expected and actual behavior differ; change one cause; rerun all three.</w:t>
-      </w:r>
-    </w:p>
-    <w:p>
-      <w:pPr>
-        <w:spacing w:line="336" w:lineRule="auto" w:after="180"/>
-        <w:shd w:fill="F5F1FB"/>
-      </w:pPr>
-      <w:r>
-        <w:rPr>
-          <w:b w:val="0"/>
-        </w:rPr>
+        <w:pStyle w:val="ListNumber"/>
+      </w:pPr>
+      <w:r>
+        <w:t>Use normal, boundary, and unexpected test cards. Mark the first step where expected and actual behavior differ; change one cause; rerun all three.</w:t>
+      </w:r>
+    </w:p>
+    <w:p>
+      <w:pPr>
+        <w:pStyle w:val="ListNumber"/>
+      </w:pPr>
+      <w:r>
         <w:t>What did the hardest test teach you that the normal test did not?</w:t>
       </w:r>
     </w:p>
     <w:p>
       <w:pPr>
-        <w:pStyle w:val="Heading3"/>
-      </w:pPr>
-      <w:r>
-        <w:t>Make the lab runnable</w:t>
-      </w:r>
-    </w:p>
-    <w:p>
-      <w:pPr>
-        <w:spacing w:line="336" w:lineRule="auto" w:after="180"/>
-      </w:pPr>
-      <w:r>
-        <w:rPr>
-          <w:b w:val="0"/>
-        </w:rPr>
-        <w:t xml:space="preserve">Use the concrete case as the shared normal case and the independent question as a second case. Each pair creates a </w:t>
-      </w:r>
-      <w:r>
-        <w:rPr>
-          <w:b/>
-        </w:rPr>
-        <w:t>boundary</w:t>
-      </w:r>
-      <w:r>
-        <w:rPr>
-          <w:b w:val="0"/>
-        </w:rPr>
-        <w:t xml:space="preserve"> or missing-information case and predicts its result before testing.</w:t>
-      </w:r>
-    </w:p>
-    <w:p>
-      <w:pPr>
-        <w:spacing w:line="336" w:lineRule="auto" w:after="180"/>
-      </w:pPr>
-      <w:r>
-        <w:rPr>
-          <w:b w:val="0"/>
-        </w:rPr>
-        <w:t>Keep the expected result separate from an observed mistake.</w:t>
+        <w:pStyle w:val="Heading2"/>
+      </w:pPr>
+      <w:r>
+        <w:t>Keep an inspectable record</w:t>
       </w:r>
     </w:p>
     <w:tbl>
@@ -2939,10 +2949,10 @@
     </w:tbl>
     <w:p>
       <w:pPr>
-        <w:pStyle w:val="Heading3"/>
-      </w:pPr>
-      <w:r>
-        <w:t>Diagnose and reteach</w:t>
+        <w:pStyle w:val="Heading2"/>
+      </w:pPr>
+      <w:r>
+        <w:t>Diagnose the first misunderstanding</w:t>
       </w:r>
     </w:p>
     <w:p>
@@ -2953,7 +2963,31 @@
         <w:rPr>
           <w:b w:val="0"/>
         </w:rPr>
-        <w:t>For guessing, return to given facts and request a trace. For vocabulary without application, use one example and one non-example. For arithmetic errors, check the setup before the calculation.</w:t>
+        <w:t xml:space="preserve">A successful run proves the conclusion: Passing this small suite supports these particular cases. It neither proves every allowed </w:t>
+      </w:r>
+      <w:r>
+        <w:rPr>
+          <w:b/>
+        </w:rPr>
+        <w:t>input</w:t>
+      </w:r>
+      <w:r>
+        <w:rPr>
+          <w:b w:val="0"/>
+        </w:rPr>
+        <w:t xml:space="preserve"> correct nor checks invalid </w:t>
+      </w:r>
+      <w:r>
+        <w:rPr>
+          <w:b/>
+        </w:rPr>
+        <w:t>input</w:t>
+      </w:r>
+      <w:r>
+        <w:rPr>
+          <w:b w:val="0"/>
+        </w:rPr>
+        <w:t xml:space="preserve"> handling.</w:t>
       </w:r>
     </w:p>
     <w:p>
@@ -2964,15 +2998,7 @@
         <w:rPr>
           <w:b w:val="0"/>
         </w:rPr>
-        <w:t>Finish with a different uncoached case before recording mastery.</w:t>
-      </w:r>
-    </w:p>
-    <w:p>
-      <w:pPr>
-        <w:pStyle w:val="Heading3"/>
-      </w:pPr>
-      <w:r>
-        <w:t>Address these additional misconceptions</w:t>
+        <w:t>A test outside the contract needs a separately specified expected behavior.</w:t>
       </w:r>
     </w:p>
     <w:p>
@@ -2983,107 +3009,61 @@
         <w:rPr>
           <w:b w:val="0"/>
         </w:rPr>
-        <w:t xml:space="preserve">A successful run proves the conclusion: Passing this small suite supports these particular cases. It neither proves every allowed </w:t>
+        <w:t xml:space="preserve">Matching the example is enough: Require the new W4 case, explicit </w:t>
       </w:r>
       <w:r>
         <w:rPr>
           <w:b/>
         </w:rPr>
-        <w:t>input</w:t>
+        <w:t>prediction</w:t>
       </w:r>
       <w:r>
         <w:rPr>
           <w:b w:val="0"/>
         </w:rPr>
-        <w:t xml:space="preserve"> correct nor checks invalid </w:t>
+        <w:t>s and an explanation. Fresh retry: bundles * 3 + singles with (3, 1), (0, 1), (3, 0) expects 10, 1, 9. A constant return 10 passes only the first.</w:t>
+      </w:r>
+    </w:p>
+    <w:p>
+      <w:pPr>
+        <w:spacing w:line="336" w:lineRule="auto" w:after="180"/>
+      </w:pPr>
+      <w:r>
+        <w:rPr>
+          <w:b w:val="0"/>
+        </w:rPr>
+        <w:t>A convenient shortcut preserves meaning: A faulty return capacity + used gives 11, 16 and 8. The unused case passes even though the rule is wrong. Repair the operator to subtraction and rerun all three cases.</w:t>
+      </w:r>
+    </w:p>
+    <w:p>
+      <w:pPr>
+        <w:spacing w:line="336" w:lineRule="auto" w:after="180"/>
+      </w:pPr>
+      <w:r>
+        <w:rPr>
+          <w:b w:val="0"/>
+        </w:rPr>
+        <w:t xml:space="preserve">Never change an expected result merely to match faulty </w:t>
       </w:r>
       <w:r>
         <w:rPr>
           <w:b/>
         </w:rPr>
-        <w:t>input</w:t>
+        <w:t>output</w:t>
       </w:r>
       <w:r>
         <w:rPr>
           <w:b w:val="0"/>
         </w:rPr>
-        <w:t xml:space="preserve"> handling.</w:t>
-      </w:r>
-    </w:p>
-    <w:p>
-      <w:pPr>
-        <w:spacing w:line="336" w:lineRule="auto" w:after="180"/>
-      </w:pPr>
-      <w:r>
-        <w:rPr>
-          <w:b w:val="0"/>
-        </w:rPr>
-        <w:t>A test outside the contract needs a separately specified expected behavior.</w:t>
-      </w:r>
-    </w:p>
-    <w:p>
-      <w:pPr>
-        <w:spacing w:line="336" w:lineRule="auto" w:after="180"/>
-      </w:pPr>
-      <w:r>
-        <w:rPr>
-          <w:b w:val="0"/>
-        </w:rPr>
-        <w:t xml:space="preserve">Matching the example is enough: Require the new W4 case, explicit </w:t>
-      </w:r>
-      <w:r>
-        <w:rPr>
-          <w:b/>
-        </w:rPr>
-        <w:t>prediction</w:t>
-      </w:r>
-      <w:r>
-        <w:rPr>
-          <w:b w:val="0"/>
-        </w:rPr>
-        <w:t>s and an explanation. Fresh retry: bundles * 3 + singles with (3, 1), (0, 1), (3, 0) expects 10, 1, 9. A constant return 10 passes only the first.</w:t>
-      </w:r>
-    </w:p>
-    <w:p>
-      <w:pPr>
-        <w:spacing w:line="336" w:lineRule="auto" w:after="180"/>
-      </w:pPr>
-      <w:r>
-        <w:rPr>
-          <w:b w:val="0"/>
-        </w:rPr>
-        <w:t>A convenient shortcut preserves meaning: A faulty return capacity + used gives 11, 16 and 8. The unused case passes even though the rule is wrong. Repair the operator to subtraction and rerun all three cases.</w:t>
-      </w:r>
-    </w:p>
-    <w:p>
-      <w:pPr>
-        <w:spacing w:line="336" w:lineRule="auto" w:after="180"/>
-      </w:pPr>
-      <w:r>
-        <w:rPr>
-          <w:b w:val="0"/>
-        </w:rPr>
-        <w:t xml:space="preserve">Never change an expected result merely to match faulty </w:t>
-      </w:r>
-      <w:r>
-        <w:rPr>
-          <w:b/>
-        </w:rPr>
-        <w:t>output</w:t>
-      </w:r>
-      <w:r>
-        <w:rPr>
-          <w:b w:val="0"/>
-        </w:rPr>
         <w:t>.</w:t>
       </w:r>
     </w:p>
     <w:p>
       <w:pPr>
-        <w:pStyle w:val="Heading3"/>
-      </w:pPr>
-      <w:r>
-        <w:t>Match the support to the first error</w:t>
+        <w:pStyle w:val="Heading2"/>
+      </w:pPr>
+      <w:r>
+        <w:t>Choose support from the response</w:t>
       </w:r>
     </w:p>
     <w:tbl>
@@ -3268,15 +3248,171 @@
     </w:p>
     <w:p>
       <w:pPr>
+        <w:pStyle w:val="Heading2"/>
+      </w:pPr>
+      <w:r>
+        <w:t>Earlier wording, alternatives and picture transcripts · reference / check after trying</w:t>
+      </w:r>
+    </w:p>
+    <w:p>
+      <w:pPr>
+        <w:spacing w:line="336" w:lineRule="auto" w:after="180"/>
+      </w:pPr>
+      <w:r>
+        <w:rPr>
+          <w:b w:val="0"/>
+        </w:rPr>
+        <w:t>Run the weekly evidence lab</w:t>
+      </w:r>
+    </w:p>
+    <w:p>
+      <w:pPr>
+        <w:spacing w:line="336" w:lineRule="auto" w:after="180"/>
+      </w:pPr>
+      <w:r>
+        <w:rPr>
+          <w:b w:val="0"/>
+        </w:rPr>
+        <w:t>Words You Can Use to Reason</w:t>
+      </w:r>
+    </w:p>
+    <w:p>
+      <w:pPr>
+        <w:spacing w:line="336" w:lineRule="auto" w:after="180"/>
+      </w:pPr>
+      <w:r>
+        <w:rPr>
+          <w:b w:val="0"/>
+        </w:rPr>
+        <w:t>A definition matters when you can recognize the idea, use it, and contrast it with a near-miss.</w:t>
+      </w:r>
+    </w:p>
+    <w:p>
+      <w:pPr>
+        <w:pStyle w:val="Heading3"/>
+      </w:pPr>
+      <w:r>
+        <w:t>Make the lab runnable</w:t>
+      </w:r>
+    </w:p>
+    <w:p>
+      <w:pPr>
+        <w:spacing w:line="336" w:lineRule="auto" w:after="180"/>
+      </w:pPr>
+      <w:r>
+        <w:rPr>
+          <w:b w:val="0"/>
+        </w:rPr>
+        <w:t>Use the supplied investigation for shared practice. Keep predictions and observed paper-trace results separate. Reserve Test a new function independently for the individual first attempt before feedback; do not use the reserved case as a paired lab task.</w:t>
+      </w:r>
+    </w:p>
+    <w:p>
+      <w:pPr>
+        <w:pStyle w:val="Heading3"/>
+      </w:pPr>
+      <w:r>
+        <w:t>Diagnose and reteach</w:t>
+      </w:r>
+    </w:p>
+    <w:p>
+      <w:pPr>
+        <w:spacing w:line="336" w:lineRule="auto" w:after="180"/>
+      </w:pPr>
+      <w:r>
+        <w:rPr>
+          <w:b w:val="0"/>
+        </w:rPr>
+        <w:t>For guessing, return to given facts and request a trace. For vocabulary without application, use one example and one non-example. For arithmetic errors, check the setup before the calculation.</w:t>
+      </w:r>
+    </w:p>
+    <w:p>
+      <w:pPr>
+        <w:spacing w:line="336" w:lineRule="auto" w:after="180"/>
+      </w:pPr>
+      <w:r>
+        <w:rPr>
+          <w:b w:val="0"/>
+        </w:rPr>
+        <w:t>Finish with a different uncoached case before recording mastery.</w:t>
+      </w:r>
+    </w:p>
+    <w:p>
+      <w:pPr>
+        <w:pStyle w:val="Heading3"/>
+      </w:pPr>
+      <w:r>
+        <w:t>Address these additional misconceptions</w:t>
+      </w:r>
+    </w:p>
+    <w:p>
+      <w:pPr>
+        <w:pStyle w:val="Heading3"/>
+      </w:pPr>
+      <w:r>
+        <w:t>Match the support to the first error</w:t>
+      </w:r>
+    </w:p>
+    <w:p>
+      <w:pPr>
         <w:pStyle w:val="Heading1"/>
       </w:pPr>
       <w:r>
-        <w:t>05. Assess and explain the answers</w:t>
-      </w:r>
-    </w:p>
-    <w:p>
-      <w:r>
-        <w:t>Use the Debugging Strategies questions, teacher keys and criteria after the relevant attempts. Previously discussed cases are practice; protect the separately selected independent task.</w:t>
+        <w:t>05. Assess the selected new case</w:t>
+      </w:r>
+    </w:p>
+    <w:p>
+      <w:r>
+        <w:t>Keep this key until after the first attempt; accept valid alternatives with defensible reasoning.</w:t>
+      </w:r>
+    </w:p>
+    <w:p>
+      <w:pPr>
+        <w:pStyle w:val="Heading2"/>
+      </w:pPr>
+      <w:r>
+        <w:t>Selected independent question and key</w:t>
+      </w:r>
+    </w:p>
+    <w:p>
+      <w:pPr>
+        <w:spacing w:line="336" w:lineRule="auto" w:after="180"/>
+      </w:pPr>
+      <w:r>
+        <w:rPr>
+          <w:b w:val="0"/>
+        </w:rPr>
+        <w:t>No. Negative counts are outside our nonnegative-</w:t>
+      </w:r>
+      <w:r>
+        <w:rPr>
+          <w:b/>
+        </w:rPr>
+        <w:t>input</w:t>
+      </w:r>
+      <w:r>
+        <w:rPr>
+          <w:b w:val="0"/>
+        </w:rPr>
+        <w:t xml:space="preserve"> contract and were not tested; rejection behavior must first be defined.</w:t>
+      </w:r>
+    </w:p>
+    <w:p>
+      <w:pPr>
+        <w:spacing w:line="336" w:lineRule="auto" w:after="180"/>
+      </w:pPr>
+      <w:r>
+        <w:rPr>
+          <w:b w:val="0"/>
+        </w:rPr>
+        <w:t>Selected case: Define stock(packs, loose) to return packs * 4 + loose. Create expected tests for (2, 3), (0, 3), (2, 0), then show which detects a faulty packs + loose body.</w:t>
+      </w:r>
+    </w:p>
+    <w:p>
+      <w:pPr>
+        <w:pStyle w:val="Heading2"/>
+      </w:pPr>
+      <w:r>
+        <w:t>Judge explanation, trace and limits</w:t>
       </w:r>
     </w:p>
     <w:p>
@@ -3284,27 +3420,239 @@
         <w:pStyle w:val="Heading3"/>
       </w:pPr>
       <w:r>
+        <w:t>Selected case answer</w:t>
+      </w:r>
+    </w:p>
+    <w:p>
+      <w:pPr>
+        <w:spacing w:line="336" w:lineRule="auto" w:after="180"/>
+      </w:pPr>
+      <w:r>
+        <w:rPr>
+          <w:b w:val="0"/>
+        </w:rPr>
+        <w:t>Expected 11, 3, 8. Faulty results 5, 3, 2; first and third reveal it. Use independent expectations in the test loop.</w:t>
+      </w:r>
+    </w:p>
+    <w:p>
+      <w:pPr>
+        <w:pStyle w:val="Heading2"/>
+      </w:pPr>
+      <w:r>
+        <w:t>Give one usable repair action</w:t>
+      </w:r>
+    </w:p>
+    <w:p>
+      <w:pPr>
+        <w:spacing w:line="336" w:lineRule="auto" w:after="180"/>
+      </w:pPr>
+      <w:r>
+        <w:rPr>
+          <w:b w:val="0"/>
+        </w:rPr>
+        <w:t>Record each dimension as not yet, with support, or independent. Accept a valid alternative procedure with a defensible trace.</w:t>
+      </w:r>
+    </w:p>
+    <w:p>
+      <w:pPr>
+        <w:spacing w:line="336" w:lineRule="auto" w:after="180"/>
+      </w:pPr>
+      <w:r>
+        <w:rPr>
+          <w:b w:val="0"/>
+        </w:rPr>
+        <w:t xml:space="preserve">Do not penalise an honestly recorded model failure if the learner correctly explains its </w:t>
+      </w:r>
+      <w:r>
+        <w:rPr>
+          <w:b/>
+        </w:rPr>
+        <w:t>evidence</w:t>
+      </w:r>
+      <w:r>
+        <w:rPr>
+          <w:b w:val="0"/>
+        </w:rPr>
+        <w:t xml:space="preserve"> and limits.</w:t>
+      </w:r>
+    </w:p>
+    <w:p>
+      <w:pPr>
+        <w:pStyle w:val="Heading2"/>
+      </w:pPr>
+      <w:r>
+        <w:t>W1 Write expectations</w:t>
+      </w:r>
+    </w:p>
+    <w:p>
+      <w:pPr>
+        <w:spacing w:line="336" w:lineRule="auto" w:after="180"/>
+      </w:pPr>
+      <w:r>
+        <w:rPr>
+          <w:b w:val="0"/>
+        </w:rPr>
+        <w:t>Give expected results for remaining(6, 2), remaining(6, 6) and remaining(6, 0).</w:t>
+      </w:r>
+    </w:p>
+    <w:p>
+      <w:pPr>
+        <w:spacing w:line="336" w:lineRule="auto" w:after="180"/>
+      </w:pPr>
+      <w:r>
+        <w:rPr>
+          <w:b w:val="0"/>
+        </w:rPr>
+        <w:t>4, 0 and 6.</w:t>
+      </w:r>
+    </w:p>
+    <w:p>
+      <w:pPr>
+        <w:pStyle w:val="Heading2"/>
+      </w:pPr>
+      <w:r>
+        <w:t>Apply the specified subtraction rule to each pair: 6 - 2 = 4, 6 - 6 = 0, and 6 - 0 = 6. Label them ordinary, full and unused cases. These expected answers come from the contract before the program is run.</w:t>
+      </w:r>
+    </w:p>
+    <w:p>
+      <w:pPr>
+        <w:pStyle w:val="Heading3"/>
+      </w:pPr>
+      <w:r>
+        <w:t>W2 Find a revealing case</w:t>
+      </w:r>
+    </w:p>
+    <w:p>
+      <w:pPr>
+        <w:spacing w:line="336" w:lineRule="auto" w:after="180"/>
+      </w:pPr>
+      <w:r>
+        <w:rPr>
+          <w:b w:val="0"/>
+        </w:rPr>
+        <w:t>A faulty function always returns 4. Which of your three cases pass and fail?</w:t>
+      </w:r>
+    </w:p>
+    <w:p>
+      <w:pPr>
+        <w:pStyle w:val="Heading2"/>
+      </w:pPr>
+      <w:r>
+        <w:t>Only (6, 2) passes. The full and unused cases fail.</w:t>
+      </w:r>
+    </w:p>
+    <w:p>
+      <w:pPr>
+        <w:spacing w:line="336" w:lineRule="auto" w:after="180"/>
+      </w:pPr>
+      <w:r>
+        <w:rPr>
+          <w:b w:val="0"/>
+        </w:rPr>
+        <w:t>Compare the faulty actual result 4 with each independently expected result. It matches the ordinary case expecting 4, but not the full case expecting 0 or unused case expecting 6.</w:t>
+      </w:r>
+    </w:p>
+    <w:p>
+      <w:pPr>
+        <w:spacing w:line="336" w:lineRule="auto" w:after="180"/>
+      </w:pPr>
+      <w:r>
+        <w:rPr>
+          <w:b w:val="0"/>
+        </w:rPr>
+        <w:t>One successful case therefore does not establish that the subtraction rule was implemented.</w:t>
+      </w:r>
+    </w:p>
+    <w:p>
+      <w:pPr>
+        <w:pStyle w:val="Heading3"/>
+      </w:pPr>
+      <w:r>
+        <w:t>W3 Repair and retest</w:t>
+      </w:r>
+    </w:p>
+    <w:p>
+      <w:pPr>
+        <w:pStyle w:val="Heading2"/>
+      </w:pPr>
+      <w:r>
+        <w:t>Define stock(packs, loose) to return packs * 4 + loose. Create expected tests for (2, 3), (0, 3), (2, 0), then show which detects a faulty packs + loose body.</w:t>
+      </w:r>
+    </w:p>
+    <w:p>
+      <w:pPr>
+        <w:spacing w:line="336" w:lineRule="auto" w:after="180"/>
+      </w:pPr>
+      <w:r>
+        <w:rPr>
+          <w:b w:val="0"/>
+        </w:rPr>
+        <w:t>Expected 11, 3, 8. Faulty results 5, 3, 2; first and third reveal it. Use independent expectations in the test loop.</w:t>
+      </w:r>
+    </w:p>
+    <w:p>
+      <w:pPr>
+        <w:pStyle w:val="Heading3"/>
+      </w:pPr>
+      <w:r>
+        <w:t>W5 Limit the conclusion</w:t>
+      </w:r>
+    </w:p>
+    <w:p>
+      <w:pPr>
+        <w:pStyle w:val="Heading2"/>
+      </w:pPr>
+      <w:r>
+        <w:t>Earlier wording, alternatives and picture transcripts · reference / check after trying</w:t>
+      </w:r>
+    </w:p>
+    <w:p>
+      <w:pPr>
+        <w:spacing w:line="336" w:lineRule="auto" w:after="180"/>
+      </w:pPr>
+      <w:r>
+        <w:rPr>
+          <w:b w:val="0"/>
+        </w:rPr>
+        <w:t>Assess and explain the answers</w:t>
+      </w:r>
+    </w:p>
+    <w:p>
+      <w:pPr>
+        <w:pStyle w:val="Heading3"/>
+      </w:pPr>
+      <w:r>
         <w:t>Worked case answer</w:t>
       </w:r>
     </w:p>
     <w:p>
       <w:pPr>
+        <w:spacing w:line="336" w:lineRule="auto" w:after="180"/>
+      </w:pPr>
+      <w:r>
+        <w:rPr>
+          <w:b w:val="0"/>
+        </w:rPr>
+        <w:t>Expected 2; buggy result 4. Put the addition inside the match condition. Test zero, one and two matches for 0,2,4.</w:t>
+      </w:r>
+    </w:p>
+    <w:p>
+      <w:pPr>
         <w:pStyle w:val="Heading3"/>
       </w:pPr>
       <w:r>
-        <w:t>Teacher key · Worked case answer</w:t>
+        <w:t>Additional transfer practice question</w:t>
       </w:r>
     </w:p>
     <w:p>
       <w:pPr>
         <w:spacing w:line="336" w:lineRule="auto" w:after="180"/>
-        <w:shd w:fill="F1F6FC"/>
       </w:pPr>
       <w:r>
         <w:rPr>
           <w:b w:val="0"/>
         </w:rPr>
-        <w:t>Expected 2; buggy result 4. Put the addition inside the match condition. Test zero, one and two matches for 0,2,4.</w:t>
+        <w:t>A loop should run four times but runs five. You change its colour and stopping condition at once. Which single change is relevant to test first?</w:t>
       </w:r>
     </w:p>
     <w:p>
@@ -3312,49 +3660,12 @@
         <w:pStyle w:val="Heading3"/>
       </w:pPr>
       <w:r>
-        <w:t>Independent question</w:t>
-      </w:r>
-    </w:p>
-    <w:p>
-      <w:pPr>
-        <w:pStyle w:val="Heading3"/>
-      </w:pPr>
-      <w:r>
-        <w:t>Independent question · withhold the key</w:t>
+        <w:t>Reasoned practice answer</w:t>
       </w:r>
     </w:p>
     <w:p>
       <w:pPr>
         <w:spacing w:line="336" w:lineRule="auto" w:after="180"/>
-        <w:shd w:fill="F5F1FB"/>
-      </w:pPr>
-      <w:r>
-        <w:rPr>
-          <w:b w:val="0"/>
-        </w:rPr>
-        <w:t>A loop should run four times but runs five. You change its colour and stopping condition at once. Which single change is relevant to test first?</w:t>
-      </w:r>
-    </w:p>
-    <w:p>
-      <w:pPr>
-        <w:pStyle w:val="Heading3"/>
-      </w:pPr>
-      <w:r>
-        <w:t>Expected independent answer</w:t>
-      </w:r>
-    </w:p>
-    <w:p>
-      <w:pPr>
-        <w:pStyle w:val="Heading3"/>
-      </w:pPr>
-      <w:r>
-        <w:t>Teacher key · Expected independent answer</w:t>
-      </w:r>
-    </w:p>
-    <w:p>
-      <w:pPr>
-        <w:spacing w:line="336" w:lineRule="auto" w:after="180"/>
-        <w:shd w:fill="F1F6FC"/>
       </w:pPr>
       <w:r>
         <w:rPr>
@@ -3684,22 +3995,85 @@
     </w:p>
     <w:p>
       <w:pPr>
+        <w:spacing w:line="336" w:lineRule="auto" w:after="180"/>
+      </w:pPr>
+      <w:r>
+        <w:rPr>
+          <w:b w:val="0"/>
+        </w:rPr>
+        <w:t>Expected 0,3,6; actual 3,6,9. Initialise score to 0, keeping the per-match addition. The zero-match case isolates the initialisation error. Rerun all three tests; changing only a displayed result would leave the cause intact.</w:t>
+      </w:r>
+    </w:p>
+    <w:p>
+      <w:pPr>
         <w:pStyle w:val="Heading3"/>
       </w:pPr>
       <w:r>
-        <w:t>Teacher key · Original transfer answer</w:t>
+        <w:t>Explanations for the additional workbook examples</w:t>
+      </w:r>
+    </w:p>
+    <w:p>
+      <w:pPr>
+        <w:pStyle w:val="Heading3"/>
+      </w:pPr>
+      <w:r>
+        <w:t>W1 Write expectations</w:t>
       </w:r>
     </w:p>
     <w:p>
       <w:pPr>
         <w:spacing w:line="336" w:lineRule="auto" w:after="180"/>
-        <w:shd w:fill="F1F6FC"/>
       </w:pPr>
       <w:r>
         <w:rPr>
           <w:b w:val="0"/>
         </w:rPr>
-        <w:t>Expected 0,3,6; actual 3,6,9. Initialise score to 0, keeping the per-match addition. The zero-match case isolates the initialisation error. Rerun all three tests; changing only a displayed result would leave the cause intact.</w:t>
+        <w:t>Apply the specified subtraction rule to each pair: 6 - 2 = 4, 6 - 6 = 0, and 6 - 0 = 6. Label them ordinary, full and unused cases. These expected answers come from the contract before the program is run.</w:t>
+      </w:r>
+    </w:p>
+    <w:p>
+      <w:pPr>
+        <w:spacing w:line="336" w:lineRule="auto" w:after="180"/>
+      </w:pPr>
+      <w:r>
+        <w:rPr>
+          <w:b w:val="0"/>
+        </w:rPr>
+        <w:t>Only (6, 2) passes. The full and unused cases fail.</w:t>
+      </w:r>
+    </w:p>
+    <w:p>
+      <w:pPr>
+        <w:spacing w:line="336" w:lineRule="auto" w:after="180"/>
+      </w:pPr>
+      <w:r>
+        <w:rPr>
+          <w:b w:val="0"/>
+        </w:rPr>
+        <w:t xml:space="preserve">A faulty function adds capacity and used. For (6, 2), state actual and expected. Repair it and name a </w:t>
+      </w:r>
+      <w:r>
+        <w:rPr>
+          <w:b/>
+        </w:rPr>
+        <w:t>regression</w:t>
+      </w:r>
+      <w:r>
+        <w:rPr>
+          <w:b w:val="0"/>
+        </w:rPr>
+        <w:t xml:space="preserve"> case.</w:t>
+      </w:r>
+    </w:p>
+    <w:p>
+      <w:pPr>
+        <w:spacing w:line="336" w:lineRule="auto" w:after="180"/>
+      </w:pPr>
+      <w:r>
+        <w:rPr>
+          <w:b w:val="0"/>
+        </w:rPr>
+        <w:t>Actual 8, expected 4. Subtract used; rerun a prior case such as (6, 0), expecting 6.</w:t>
       </w:r>
     </w:p>
     <w:p>
@@ -3707,7 +4081,29 @@
         <w:pStyle w:val="Heading3"/>
       </w:pPr>
       <w:r>
-        <w:t>Explanations for the additional workbook examples</w:t>
+        <w:t>W4 Test a new function independently</w:t>
+      </w:r>
+    </w:p>
+    <w:p>
+      <w:pPr>
+        <w:spacing w:line="336" w:lineRule="auto" w:after="180"/>
+      </w:pPr>
+      <w:r>
+        <w:rPr>
+          <w:b w:val="0"/>
+        </w:rPr>
+        <w:t>Define stock(packs, loose) to return packs * 4 + loose. Create expected tests for (2, 3), (0, 3), (2, 0), then show which detects a faulty packs + loose body.</w:t>
+      </w:r>
+    </w:p>
+    <w:p>
+      <w:pPr>
+        <w:spacing w:line="336" w:lineRule="auto" w:after="180"/>
+      </w:pPr>
+      <w:r>
+        <w:rPr>
+          <w:b w:val="0"/>
+        </w:rPr>
+        <w:t>All three stock tests pass. Does that prove correct handling of negative counts?</w:t>
       </w:r>
     </w:p>
     <w:p>
@@ -3715,371 +4111,7 @@
         <w:pStyle w:val="Heading3"/>
       </w:pPr>
       <w:r>
-        <w:t>W1 Write expectations</w:t>
-      </w:r>
-    </w:p>
-    <w:p>
-      <w:pPr>
-        <w:pStyle w:val="Heading3"/>
-      </w:pPr>
-      <w:r>
-        <w:t>Workbook question · W1</w:t>
-      </w:r>
-    </w:p>
-    <w:p>
-      <w:pPr>
-        <w:spacing w:line="336" w:lineRule="auto" w:after="180"/>
-        <w:shd w:fill="F5F1FB"/>
-      </w:pPr>
-      <w:r>
-        <w:rPr>
-          <w:b w:val="0"/>
-        </w:rPr>
-        <w:t>Give expected results for remaining(6, 2), remaining(6, 6) and remaining(6, 0).</w:t>
-      </w:r>
-    </w:p>
-    <w:p>
-      <w:pPr>
-        <w:pStyle w:val="Heading3"/>
-      </w:pPr>
-      <w:r>
-        <w:t>Teacher reasoning · W1</w:t>
-      </w:r>
-    </w:p>
-    <w:p>
-      <w:pPr>
-        <w:spacing w:line="336" w:lineRule="auto" w:after="180"/>
-        <w:shd w:fill="F1F6FC"/>
-      </w:pPr>
-      <w:r>
-        <w:rPr>
-          <w:b w:val="0"/>
-        </w:rPr>
-        <w:t>4, 0 and 6.</w:t>
-      </w:r>
-    </w:p>
-    <w:p>
-      <w:pPr>
-        <w:pStyle w:val="Heading3"/>
-      </w:pPr>
-      <w:r>
-        <w:t>Teacher reasoning · W1</w:t>
-      </w:r>
-    </w:p>
-    <w:p>
-      <w:pPr>
-        <w:spacing w:line="336" w:lineRule="auto" w:after="180"/>
-        <w:shd w:fill="F1F6FC"/>
-      </w:pPr>
-      <w:r>
-        <w:rPr>
-          <w:b w:val="0"/>
-        </w:rPr>
-        <w:t>Apply the specified subtraction rule to each pair: 6 - 2 = 4, 6 - 6 = 0, and 6 - 0 = 6. Label them ordinary, full and unused cases. These expected answers come from the contract before the program is run.</w:t>
-      </w:r>
-    </w:p>
-    <w:p>
-      <w:pPr>
-        <w:pStyle w:val="Heading3"/>
-      </w:pPr>
-      <w:r>
-        <w:t>W2 Find a revealing case</w:t>
-      </w:r>
-    </w:p>
-    <w:p>
-      <w:pPr>
-        <w:pStyle w:val="Heading3"/>
-      </w:pPr>
-      <w:r>
-        <w:t>Workbook question · W2</w:t>
-      </w:r>
-    </w:p>
-    <w:p>
-      <w:pPr>
-        <w:spacing w:line="336" w:lineRule="auto" w:after="180"/>
-        <w:shd w:fill="F5F1FB"/>
-      </w:pPr>
-      <w:r>
-        <w:rPr>
-          <w:b w:val="0"/>
-        </w:rPr>
-        <w:t>A faulty function always returns 4. Which of your three cases pass and fail?</w:t>
-      </w:r>
-    </w:p>
-    <w:p>
-      <w:pPr>
-        <w:pStyle w:val="Heading3"/>
-      </w:pPr>
-      <w:r>
-        <w:t>Teacher reasoning · W2</w:t>
-      </w:r>
-    </w:p>
-    <w:p>
-      <w:pPr>
-        <w:spacing w:line="336" w:lineRule="auto" w:after="180"/>
-        <w:shd w:fill="F1F6FC"/>
-      </w:pPr>
-      <w:r>
-        <w:rPr>
-          <w:b w:val="0"/>
-        </w:rPr>
-        <w:t>Only (6, 2) passes. The full and unused cases fail.</w:t>
-      </w:r>
-    </w:p>
-    <w:p>
-      <w:pPr>
-        <w:pStyle w:val="Heading3"/>
-      </w:pPr>
-      <w:r>
-        <w:t>Teacher reasoning · W2</w:t>
-      </w:r>
-    </w:p>
-    <w:p>
-      <w:pPr>
-        <w:spacing w:line="336" w:lineRule="auto" w:after="180"/>
-        <w:shd w:fill="F1F6FC"/>
-      </w:pPr>
-      <w:r>
-        <w:rPr>
-          <w:b w:val="0"/>
-        </w:rPr>
-        <w:t>Compare the faulty actual result 4 with each independently expected result. It matches the ordinary case expecting 4, but not the full case expecting 0 or unused case expecting 6.</w:t>
-      </w:r>
-    </w:p>
-    <w:p>
-      <w:pPr>
-        <w:spacing w:line="336" w:lineRule="auto" w:after="180"/>
-        <w:shd w:fill="F1F6FC"/>
-      </w:pPr>
-      <w:r>
-        <w:rPr>
-          <w:b w:val="0"/>
-        </w:rPr>
-        <w:t>One successful case therefore does not establish that the subtraction rule was implemented.</w:t>
-      </w:r>
-    </w:p>
-    <w:p>
-      <w:pPr>
-        <w:pStyle w:val="Heading3"/>
-      </w:pPr>
-      <w:r>
-        <w:t>W3 Repair and retest</w:t>
-      </w:r>
-    </w:p>
-    <w:p>
-      <w:pPr>
-        <w:pStyle w:val="Heading3"/>
-      </w:pPr>
-      <w:r>
-        <w:t>Workbook question · W3</w:t>
-      </w:r>
-    </w:p>
-    <w:p>
-      <w:pPr>
-        <w:spacing w:line="336" w:lineRule="auto" w:after="180"/>
-        <w:shd w:fill="F5F1FB"/>
-      </w:pPr>
-      <w:r>
-        <w:rPr>
-          <w:b w:val="0"/>
-        </w:rPr>
-        <w:t xml:space="preserve">A faulty function adds capacity and used. For (6, 2), state actual and expected. Repair it and name a </w:t>
-      </w:r>
-      <w:r>
-        <w:rPr>
-          <w:b/>
-        </w:rPr>
-        <w:t>regression</w:t>
-      </w:r>
-      <w:r>
-        <w:rPr>
-          <w:b w:val="0"/>
-        </w:rPr>
-        <w:t xml:space="preserve"> case.</w:t>
-      </w:r>
-    </w:p>
-    <w:p>
-      <w:pPr>
-        <w:pStyle w:val="Heading3"/>
-      </w:pPr>
-      <w:r>
-        <w:t>Teacher reasoning · W3</w:t>
-      </w:r>
-    </w:p>
-    <w:p>
-      <w:pPr>
-        <w:spacing w:line="336" w:lineRule="auto" w:after="180"/>
-        <w:shd w:fill="F1F6FC"/>
-      </w:pPr>
-      <w:r>
-        <w:rPr>
-          <w:b w:val="0"/>
-        </w:rPr>
-        <w:t>Actual 8, expected 4. Subtract used; rerun a prior case such as (6, 0), expecting 6.</w:t>
-      </w:r>
-    </w:p>
-    <w:p>
-      <w:pPr>
-        <w:pStyle w:val="Heading3"/>
-      </w:pPr>
-      <w:r>
-        <w:t>W4 Test a new function independently</w:t>
-      </w:r>
-    </w:p>
-    <w:p>
-      <w:pPr>
-        <w:pStyle w:val="Heading3"/>
-      </w:pPr>
-      <w:r>
-        <w:t>Workbook question · W4</w:t>
-      </w:r>
-    </w:p>
-    <w:p>
-      <w:pPr>
-        <w:spacing w:line="336" w:lineRule="auto" w:after="180"/>
-        <w:shd w:fill="F5F1FB"/>
-      </w:pPr>
-      <w:r>
-        <w:rPr>
-          <w:b w:val="0"/>
-        </w:rPr>
-        <w:t>Define stock(packs, loose) to return packs * 4 + loose. Create expected tests for (2, 3), (0, 3), (2, 0), then show which detects a faulty packs + loose body.</w:t>
-      </w:r>
-    </w:p>
-    <w:p>
-      <w:pPr>
-        <w:pStyle w:val="Heading3"/>
-      </w:pPr>
-      <w:r>
-        <w:t>Teacher reasoning · W4</w:t>
-      </w:r>
-    </w:p>
-    <w:p>
-      <w:pPr>
-        <w:spacing w:line="336" w:lineRule="auto" w:after="180"/>
-        <w:shd w:fill="F1F6FC"/>
-      </w:pPr>
-      <w:r>
-        <w:rPr>
-          <w:b w:val="0"/>
-        </w:rPr>
-        <w:t>Expected 11, 3, 8. Faulty results 5, 3, 2; first and third reveal it. Use independent expectations in the test loop.</w:t>
-      </w:r>
-    </w:p>
-    <w:p>
-      <w:pPr>
-        <w:pStyle w:val="Heading3"/>
-      </w:pPr>
-      <w:r>
-        <w:t>W5 Limit the conclusion</w:t>
-      </w:r>
-    </w:p>
-    <w:p>
-      <w:pPr>
-        <w:pStyle w:val="Heading3"/>
-      </w:pPr>
-      <w:r>
-        <w:t>Workbook question · W5</w:t>
-      </w:r>
-    </w:p>
-    <w:p>
-      <w:pPr>
-        <w:spacing w:line="336" w:lineRule="auto" w:after="180"/>
-        <w:shd w:fill="F5F1FB"/>
-      </w:pPr>
-      <w:r>
-        <w:rPr>
-          <w:b w:val="0"/>
-        </w:rPr>
-        <w:t>All three stock tests pass. Does that prove correct handling of negative counts?</w:t>
-      </w:r>
-    </w:p>
-    <w:p>
-      <w:pPr>
-        <w:pStyle w:val="Heading3"/>
-      </w:pPr>
-      <w:r>
-        <w:t>Teacher reasoning · W5</w:t>
-      </w:r>
-    </w:p>
-    <w:p>
-      <w:pPr>
-        <w:spacing w:line="336" w:lineRule="auto" w:after="180"/>
-        <w:shd w:fill="F1F6FC"/>
-      </w:pPr>
-      <w:r>
-        <w:rPr>
-          <w:b w:val="0"/>
-        </w:rPr>
-        <w:t>No. Negative counts are outside our nonnegative-</w:t>
-      </w:r>
-      <w:r>
-        <w:rPr>
-          <w:b/>
-        </w:rPr>
-        <w:t>input</w:t>
-      </w:r>
-      <w:r>
-        <w:rPr>
-          <w:b w:val="0"/>
-        </w:rPr>
-        <w:t xml:space="preserve"> contract and were not tested; rejection behavior must first be defined.</w:t>
-      </w:r>
-    </w:p>
-    <w:p>
-      <w:pPr>
-        <w:pStyle w:val="Heading3"/>
-      </w:pPr>
-      <w:r>
         <w:t>Assess independent transfer</w:t>
-      </w:r>
-    </w:p>
-    <w:p>
-      <w:pPr>
-        <w:pStyle w:val="Heading3"/>
-      </w:pPr>
-      <w:r>
-        <w:t>Independent question · withhold the key</w:t>
-      </w:r>
-    </w:p>
-    <w:p>
-      <w:pPr>
-        <w:spacing w:line="336" w:lineRule="auto" w:after="180"/>
-        <w:shd w:fill="F5F1FB"/>
-      </w:pPr>
-      <w:r>
-        <w:rPr>
-          <w:b w:val="0"/>
-        </w:rPr>
-        <w:t>Selected case: Define stock(packs, loose) to return packs * 4 + loose. Create expected tests for (2, 3), (0, 3), (2, 0), then show which detects a faulty packs + loose body.</w:t>
-      </w:r>
-    </w:p>
-    <w:p>
-      <w:pPr>
-        <w:pStyle w:val="Heading3"/>
-      </w:pPr>
-      <w:r>
-        <w:t>Selected case answer</w:t>
-      </w:r>
-    </w:p>
-    <w:p>
-      <w:pPr>
-        <w:pStyle w:val="Heading3"/>
-      </w:pPr>
-      <w:r>
-        <w:t>Teacher key · Selected case answer</w:t>
-      </w:r>
-    </w:p>
-    <w:p>
-      <w:pPr>
-        <w:spacing w:line="336" w:lineRule="auto" w:after="180"/>
-        <w:shd w:fill="F1F6FC"/>
-      </w:pPr>
-      <w:r>
-        <w:rPr>
-          <w:b w:val="0"/>
-        </w:rPr>
-        <w:t>Expected 11, 3, 8. Faulty results 5, 3, 2; first and third reveal it. Use independent expectations in the test loop.</w:t>
       </w:r>
     </w:p>
     <w:tbl>
@@ -4189,51 +4221,96 @@
         <w:pStyle w:val="Heading3"/>
       </w:pPr>
       <w:r>
-        <w:t>Teacher key · Selected case answer</w:t>
+        <w:t>Feedback that the learner uses</w:t>
       </w:r>
     </w:p>
     <w:p>
       <w:pPr>
         <w:spacing w:line="336" w:lineRule="auto" w:after="180"/>
-        <w:shd w:fill="F1F6FC"/>
       </w:pPr>
       <w:r>
         <w:rPr>
           <w:b w:val="0"/>
         </w:rPr>
-        <w:t>Record each dimension as not yet, with support, or independent. Accept a valid alternative procedure with a defensible trace.</w:t>
+        <w:t>Name the earliest unsupported step and give one action to repair it. Have the learner make that repair now and explain why. Then assess the relevant skill on a fresh, fully specified case.</w:t>
       </w:r>
     </w:p>
     <w:p>
       <w:pPr>
         <w:spacing w:line="336" w:lineRule="auto" w:after="180"/>
-        <w:shd w:fill="F1F6FC"/>
       </w:pPr>
       <w:r>
         <w:rPr>
           <w:b w:val="0"/>
         </w:rPr>
-        <w:t xml:space="preserve">Do not penalise an honestly recorded model failure if the learner correctly explains its </w:t>
+        <w:t>Confirm it was not previously practised with feedback; solve and check the new case before assigning it. A follow-up design prompt is a starting brief, not automatically an equivalent test.</w:t>
+      </w:r>
+    </w:p>
+    <w:p>
+      <w:pPr>
+        <w:pStyle w:val="Heading1"/>
+      </w:pPr>
+      <w:r>
+        <w:t>06. Connect, adapt and return</w:t>
+      </w:r>
+    </w:p>
+    <w:p>
+      <w:r>
+        <w:t>Retain the project evidence and revisit the reasoning on a changed case.</w:t>
+      </w:r>
+    </w:p>
+    <w:p>
+      <w:pPr>
+        <w:pStyle w:val="Heading2"/>
+      </w:pPr>
+      <w:r>
+        <w:t>Project evidence to keep</w:t>
+      </w:r>
+    </w:p>
+    <w:p>
+      <w:pPr>
+        <w:spacing w:line="336" w:lineRule="auto" w:after="180"/>
+      </w:pPr>
+      <w:r>
+        <w:rPr>
+          <w:b w:val="0"/>
+        </w:rPr>
+        <w:t>When a ranking surprises you, inspect feature values, weights, arithmetic, and sorting separately.</w:t>
+      </w:r>
+    </w:p>
+    <w:p>
+      <w:pPr>
+        <w:spacing w:line="336" w:lineRule="auto" w:after="180"/>
+      </w:pPr>
+      <w:r>
+        <w:rPr>
+          <w:b w:val="0"/>
+        </w:rPr>
+        <w:t xml:space="preserve">Keep the decision, </w:t>
       </w:r>
       <w:r>
         <w:rPr>
           <w:b/>
         </w:rPr>
+        <w:t>input</w:t>
+      </w:r>
+      <w:r>
+        <w:rPr>
+          <w:b w:val="0"/>
+        </w:rPr>
+        <w:t xml:space="preserve">, result, explanation and remaining limitation in the project </w:t>
+      </w:r>
+      <w:r>
+        <w:rPr>
+          <w:b/>
+        </w:rPr>
         <w:t>evidence</w:t>
       </w:r>
       <w:r>
         <w:rPr>
           <w:b w:val="0"/>
         </w:rPr>
-        <w:t xml:space="preserve"> and limits.</w:t>
-      </w:r>
-    </w:p>
-    <w:p>
-      <w:pPr>
-        <w:pStyle w:val="Heading3"/>
-      </w:pPr>
-      <w:r>
-        <w:t>Feedback that the learner uses</w:t>
+        <w:t xml:space="preserve"> record. Retrieve this record next week rather than restarting the project.</w:t>
       </w:r>
     </w:p>
     <w:p>
@@ -4244,7 +4321,51 @@
         <w:rPr>
           <w:b w:val="0"/>
         </w:rPr>
-        <w:t>Name the earliest unsupported step and give one action to repair it. Have the learner make that repair now and explain why. Then assess the relevant skill on a fresh, fully specified case.</w:t>
+        <w:t xml:space="preserve">Test the recommender’s helper functions with normal, zero and </w:t>
+      </w:r>
+      <w:r>
+        <w:rPr>
+          <w:b/>
+        </w:rPr>
+        <w:t>boundary</w:t>
+      </w:r>
+      <w:r>
+        <w:rPr>
+          <w:b w:val="0"/>
+        </w:rPr>
+        <w:t xml:space="preserve"> </w:t>
+      </w:r>
+      <w:r>
+        <w:rPr>
+          <w:b/>
+        </w:rPr>
+        <w:t>input</w:t>
+      </w:r>
+      <w:r>
+        <w:rPr>
+          <w:b w:val="0"/>
+        </w:rPr>
+        <w:t xml:space="preserve">s before </w:t>
+      </w:r>
+      <w:r>
+        <w:rPr>
+          <w:b/>
+        </w:rPr>
+        <w:t>debug</w:t>
+      </w:r>
+      <w:r>
+        <w:rPr>
+          <w:b w:val="0"/>
+        </w:rPr>
+        <w:t>ging the whole application.</w:t>
+      </w:r>
+    </w:p>
+    <w:p>
+      <w:pPr>
+        <w:pStyle w:val="Heading2"/>
+      </w:pPr>
+      <w:r>
+        <w:t>Support while preserving the reasoning goal</w:t>
       </w:r>
     </w:p>
     <w:p>
@@ -4255,28 +4376,19 @@
         <w:rPr>
           <w:b w:val="0"/>
         </w:rPr>
-        <w:t>Confirm it was not previously practised with feedback; solve and check the new case before assigning it. A follow-up design prompt is a starting brief, not automatically an equivalent test.</w:t>
-      </w:r>
-    </w:p>
-    <w:p>
-      <w:pPr>
-        <w:pStyle w:val="Heading1"/>
-      </w:pPr>
-      <w:r>
-        <w:t>06. Connect and extend learning</w:t>
-      </w:r>
-    </w:p>
-    <w:p>
-      <w:r>
-        <w:t>Connect Debugging Strategies to Transparent Book Recommender, adapt support and plan a later changed-case check.</w:t>
-      </w:r>
-    </w:p>
-    <w:p>
-      <w:pPr>
-        <w:pStyle w:val="Heading3"/>
-      </w:pPr>
-      <w:r>
-        <w:t>Transparent Book Recommender</w:t>
+        <w:t xml:space="preserve">Trace one record or condition at a time with counters and labelled columns. Stretch: introduce a tie, </w:t>
+      </w:r>
+      <w:r>
+        <w:rPr>
+          <w:b/>
+        </w:rPr>
+        <w:t>boundary</w:t>
+      </w:r>
+      <w:r>
+        <w:rPr>
+          <w:b w:val="0"/>
+        </w:rPr>
+        <w:t xml:space="preserve"> or missing field and declare its handling policy before rerunning.</w:t>
       </w:r>
     </w:p>
     <w:p>
@@ -4287,7 +4399,19 @@
         <w:rPr>
           <w:b w:val="0"/>
         </w:rPr>
-        <w:t>When a ranking surprises you, inspect feature values, weights, arithmetic, and sorting separately.</w:t>
+        <w:t xml:space="preserve">Provide a blank </w:t>
+      </w:r>
+      <w:r>
+        <w:rPr>
+          <w:b/>
+        </w:rPr>
+        <w:t>input</w:t>
+      </w:r>
+      <w:r>
+        <w:rPr>
+          <w:b w:val="0"/>
+        </w:rPr>
+        <w:t>s expected actual table. Extension: use assert for the same cases and explain why only the first failure is reported.</w:t>
       </w:r>
     </w:p>
     <w:p>
@@ -4298,220 +4422,38 @@
         <w:rPr>
           <w:b w:val="0"/>
         </w:rPr>
-        <w:t xml:space="preserve">Keep the decision, </w:t>
+        <w:t xml:space="preserve">Independent W4 </w:t>
       </w:r>
       <w:r>
         <w:rPr>
           <w:b/>
         </w:rPr>
-        <w:t>input</w:t>
+        <w:t>evidence</w:t>
       </w:r>
       <w:r>
         <w:rPr>
           <w:b w:val="0"/>
         </w:rPr>
-        <w:t xml:space="preserve">, result, explanation and remaining limitation in the project </w:t>
-      </w:r>
-      <w:r>
-        <w:rPr>
-          <w:b/>
-        </w:rPr>
-        <w:t>evidence</w:t>
-      </w:r>
+        <w:t>: Expected 11, 3, 8. Faulty results 5, 3, 2; first and third reveal it. Use independent expectations in the test loop. Record whether the learner needed no help, a hint or explanation.</w:t>
+      </w:r>
+    </w:p>
+    <w:p>
+      <w:pPr>
+        <w:spacing w:line="336" w:lineRule="auto" w:after="180"/>
+      </w:pPr>
       <w:r>
         <w:rPr>
           <w:b w:val="0"/>
         </w:rPr>
-        <w:t xml:space="preserve"> record. Retrieve this record next week rather than restarting the project.</w:t>
-      </w:r>
-    </w:p>
-    <w:p>
-      <w:pPr>
-        <w:pStyle w:val="Heading3"/>
-      </w:pPr>
-      <w:r>
-        <w:t>Support and stretch</w:t>
-      </w:r>
-    </w:p>
-    <w:p>
-      <w:pPr>
-        <w:spacing w:line="336" w:lineRule="auto" w:after="180"/>
-      </w:pPr>
-      <w:r>
-        <w:rPr>
-          <w:b w:val="0"/>
-        </w:rPr>
-        <w:t xml:space="preserve">Trace one record or condition at a time with counters and labelled columns. Stretch: introduce a tie, </w:t>
-      </w:r>
-      <w:r>
-        <w:rPr>
-          <w:b/>
-        </w:rPr>
-        <w:t>boundary</w:t>
-      </w:r>
-      <w:r>
-        <w:rPr>
-          <w:b w:val="0"/>
-        </w:rPr>
-        <w:t xml:space="preserve"> or missing field and declare its handling policy before rerunning.</w:t>
-      </w:r>
-    </w:p>
-    <w:p>
-      <w:pPr>
-        <w:pStyle w:val="Heading3"/>
-      </w:pPr>
-      <w:r>
-        <w:t>Exit reflection</w:t>
-      </w:r>
-    </w:p>
-    <w:p>
-      <w:pPr>
-        <w:spacing w:line="336" w:lineRule="auto" w:after="180"/>
-      </w:pPr>
-      <w:r>
-        <w:rPr>
-          <w:b w:val="0"/>
-        </w:rPr>
-        <w:t xml:space="preserve">Ask for one decision the learner can now justify and one situation requiring more </w:t>
-      </w:r>
-      <w:r>
-        <w:rPr>
-          <w:b/>
-        </w:rPr>
-        <w:t>evidence</w:t>
-      </w:r>
-      <w:r>
-        <w:rPr>
-          <w:b w:val="0"/>
-        </w:rPr>
-        <w:t xml:space="preserve"> or human review. Confidence ratings are separate from correct independent performance.</w:t>
-      </w:r>
-    </w:p>
-    <w:p>
-      <w:pPr>
-        <w:pStyle w:val="Heading3"/>
-      </w:pPr>
-      <w:r>
-        <w:t>Bridge to the next week</w:t>
-      </w:r>
-    </w:p>
-    <w:p>
-      <w:pPr>
-        <w:spacing w:line="336" w:lineRule="auto" w:after="180"/>
-      </w:pPr>
-      <w:r>
-        <w:rPr>
-          <w:b w:val="0"/>
-        </w:rPr>
-        <w:t xml:space="preserve">Next: Week 7: Rows, Columns, and Data Types. Retrieve today’s </w:t>
-      </w:r>
-      <w:r>
-        <w:rPr>
-          <w:b/>
-        </w:rPr>
-        <w:t>evidence</w:t>
-      </w:r>
-      <w:r>
-        <w:rPr>
-          <w:b w:val="0"/>
-        </w:rPr>
-        <w:t xml:space="preserve"> and identify what carries forward and what is new.</w:t>
-      </w:r>
-    </w:p>
-    <w:p>
-      <w:pPr>
-        <w:pStyle w:val="Heading3"/>
-      </w:pPr>
-      <w:r>
-        <w:t>Support and fresh reassessment</w:t>
-      </w:r>
-    </w:p>
-    <w:p>
-      <w:pPr>
-        <w:spacing w:line="336" w:lineRule="auto" w:after="180"/>
-      </w:pPr>
-      <w:r>
-        <w:rPr>
-          <w:b w:val="0"/>
-        </w:rPr>
-        <w:t xml:space="preserve">Provide a blank </w:t>
-      </w:r>
-      <w:r>
-        <w:rPr>
-          <w:b/>
-        </w:rPr>
-        <w:t>input</w:t>
-      </w:r>
-      <w:r>
-        <w:rPr>
-          <w:b w:val="0"/>
-        </w:rPr>
-        <w:t>s expected actual table. Extension: use assert for the same cases and explain why only the first failure is reported.</w:t>
-      </w:r>
-    </w:p>
-    <w:p>
-      <w:pPr>
-        <w:spacing w:line="336" w:lineRule="auto" w:after="180"/>
-      </w:pPr>
-      <w:r>
-        <w:rPr>
-          <w:b w:val="0"/>
-        </w:rPr>
-        <w:t xml:space="preserve">Independent W4 </w:t>
-      </w:r>
-      <w:r>
-        <w:rPr>
-          <w:b/>
-        </w:rPr>
-        <w:t>evidence</w:t>
-      </w:r>
-      <w:r>
-        <w:rPr>
-          <w:b w:val="0"/>
-        </w:rPr>
-        <w:t>: Expected 11, 3, 8. Faulty results 5, 3, 2; first and third reveal it. Use independent expectations in the test loop. Record whether the learner needed no help, a hint or explanation.</w:t>
-      </w:r>
-    </w:p>
-    <w:p>
-      <w:pPr>
-        <w:spacing w:line="336" w:lineRule="auto" w:after="180"/>
-      </w:pPr>
-      <w:r>
-        <w:rPr>
-          <w:b w:val="0"/>
-        </w:rPr>
         <w:t>Fresh retry: bundles * 3 + singles with (3, 1), (0, 1), (3, 0) expects 10, 1, 9. A constant return 10 passes only the first.</w:t>
       </w:r>
     </w:p>
     <w:p>
       <w:pPr>
-        <w:spacing w:line="336" w:lineRule="auto" w:after="180"/>
-      </w:pPr>
-      <w:r>
-        <w:rPr>
-          <w:b w:val="0"/>
-        </w:rPr>
-        <w:t xml:space="preserve">Next week: Rows columns and schemas. Reuse this week's explicit contracts and </w:t>
-      </w:r>
-      <w:r>
-        <w:rPr>
-          <w:b/>
-        </w:rPr>
-        <w:t>evidence</w:t>
-      </w:r>
-      <w:r>
-        <w:rPr>
-          <w:b w:val="0"/>
-        </w:rPr>
-        <w:t>.</w:t>
-      </w:r>
-    </w:p>
-    <w:p>
-      <w:pPr>
-        <w:pStyle w:val="Heading3"/>
-      </w:pPr>
-      <w:r>
-        <w:t>Plan the delayed return</w:t>
+        <w:pStyle w:val="Heading2"/>
+      </w:pPr>
+      <w:r>
+        <w:t>Plan the delayed check</w:t>
       </w:r>
     </w:p>
     <w:p>
@@ -4728,84 +4670,188 @@
     </w:p>
     <w:p>
       <w:pPr>
+        <w:pStyle w:val="Heading2"/>
+      </w:pPr>
+      <w:r>
+        <w:t>Bridge to next week</w:t>
+      </w:r>
+    </w:p>
+    <w:p>
+      <w:pPr>
+        <w:spacing w:line="336" w:lineRule="auto" w:after="180"/>
+      </w:pPr>
+      <w:r>
+        <w:rPr>
+          <w:b w:val="0"/>
+        </w:rPr>
+        <w:t xml:space="preserve">Ask for one decision the learner can now justify and one situation requiring more </w:t>
+      </w:r>
+      <w:r>
+        <w:rPr>
+          <w:b/>
+        </w:rPr>
+        <w:t>evidence</w:t>
+      </w:r>
+      <w:r>
+        <w:rPr>
+          <w:b w:val="0"/>
+        </w:rPr>
+        <w:t xml:space="preserve"> or human review. Confidence ratings are separate from correct independent performance.</w:t>
+      </w:r>
+    </w:p>
+    <w:p>
+      <w:pPr>
+        <w:spacing w:line="336" w:lineRule="auto" w:after="180"/>
+      </w:pPr>
+      <w:r>
+        <w:rPr>
+          <w:b w:val="0"/>
+        </w:rPr>
+        <w:t xml:space="preserve">Next: Week 7: Rows, Columns, and Data Types. Retrieve today’s </w:t>
+      </w:r>
+      <w:r>
+        <w:rPr>
+          <w:b/>
+        </w:rPr>
+        <w:t>evidence</w:t>
+      </w:r>
+      <w:r>
+        <w:rPr>
+          <w:b w:val="0"/>
+        </w:rPr>
+        <w:t xml:space="preserve"> and identify what carries forward and what is new.</w:t>
+      </w:r>
+    </w:p>
+    <w:p>
+      <w:pPr>
+        <w:spacing w:line="336" w:lineRule="auto" w:after="180"/>
+      </w:pPr>
+      <w:r>
+        <w:rPr>
+          <w:b w:val="0"/>
+        </w:rPr>
+        <w:t xml:space="preserve">Next week: Rows columns and schemas. Reuse this week's explicit contracts and </w:t>
+      </w:r>
+      <w:r>
+        <w:rPr>
+          <w:b/>
+        </w:rPr>
+        <w:t>evidence</w:t>
+      </w:r>
+      <w:r>
+        <w:rPr>
+          <w:b w:val="0"/>
+        </w:rPr>
+        <w:t>.</w:t>
+      </w:r>
+    </w:p>
+    <w:p>
+      <w:pPr>
+        <w:pStyle w:val="Heading2"/>
+      </w:pPr>
+      <w:r>
+        <w:t>Earlier wording, alternatives and picture transcripts · reference / check after trying</w:t>
+      </w:r>
+    </w:p>
+    <w:p>
+      <w:pPr>
+        <w:spacing w:line="336" w:lineRule="auto" w:after="180"/>
+      </w:pPr>
+      <w:r>
+        <w:rPr>
+          <w:b w:val="0"/>
+        </w:rPr>
+        <w:t>Connect and extend learning</w:t>
+      </w:r>
+    </w:p>
+    <w:p>
+      <w:pPr>
         <w:pStyle w:val="Heading3"/>
       </w:pPr>
       <w:r>
+        <w:t>Transparent Book Recommender</w:t>
+      </w:r>
+    </w:p>
+    <w:p>
+      <w:pPr>
+        <w:pStyle w:val="Heading3"/>
+      </w:pPr>
+      <w:r>
+        <w:t>Support and stretch</w:t>
+      </w:r>
+    </w:p>
+    <w:p>
+      <w:pPr>
+        <w:pStyle w:val="Heading3"/>
+      </w:pPr>
+      <w:r>
+        <w:t>Exit reflection</w:t>
+      </w:r>
+    </w:p>
+    <w:p>
+      <w:pPr>
+        <w:pStyle w:val="Heading3"/>
+      </w:pPr>
+      <w:r>
+        <w:t>Bridge to the next week</w:t>
+      </w:r>
+    </w:p>
+    <w:p>
+      <w:pPr>
+        <w:pStyle w:val="Heading3"/>
+      </w:pPr>
+      <w:r>
+        <w:t>Support and fresh reassessment</w:t>
+      </w:r>
+    </w:p>
+    <w:p>
+      <w:pPr>
+        <w:pStyle w:val="Heading3"/>
+      </w:pPr>
+      <w:r>
+        <w:t>Plan the delayed return</w:t>
+      </w:r>
+    </w:p>
+    <w:p>
+      <w:pPr>
+        <w:pStyle w:val="Heading3"/>
+      </w:pPr>
+      <w:r>
         <w:t>Project evidence from this case</w:t>
       </w:r>
     </w:p>
     <w:p>
       <w:pPr>
+        <w:pStyle w:val="Heading1"/>
+      </w:pPr>
+      <w:r>
+        <w:t>Reference bank and extra practice</w:t>
+      </w:r>
+    </w:p>
+    <w:p>
+      <w:pPr>
+        <w:pStyle w:val="Heading1"/>
+      </w:pPr>
+      <w:r>
+        <w:t>07. Reference: alternative planning checklist</w:t>
+      </w:r>
+    </w:p>
+    <w:p>
+      <w:r>
+        <w:t>Use as a reminder alongside the main route rather than teaching the cycle twice.</w:t>
+      </w:r>
+    </w:p>
+    <w:p>
+      <w:pPr>
+        <w:pStyle w:val="Heading2"/>
+      </w:pPr>
+      <w:r>
+        <w:t>Preparation and schedule</w:t>
+      </w:r>
+    </w:p>
+    <w:p>
+      <w:pPr>
         <w:spacing w:line="336" w:lineRule="auto" w:after="180"/>
-      </w:pPr>
-      <w:r>
-        <w:rPr>
-          <w:b w:val="0"/>
-        </w:rPr>
-        <w:t xml:space="preserve">Test the recommender’s helper functions with normal, zero and </w:t>
-      </w:r>
-      <w:r>
-        <w:rPr>
-          <w:b/>
-        </w:rPr>
-        <w:t>boundary</w:t>
-      </w:r>
-      <w:r>
-        <w:rPr>
-          <w:b w:val="0"/>
-        </w:rPr>
-        <w:t xml:space="preserve"> </w:t>
-      </w:r>
-      <w:r>
-        <w:rPr>
-          <w:b/>
-        </w:rPr>
-        <w:t>input</w:t>
-      </w:r>
-      <w:r>
-        <w:rPr>
-          <w:b w:val="0"/>
-        </w:rPr>
-        <w:t xml:space="preserve">s before </w:t>
-      </w:r>
-      <w:r>
-        <w:rPr>
-          <w:b/>
-        </w:rPr>
-        <w:t>debug</w:t>
-      </w:r>
-      <w:r>
-        <w:rPr>
-          <w:b w:val="0"/>
-        </w:rPr>
-        <w:t>ging the whole application.</w:t>
-      </w:r>
-    </w:p>
-    <w:p>
-      <w:pPr>
-        <w:pStyle w:val="Heading1"/>
-      </w:pPr>
-      <w:r>
-        <w:t>07. Prepare, teach and assess</w:t>
-      </w:r>
-    </w:p>
-    <w:p>
-      <w:r>
-        <w:t>Use this preparation summary alongside the detailed Debugging Strategies lesson; it is a checklist rather than a replacement for the full sequence.</w:t>
-      </w:r>
-    </w:p>
-    <w:p>
-      <w:pPr>
-        <w:pStyle w:val="Heading3"/>
-      </w:pPr>
-      <w:r>
-        <w:t>Teaching target</w:t>
-      </w:r>
-    </w:p>
-    <w:p>
-      <w:pPr>
-        <w:spacing w:line="336" w:lineRule="auto" w:after="180"/>
-        <w:shd w:fill="EDF7F3"/>
       </w:pPr>
       <w:r>
         <w:rPr>
@@ -4982,8 +5028,15 @@
     </w:tbl>
     <w:p>
       <w:pPr>
+        <w:pStyle w:val="Heading2"/>
+      </w:pPr>
+      <w:r>
+        <w:t>Practice and assessment reminders</w:t>
+      </w:r>
+    </w:p>
+    <w:p>
+      <w:pPr>
         <w:spacing w:line="336" w:lineRule="auto" w:after="180"/>
-        <w:shd w:fill="F5F1FB"/>
       </w:pPr>
       <w:r>
         <w:rPr>
@@ -4994,16 +5047,7 @@
     </w:p>
     <w:p>
       <w:pPr>
-        <w:pStyle w:val="Heading3"/>
-      </w:pPr>
-      <w:r>
-        <w:t>Supported practice answer</w:t>
-      </w:r>
-    </w:p>
-    <w:p>
-      <w:pPr>
         <w:spacing w:line="336" w:lineRule="auto" w:after="180"/>
-        <w:shd w:fill="F1F6FC"/>
       </w:pPr>
       <w:r>
         <w:rPr>
@@ -5048,16 +5092,7 @@
     </w:p>
     <w:p>
       <w:pPr>
-        <w:pStyle w:val="Heading3"/>
-      </w:pPr>
-      <w:r>
-        <w:t>Repair the misconception</w:t>
-      </w:r>
-    </w:p>
-    <w:p>
-      <w:pPr>
         <w:spacing w:line="336" w:lineRule="auto" w:after="180"/>
-        <w:shd w:fill="FFF5E6"/>
       </w:pPr>
       <w:r>
         <w:rPr>
@@ -5093,7 +5128,6 @@
     <w:p>
       <w:pPr>
         <w:spacing w:line="336" w:lineRule="auto" w:after="180"/>
-        <w:shd w:fill="FFF5E6"/>
       </w:pPr>
       <w:r>
         <w:rPr>
@@ -5104,16 +5138,7 @@
     </w:p>
     <w:p>
       <w:pPr>
-        <w:pStyle w:val="Heading3"/>
-      </w:pPr>
-      <w:r>
-        <w:t>Support without giving away the answer</w:t>
-      </w:r>
-    </w:p>
-    <w:p>
-      <w:pPr>
         <w:spacing w:line="336" w:lineRule="auto" w:after="180"/>
-        <w:shd w:fill="F1F6F8"/>
       </w:pPr>
       <w:r>
         <w:rPr>
@@ -5136,16 +5161,7 @@
     </w:p>
     <w:p>
       <w:pPr>
-        <w:pStyle w:val="Heading3"/>
-      </w:pPr>
-      <w:r>
-        <w:t>Extend the reasoning</w:t>
-      </w:r>
-    </w:p>
-    <w:p>
-      <w:pPr>
         <w:spacing w:line="336" w:lineRule="auto" w:after="180"/>
-        <w:shd w:fill="F5F1FB"/>
       </w:pPr>
       <w:r>
         <w:rPr>
@@ -5169,7 +5185,6 @@
     <w:p>
       <w:pPr>
         <w:spacing w:line="336" w:lineRule="auto" w:after="180"/>
-        <w:shd w:fill="F5F1FB"/>
       </w:pPr>
       <w:r>
         <w:rPr>
@@ -5180,16 +5195,7 @@
     </w:p>
     <w:p>
       <w:pPr>
-        <w:pStyle w:val="Heading3"/>
-      </w:pPr>
-      <w:r>
-        <w:t>Protect the independent attempt</w:t>
-      </w:r>
-    </w:p>
-    <w:p>
-      <w:pPr>
         <w:spacing w:line="336" w:lineRule="auto" w:after="180"/>
-        <w:shd w:fill="FFF5E6"/>
       </w:pPr>
       <w:r>
         <w:rPr>
@@ -5384,16 +5390,7 @@
     </w:tbl>
     <w:p>
       <w:pPr>
-        <w:pStyle w:val="Heading3"/>
-      </w:pPr>
-      <w:r>
-        <w:t>Project checkpoint</w:t>
-      </w:r>
-    </w:p>
-    <w:p>
-      <w:pPr>
         <w:spacing w:line="336" w:lineRule="auto" w:after="180"/>
-        <w:shd w:fill="EDF7F3"/>
       </w:pPr>
       <w:r>
         <w:rPr>
@@ -5442,12 +5439,20 @@
         <w:pStyle w:val="Heading1"/>
       </w:pPr>
       <w:r>
-        <w:t>08. Use feedback, labs and repair paths</w:t>
-      </w:r>
-    </w:p>
-    <w:p>
-      <w:r>
-        <w:t>Use feedback, earlier review and portfolios purposefully. Apply the coding routine only when this lesson has an executable lab.</w:t>
+        <w:t>08. Reference: feedback and records</w:t>
+      </w:r>
+    </w:p>
+    <w:p>
+      <w:r>
+        <w:t>Use digital tools where they help retain an explanation and its evidence.</w:t>
+      </w:r>
+    </w:p>
+    <w:p>
+      <w:pPr>
+        <w:pStyle w:val="Heading2"/>
+      </w:pPr>
+      <w:r>
+        <w:t>Keep practice and independent evidence separate</w:t>
       </w:r>
     </w:p>
     <w:p>
@@ -5486,12 +5491,62 @@
     </w:p>
     <w:p>
       <w:pPr>
+        <w:pStyle w:val="Heading2"/>
+      </w:pPr>
+      <w:r>
+        <w:t>Repair and portfolio records</w:t>
+      </w:r>
+    </w:p>
+    <w:p>
+      <w:pPr>
         <w:spacing w:line="336" w:lineRule="auto" w:after="180"/>
       </w:pPr>
       <w:r>
         <w:rPr>
           <w:b w:val="0"/>
         </w:rPr>
+        <w:t>Use the earlier worked-explanation links to address a specific missing building block, then return to the current question. Adapt this suggestion after observing the learner; it is not an automatic diagnosis.</w:t>
+      </w:r>
+    </w:p>
+    <w:p>
+      <w:pPr>
+        <w:spacing w:line="336" w:lineRule="auto" w:after="180"/>
+      </w:pPr>
+      <w:r>
+        <w:rPr>
+          <w:b w:val="0"/>
+        </w:rPr>
+        <w:t xml:space="preserve">Collect the completed-work portfolio as </w:t>
+      </w:r>
+      <w:r>
+        <w:rPr>
+          <w:b/>
+        </w:rPr>
+        <w:t>evidence</w:t>
+      </w:r>
+      <w:r>
+        <w:rPr>
+          <w:b w:val="0"/>
+        </w:rPr>
+        <w:t>. Record support separately from correctness, and assess explanation, trace/test and limitations. Progress ticks and quiz selections alone do not establish mastery.</w:t>
+      </w:r>
+    </w:p>
+    <w:p>
+      <w:pPr>
+        <w:pStyle w:val="Heading2"/>
+      </w:pPr>
+      <w:r>
+        <w:t>Earlier wording, alternatives and picture transcripts · reference / check after trying</w:t>
+      </w:r>
+    </w:p>
+    <w:p>
+      <w:pPr>
+        <w:spacing w:line="336" w:lineRule="auto" w:after="180"/>
+      </w:pPr>
+      <w:r>
+        <w:rPr>
+          <w:b w:val="0"/>
+        </w:rPr>
         <w:t xml:space="preserve">Ask students to predict before running code. Preserve errors and actual </w:t>
       </w:r>
       <w:r>
@@ -5521,77 +5576,20 @@
     </w:p>
     <w:p>
       <w:pPr>
-        <w:spacing w:line="336" w:lineRule="auto" w:after="180"/>
-      </w:pPr>
-      <w:r>
-        <w:rPr>
-          <w:b w:val="0"/>
-        </w:rPr>
-        <w:t>Use the earlier worked-explanation links to address a specific missing building block, then return to the current question. Adapt this suggestion after observing the learner; it is not an automatic diagnosis.</w:t>
-      </w:r>
-    </w:p>
-    <w:p>
-      <w:pPr>
-        <w:spacing w:line="336" w:lineRule="auto" w:after="180"/>
-      </w:pPr>
-      <w:r>
-        <w:rPr>
-          <w:b w:val="0"/>
-        </w:rPr>
-        <w:t xml:space="preserve">Collect the completed-work portfolio as </w:t>
-      </w:r>
-      <w:r>
-        <w:rPr>
-          <w:b/>
-        </w:rPr>
-        <w:t>evidence</w:t>
-      </w:r>
-      <w:r>
-        <w:rPr>
-          <w:b w:val="0"/>
-        </w:rPr>
-        <w:t>. Record support separately from correctness, and assess explanation, trace/test and limitations. Progress ticks and quiz selections alone do not establish mastery.</w:t>
-      </w:r>
-    </w:p>
-    <w:p>
-      <w:pPr>
         <w:pStyle w:val="Heading1"/>
       </w:pPr>
       <w:r>
-        <w:t>09. Visual concept journey</w:t>
-      </w:r>
-    </w:p>
-    <w:p>
-      <w:r>
-        <w:t>Show one Debugging Strategies graphic at a time, request a prediction and discuss its trace before the independent assessment.</w:t>
-      </w:r>
-    </w:p>
-    <w:p>
-      <w:pPr>
-        <w:spacing w:line="336" w:lineRule="auto" w:after="180"/>
-      </w:pPr>
-      <w:r>
-        <w:rPr>
-          <w:b w:val="0"/>
-        </w:rPr>
-        <w:t xml:space="preserve">Use one picture at a time. Hide a worked result before asking for a </w:t>
-      </w:r>
-      <w:r>
-        <w:rPr>
-          <w:b/>
-        </w:rPr>
-        <w:t>prediction</w:t>
-      </w:r>
-      <w:r>
-        <w:rPr>
-          <w:b w:val="0"/>
-        </w:rPr>
-        <w:t>, then reveal it for feedback. These are supported teaching cases; retain the separate independent assessment for a fresh first attempt.</w:t>
-      </w:r>
-    </w:p>
-    <w:p>
-      <w:pPr>
-        <w:pStyle w:val="Heading3"/>
+        <w:t>09. Reference: teach with the six pictures</w:t>
+      </w:r>
+    </w:p>
+    <w:p>
+      <w:r>
+        <w:t>Choose the picture for the teaching move and connect it to the explanation.</w:t>
+      </w:r>
+    </w:p>
+    <w:p>
+      <w:pPr>
+        <w:pStyle w:val="Heading2"/>
       </w:pPr>
       <w:r>
         <w:t>01. Debugging Strategies: the case</w:t>
@@ -5602,7 +5600,7 @@
         <w:drawing>
           <wp:inline xmlns:a="http://schemas.openxmlformats.org/drawingml/2006/main" xmlns:pic="http://schemas.openxmlformats.org/drawingml/2006/picture">
             <wp:extent cx="5486400" cy="2840736"/>
-            <wp:docPr id="3" name="Picture 3" descr="A fictional shelf function should count books in complete bundles plus loose books. Supplied facts: Correct definition: shelf(bundle_count,loose) returns bundle_count*6+loose. Faulty copied body returns (bundle_count+loose)*6. Predict tests before running."/>
+            <wp:docPr id="5" name="Picture 5" descr="A fictional shelf function should count books in complete bundles plus loose books. Supplied facts: Correct definition: shelf(bundle_count,loose) returns bundle_count*6+loose. Faulty copied body returns (bundle_count+loose)*6. Predict tests before running."/>
             <wp:cNvGraphicFramePr>
               <a:graphicFrameLocks noChangeAspect="1"/>
             </wp:cNvGraphicFramePr>
@@ -5614,7 +5612,7 @@
                     <pic:cNvPicPr/>
                   </pic:nvPicPr>
                   <pic:blipFill>
-                    <a:blip r:embed="rId11"/>
+                    <a:blip r:embed="rId13"/>
                     <a:stretch>
                       <a:fillRect/>
                     </a:stretch>
@@ -5658,7 +5656,6 @@
     <w:p>
       <w:pPr>
         <w:spacing w:line="336" w:lineRule="auto" w:after="180"/>
-        <w:shd w:fill="F5F1FB"/>
       </w:pPr>
       <w:r>
         <w:rPr>
@@ -5669,16 +5666,7 @@
     </w:p>
     <w:p>
       <w:pPr>
-        <w:pStyle w:val="Heading3"/>
-      </w:pPr>
-      <w:r>
-        <w:t>Discuss while showing the picture</w:t>
-      </w:r>
-    </w:p>
-    <w:p>
-      <w:pPr>
         <w:spacing w:line="336" w:lineRule="auto" w:after="180"/>
-        <w:shd w:fill="F1F6F8"/>
       </w:pPr>
       <w:r>
         <w:rPr>
@@ -5689,7 +5677,7 @@
     </w:p>
     <w:p>
       <w:pPr>
-        <w:pStyle w:val="Heading3"/>
+        <w:pStyle w:val="Heading2"/>
       </w:pPr>
       <w:r>
         <w:t>02. Follow the deciding steps</w:t>
@@ -5700,7 +5688,7 @@
         <w:drawing>
           <wp:inline xmlns:a="http://schemas.openxmlformats.org/drawingml/2006/main" xmlns:pic="http://schemas.openxmlformats.org/drawingml/2006/picture">
             <wp:extent cx="5486400" cy="4005072"/>
-            <wp:docPr id="4" name="Picture 4" descr="Expected normal test: For (2,1), correct result is 2×6+1=13. → Faulty trace: Copied code gives (2+1)×6=18. → Zero-bundle test: For (0,3), correct 3; copied code 18. → Nonrevealing test: For (2,0), both return 12; a pass does not locate every bug."/>
+            <wp:docPr id="6" name="Picture 6" descr="Expected normal test: For (2,1), correct result is 2×6+1=13. → Faulty trace: Copied code gives (2+1)×6=18. → Zero-bundle test: For (0,3), correct 3; copied code 18. → Nonrevealing test: For (2,0), both return 12; a pass does not locate every bug."/>
             <wp:cNvGraphicFramePr>
               <a:graphicFrameLocks noChangeAspect="1"/>
             </wp:cNvGraphicFramePr>
@@ -5712,7 +5700,7 @@
                     <pic:cNvPicPr/>
                   </pic:nvPicPr>
                   <pic:blipFill>
-                    <a:blip r:embed="rId12"/>
+                    <a:blip r:embed="rId10"/>
                     <a:stretch>
                       <a:fillRect/>
                     </a:stretch>
@@ -5745,7 +5733,6 @@
     <w:p>
       <w:pPr>
         <w:spacing w:line="336" w:lineRule="auto" w:after="180"/>
-        <w:shd w:fill="F5F1FB"/>
       </w:pPr>
       <w:r>
         <w:rPr>
@@ -5768,16 +5755,7 @@
     </w:p>
     <w:p>
       <w:pPr>
-        <w:pStyle w:val="Heading3"/>
-      </w:pPr>
-      <w:r>
-        <w:t>Discuss while showing the picture</w:t>
-      </w:r>
-    </w:p>
-    <w:p>
-      <w:pPr>
         <w:spacing w:line="336" w:lineRule="auto" w:after="180"/>
-        <w:shd w:fill="F1F6F8"/>
       </w:pPr>
       <w:r>
         <w:rPr>
@@ -5800,7 +5778,7 @@
     </w:p>
     <w:p>
       <w:pPr>
-        <w:pStyle w:val="Heading3"/>
+        <w:pStyle w:val="Heading2"/>
       </w:pPr>
       <w:r>
         <w:t>03. Expected outputs versus a specific bug</w:t>
@@ -5811,7 +5789,7 @@
         <w:drawing>
           <wp:inline xmlns:a="http://schemas.openxmlformats.org/drawingml/2006/main" xmlns:pic="http://schemas.openxmlformats.org/drawingml/2006/picture">
             <wp:extent cx="5486400" cy="3617976"/>
-            <wp:docPr id="5" name="Picture 5" descr="Expected outputs versus a specific bug. Test 1: Bundles = 2, Loose = 1, Correct = 13, Faulty = 18. Test 2: Bundles = 0, Loose = 3, Correct = 3, Faulty = 18. Test 3: Bundles = 2, Loose = 0, Correct = 12, Faulty = 12."/>
+            <wp:docPr id="7" name="Picture 7" descr="Expected outputs versus a specific bug. Test 1: Bundles = 2, Loose = 1, Correct = 13, Faulty = 18. Test 2: Bundles = 0, Loose = 3, Correct = 3, Faulty = 18. Test 3: Bundles = 2, Loose = 0, Correct = 12, Faulty = 12."/>
             <wp:cNvGraphicFramePr>
               <a:graphicFrameLocks noChangeAspect="1"/>
             </wp:cNvGraphicFramePr>
@@ -5823,7 +5801,7 @@
                     <pic:cNvPicPr/>
                   </pic:nvPicPr>
                   <pic:blipFill>
-                    <a:blip r:embed="rId13"/>
+                    <a:blip r:embed="rId9"/>
                     <a:stretch>
                       <a:fillRect/>
                     </a:stretch>
@@ -5868,7 +5846,6 @@
     <w:p>
       <w:pPr>
         <w:spacing w:line="336" w:lineRule="auto" w:after="180"/>
-        <w:shd w:fill="F5F1FB"/>
       </w:pPr>
       <w:r>
         <w:rPr>
@@ -5879,16 +5856,7 @@
     </w:p>
     <w:p>
       <w:pPr>
-        <w:pStyle w:val="Heading3"/>
-      </w:pPr>
-      <w:r>
-        <w:t>Discuss while showing the picture</w:t>
-      </w:r>
-    </w:p>
-    <w:p>
-      <w:pPr>
         <w:spacing w:line="336" w:lineRule="auto" w:after="180"/>
-        <w:shd w:fill="F1F6F8"/>
       </w:pPr>
       <w:r>
         <w:rPr>
@@ -5900,7 +5868,6 @@
     <w:p>
       <w:pPr>
         <w:spacing w:line="336" w:lineRule="auto" w:after="180"/>
-        <w:shd w:fill="F1F6F8"/>
       </w:pPr>
       <w:r>
         <w:rPr>
@@ -5911,7 +5878,7 @@
     </w:p>
     <w:p>
       <w:pPr>
-        <w:pStyle w:val="Heading3"/>
+        <w:pStyle w:val="Heading2"/>
       </w:pPr>
       <w:r>
         <w:t>04. Change one thing. Trace what follows.</w:t>
@@ -5922,7 +5889,7 @@
         <w:drawing>
           <wp:inline xmlns:a="http://schemas.openxmlformats.org/drawingml/2006/main" xmlns:pic="http://schemas.openxmlformats.org/drawingml/2006/picture">
             <wp:extent cx="5486400" cy="3026664"/>
-            <wp:docPr id="6" name="Picture 6" descr="Original case: For (2,0), both return 12; a pass does not locate every bug. Changed condition: Repair the body to bundle_count*6+loose. Expected result: Expected results for (2,1),(0,3),(2,0) are 13,3,12. Reason: Only bundles are groups of six; loose books are counted individually."/>
+            <wp:docPr id="8" name="Picture 8" descr="Original case: For (2,0), both return 12; a pass does not locate every bug. Changed condition: Repair the body to bundle_count*6+loose. Expected result: Expected results for (2,1),(0,3),(2,0) are 13,3,12. Reason: Only bundles are groups of six; loose books are counted individually."/>
             <wp:cNvGraphicFramePr>
               <a:graphicFrameLocks noChangeAspect="1"/>
             </wp:cNvGraphicFramePr>
@@ -5978,7 +5945,6 @@
     <w:p>
       <w:pPr>
         <w:spacing w:line="336" w:lineRule="auto" w:after="180"/>
-        <w:shd w:fill="F5F1FB"/>
       </w:pPr>
       <w:r>
         <w:rPr>
@@ -5989,16 +5955,7 @@
     </w:p>
     <w:p>
       <w:pPr>
-        <w:pStyle w:val="Heading3"/>
-      </w:pPr>
-      <w:r>
-        <w:t>Discuss while showing the picture</w:t>
-      </w:r>
-    </w:p>
-    <w:p>
-      <w:pPr>
         <w:spacing w:line="336" w:lineRule="auto" w:after="180"/>
-        <w:shd w:fill="F1F6F8"/>
       </w:pPr>
       <w:r>
         <w:rPr>
@@ -6010,7 +5967,6 @@
     <w:p>
       <w:pPr>
         <w:spacing w:line="336" w:lineRule="auto" w:after="180"/>
-        <w:shd w:fill="F1F6F8"/>
       </w:pPr>
       <w:r>
         <w:rPr>
@@ -6021,7 +5977,7 @@
     </w:p>
     <w:p>
       <w:pPr>
-        <w:pStyle w:val="Heading3"/>
+        <w:pStyle w:val="Heading2"/>
       </w:pPr>
       <w:r>
         <w:t>05. Connect the explanation to its limit</w:t>
@@ -6032,7 +5988,7 @@
         <w:drawing>
           <wp:inline xmlns:a="http://schemas.openxmlformats.org/drawingml/2006/main" xmlns:pic="http://schemas.openxmlformats.org/drawingml/2006/picture">
             <wp:extent cx="5486400" cy="2834640"/>
-            <wp:docPr id="7" name="Picture 7" descr="Test cases need not all expose the same error. Here loose books must be added after multiplying bundles. A zero-loose case cannot distinguish the two formulas because multiplying zero loose books changes nothing. Keep expected and actual columns so an observed output does not quietly become its own expected answer. Limit: These three tests check a specified formula and bug; they do not prove correct handling of every type or invalid request."/>
+            <wp:docPr id="9" name="Picture 9" descr="Test cases need not all expose the same error. Here loose books must be added after multiplying bundles. A zero-loose case cannot distinguish the two formulas because multiplying zero loose books changes nothing. Keep expected and actual columns so an observed output does not quietly become its own expected answer. Limit: These three tests check a specified formula and bug; they do not prove correct handling of every type or invalid request."/>
             <wp:cNvGraphicFramePr>
               <a:graphicFrameLocks noChangeAspect="1"/>
             </wp:cNvGraphicFramePr>
@@ -6117,7 +6073,6 @@
     <w:p>
       <w:pPr>
         <w:spacing w:line="336" w:lineRule="auto" w:after="180"/>
-        <w:shd w:fill="F5F1FB"/>
       </w:pPr>
       <w:r>
         <w:rPr>
@@ -6128,16 +6083,7 @@
     </w:p>
     <w:p>
       <w:pPr>
-        <w:pStyle w:val="Heading3"/>
-      </w:pPr>
-      <w:r>
-        <w:t>Discuss while showing the picture</w:t>
-      </w:r>
-    </w:p>
-    <w:p>
-      <w:pPr>
         <w:spacing w:line="336" w:lineRule="auto" w:after="180"/>
-        <w:shd w:fill="F1F6F8"/>
       </w:pPr>
       <w:r>
         <w:rPr>
@@ -6149,7 +6095,6 @@
     <w:p>
       <w:pPr>
         <w:spacing w:line="336" w:lineRule="auto" w:after="180"/>
-        <w:shd w:fill="F1F6F8"/>
       </w:pPr>
       <w:r>
         <w:rPr>
@@ -6160,7 +6105,7 @@
     </w:p>
     <w:p>
       <w:pPr>
-        <w:pStyle w:val="Heading3"/>
+        <w:pStyle w:val="Heading2"/>
       </w:pPr>
       <w:r>
         <w:t>06. Make the idea visible in your project</w:t>
@@ -6171,7 +6116,7 @@
         <w:drawing>
           <wp:inline xmlns:a="http://schemas.openxmlformats.org/drawingml/2006/main" xmlns:pic="http://schemas.openxmlformats.org/drawingml/2006/picture">
             <wp:extent cx="5486400" cy="3380232"/>
-            <wp:docPr id="8" name="Picture 8" descr="Test the recommender’s helper functions with normal, zero and boundary inputs before debugging the whole application. Draw your input, deciding step, result and limit. Supported question: Which test most directly isolates the handling of loose books, and what should it produce?"/>
+            <wp:docPr id="10" name="Picture 10" descr="Test the recommender’s helper functions with normal, zero and boundary inputs before debugging the whole application. Draw your input, deciding step, result and limit. Supported question: Which test most directly isolates the handling of loose books, and what should it produce?"/>
             <wp:cNvGraphicFramePr>
               <a:graphicFrameLocks noChangeAspect="1"/>
             </wp:cNvGraphicFramePr>
@@ -6275,7 +6220,6 @@
     <w:p>
       <w:pPr>
         <w:spacing w:line="336" w:lineRule="auto" w:after="180"/>
-        <w:shd w:fill="F5F1FB"/>
       </w:pPr>
       <w:r>
         <w:rPr>
@@ -6298,46 +6242,115 @@
     </w:p>
     <w:p>
       <w:pPr>
+        <w:spacing w:line="336" w:lineRule="auto" w:after="180"/>
+      </w:pPr>
+      <w:r>
+        <w:rPr>
+          <w:b w:val="0"/>
+        </w:rPr>
+        <w:t xml:space="preserve">Teacher prompt: Draw your project trace and justify the deciding step using </w:t>
+      </w:r>
+      <w:r>
+        <w:rPr>
+          <w:b/>
+        </w:rPr>
+        <w:t>evidence</w:t>
+      </w:r>
+      <w:r>
+        <w:rPr>
+          <w:b w:val="0"/>
+        </w:rPr>
+        <w:t>. Ask learners to describe one label or arrow in ordinary words. Use the adjacent transcript if the image is difficult to see.</w:t>
+      </w:r>
+    </w:p>
+    <w:p>
+      <w:pPr>
+        <w:spacing w:line="336" w:lineRule="auto" w:after="180"/>
+      </w:pPr>
+      <w:r>
+        <w:rPr>
+          <w:b w:val="0"/>
+        </w:rPr>
+        <w:t>Supported practice key: (0,3) isolates loose books: expected 3. The faulty body gives 18.</w:t>
+      </w:r>
+    </w:p>
+    <w:p>
+      <w:pPr>
+        <w:pStyle w:val="Heading2"/>
+      </w:pPr>
+      <w:r>
+        <w:t>Earlier wording, alternatives and picture transcripts · reference / check after trying</w:t>
+      </w:r>
+    </w:p>
+    <w:p>
+      <w:pPr>
+        <w:spacing w:line="336" w:lineRule="auto" w:after="180"/>
+      </w:pPr>
+      <w:r>
+        <w:rPr>
+          <w:b w:val="0"/>
+        </w:rPr>
+        <w:t xml:space="preserve">Use one picture at a time. Hide a worked result before asking for a </w:t>
+      </w:r>
+      <w:r>
+        <w:rPr>
+          <w:b/>
+        </w:rPr>
+        <w:t>prediction</w:t>
+      </w:r>
+      <w:r>
+        <w:rPr>
+          <w:b w:val="0"/>
+        </w:rPr>
+        <w:t>, then reveal it for feedback. These are supported teaching cases; retain the separate independent assessment for a fresh first attempt.</w:t>
+      </w:r>
+    </w:p>
+    <w:p>
+      <w:pPr>
         <w:pStyle w:val="Heading3"/>
       </w:pPr>
       <w:r>
-        <w:t>Discuss while showing the picture</w:t>
-      </w:r>
-    </w:p>
-    <w:p>
-      <w:pPr>
-        <w:spacing w:line="336" w:lineRule="auto" w:after="180"/>
-        <w:shd w:fill="F1F6F8"/>
-      </w:pPr>
-      <w:r>
-        <w:rPr>
-          <w:b w:val="0"/>
-        </w:rPr>
-        <w:t xml:space="preserve">Teacher prompt: Draw your project trace and justify the deciding step using </w:t>
-      </w:r>
-      <w:r>
-        <w:rPr>
-          <w:b/>
-        </w:rPr>
-        <w:t>evidence</w:t>
-      </w:r>
-      <w:r>
-        <w:rPr>
-          <w:b w:val="0"/>
-        </w:rPr>
-        <w:t>. Ask learners to describe one label or arrow in ordinary words. Use the adjacent transcript if the image is difficult to see.</w:t>
-      </w:r>
-    </w:p>
-    <w:p>
-      <w:pPr>
-        <w:spacing w:line="336" w:lineRule="auto" w:after="180"/>
-        <w:shd w:fill="F1F6F8"/>
-      </w:pPr>
-      <w:r>
-        <w:rPr>
-          <w:b w:val="0"/>
-        </w:rPr>
-        <w:t>Supported practice key: (0,3) isolates loose books: expected 3. The faulty body gives 18.</w:t>
+        <w:t>01. Debugging Strategies: the case</w:t>
+      </w:r>
+    </w:p>
+    <w:p>
+      <w:pPr>
+        <w:pStyle w:val="Heading3"/>
+      </w:pPr>
+      <w:r>
+        <w:t>02. Follow the deciding steps</w:t>
+      </w:r>
+    </w:p>
+    <w:p>
+      <w:pPr>
+        <w:pStyle w:val="Heading3"/>
+      </w:pPr>
+      <w:r>
+        <w:t>03. Expected outputs versus a specific bug</w:t>
+      </w:r>
+    </w:p>
+    <w:p>
+      <w:pPr>
+        <w:pStyle w:val="Heading3"/>
+      </w:pPr>
+      <w:r>
+        <w:t>04. Change one thing. Trace what follows.</w:t>
+      </w:r>
+    </w:p>
+    <w:p>
+      <w:pPr>
+        <w:pStyle w:val="Heading3"/>
+      </w:pPr>
+      <w:r>
+        <w:t>05. Connect the explanation to its limit</w:t>
+      </w:r>
+    </w:p>
+    <w:p>
+      <w:pPr>
+        <w:pStyle w:val="Heading3"/>
+      </w:pPr>
+      <w:r>
+        <w:t>06. Make the idea visible in your project</w:t>
       </w:r>
     </w:p>
     <w:sectPr>
